--- a/doc/软件人员编制文档/RS485通信协议.docx
+++ b/doc/软件人员编制文档/RS485通信协议.docx
@@ -1,6 +1,6 @@
 
 <file path=word/document.xml><?xml version="1.0" encoding="utf-8"?>
-<w:document xmlns:wpc="http://schemas.microsoft.com/office/word/2010/wordprocessingCanvas" xmlns:mc="http://schemas.openxmlformats.org/markup-compatibility/2006" xmlns:o="urn:schemas-microsoft-com:office:office" xmlns:r="http://schemas.openxmlformats.org/officeDocument/2006/relationships" xmlns:m="http://schemas.openxmlformats.org/officeDocument/2006/math" xmlns:v="urn:schemas-microsoft-com:vml" xmlns:wp14="http://schemas.microsoft.com/office/word/2010/wordprocessingDrawing" xmlns:wp="http://schemas.openxmlformats.org/drawingml/2006/wordprocessingDrawing" xmlns:w10="urn:schemas-microsoft-com:office:word" xmlns:w="http://schemas.openxmlformats.org/wordprocessingml/2006/main" xmlns:w14="http://schemas.microsoft.com/office/word/2010/wordml" xmlns:wpg="http://schemas.microsoft.com/office/word/2010/wordprocessingGroup" xmlns:wpi="http://schemas.microsoft.com/office/word/2010/wordprocessingInk" xmlns:wne="http://schemas.microsoft.com/office/word/2006/wordml" xmlns:wps="http://schemas.microsoft.com/office/word/2010/wordprocessingShape" mc:Ignorable="w14 wp14">
+<w:document xmlns:wpc="http://schemas.microsoft.com/office/word/2010/wordprocessingCanvas" xmlns:cx="http://schemas.microsoft.com/office/drawing/2014/chartex" xmlns:cx1="http://schemas.microsoft.com/office/drawing/2015/9/8/chartex" xmlns:cx2="http://schemas.microsoft.com/office/drawing/2015/10/21/chartex" xmlns:cx3="http://schemas.microsoft.com/office/drawing/2016/5/9/chartex" xmlns:cx4="http://schemas.microsoft.com/office/drawing/2016/5/10/chartex" xmlns:cx5="http://schemas.microsoft.com/office/drawing/2016/5/11/chartex" xmlns:cx6="http://schemas.microsoft.com/office/drawing/2016/5/12/chartex" xmlns:cx7="http://schemas.microsoft.com/office/drawing/2016/5/13/chartex" xmlns:cx8="http://schemas.microsoft.com/office/drawing/2016/5/14/chartex" xmlns:mc="http://schemas.openxmlformats.org/markup-compatibility/2006" xmlns:aink="http://schemas.microsoft.com/office/drawing/2016/ink" xmlns:am3d="http://schemas.microsoft.com/office/drawing/2017/model3d" xmlns:o="urn:schemas-microsoft-com:office:office" xmlns:r="http://schemas.openxmlformats.org/officeDocument/2006/relationships" xmlns:m="http://schemas.openxmlformats.org/officeDocument/2006/math" xmlns:v="urn:schemas-microsoft-com:vml" xmlns:wp14="http://schemas.microsoft.com/office/word/2010/wordprocessingDrawing" xmlns:wp="http://schemas.openxmlformats.org/drawingml/2006/wordprocessingDrawing" xmlns:w10="urn:schemas-microsoft-com:office:word" xmlns:w="http://schemas.openxmlformats.org/wordprocessingml/2006/main" xmlns:w14="http://schemas.microsoft.com/office/word/2010/wordml" xmlns:w15="http://schemas.microsoft.com/office/word/2012/wordml" xmlns:w16cex="http://schemas.microsoft.com/office/word/2018/wordml/cex" xmlns:w16cid="http://schemas.microsoft.com/office/word/2016/wordml/cid" xmlns:w16="http://schemas.microsoft.com/office/word/2018/wordml" xmlns:w16se="http://schemas.microsoft.com/office/word/2015/wordml/symex" xmlns:wpg="http://schemas.microsoft.com/office/word/2010/wordprocessingGroup" xmlns:wpi="http://schemas.microsoft.com/office/word/2010/wordprocessingInk" xmlns:wne="http://schemas.microsoft.com/office/word/2006/wordml" xmlns:wps="http://schemas.microsoft.com/office/word/2010/wordprocessingShape" mc:Ignorable="w14 w15 w16se w16cid w16 w16cex wp14">
   <w:body>
     <w:p>
       <w:pPr>
@@ -113,21 +113,7 @@
         <w:rPr>
           <w:rFonts w:hint="eastAsia"/>
         </w:rPr>
-        <w:t>通信</w:t>
-      </w:r>
-      <w:proofErr w:type="gramStart"/>
-      <w:r>
-        <w:rPr>
-          <w:rFonts w:hint="eastAsia"/>
-        </w:rPr>
-        <w:t>帧</w:t>
-      </w:r>
-      <w:proofErr w:type="gramEnd"/>
-      <w:r>
-        <w:rPr>
-          <w:rFonts w:hint="eastAsia"/>
-        </w:rPr>
-        <w:t>分为上传数据和下传数据：上传数据为本模块向上位机发送的信息；下传数据为上位机向本模块发送的信息。</w:t>
+        <w:t>通信帧分为上传数据和下传数据：上传数据为本模块向上位机发送的信息；下传数据为上位机向本模块发送的信息。</w:t>
       </w:r>
     </w:p>
     <w:p/>
@@ -136,21 +122,7 @@
         <w:rPr>
           <w:rFonts w:hint="eastAsia"/>
         </w:rPr>
-        <w:t>下传通信</w:t>
-      </w:r>
-      <w:proofErr w:type="gramStart"/>
-      <w:r>
-        <w:rPr>
-          <w:rFonts w:hint="eastAsia"/>
-        </w:rPr>
-        <w:t>帧</w:t>
-      </w:r>
-      <w:proofErr w:type="gramEnd"/>
-      <w:r>
-        <w:rPr>
-          <w:rFonts w:hint="eastAsia"/>
-        </w:rPr>
-        <w:t>结构如下：</w:t>
+        <w:t>下传通信帧结构如下：</w:t>
       </w:r>
     </w:p>
     <w:tbl>
@@ -274,21 +246,7 @@
         <w:rPr>
           <w:rFonts w:hint="eastAsia"/>
         </w:rPr>
-        <w:t>通信</w:t>
-      </w:r>
-      <w:proofErr w:type="gramStart"/>
-      <w:r>
-        <w:rPr>
-          <w:rFonts w:hint="eastAsia"/>
-        </w:rPr>
-        <w:t>帧</w:t>
-      </w:r>
-      <w:proofErr w:type="gramEnd"/>
-      <w:r>
-        <w:rPr>
-          <w:rFonts w:hint="eastAsia"/>
-        </w:rPr>
-        <w:t>结构如下：</w:t>
+        <w:t>通信帧结构如下：</w:t>
       </w:r>
     </w:p>
     <w:tbl>
@@ -646,23 +604,7 @@
           <w:rFonts w:hint="eastAsia"/>
           <w:b/>
         </w:rPr>
-        <w:t>通信</w:t>
-      </w:r>
-      <w:proofErr w:type="gramStart"/>
-      <w:r>
-        <w:rPr>
-          <w:rFonts w:hint="eastAsia"/>
-          <w:b/>
-        </w:rPr>
-        <w:t>帧</w:t>
-      </w:r>
-      <w:proofErr w:type="gramEnd"/>
-      <w:r>
-        <w:rPr>
-          <w:rFonts w:hint="eastAsia"/>
-          <w:b/>
-        </w:rPr>
-        <w:t>定义表</w:t>
+        <w:t>通信帧定义表</w:t>
       </w:r>
       <w:r>
         <w:rPr>
@@ -787,21 +729,7 @@
         <w:rPr>
           <w:rFonts w:hint="eastAsia"/>
         </w:rPr>
-        <w:t>通信</w:t>
-      </w:r>
-      <w:proofErr w:type="gramStart"/>
-      <w:r>
-        <w:rPr>
-          <w:rFonts w:hint="eastAsia"/>
-        </w:rPr>
-        <w:t>帧</w:t>
-      </w:r>
-      <w:proofErr w:type="gramEnd"/>
-      <w:r>
-        <w:rPr>
-          <w:rFonts w:hint="eastAsia"/>
-        </w:rPr>
-        <w:t>定义表</w:t>
+        <w:t>通信帧定义表</w:t>
       </w:r>
     </w:p>
     <w:tbl>
@@ -1010,16 +938,8 @@
               <w:rPr>
                 <w:rFonts w:hint="eastAsia"/>
               </w:rPr>
-              <w:t>发送自</w:t>
-            </w:r>
-            <w:proofErr w:type="gramStart"/>
-            <w:r>
-              <w:rPr>
-                <w:rFonts w:hint="eastAsia"/>
-              </w:rPr>
-              <w:t>检命令</w:t>
-            </w:r>
-            <w:proofErr w:type="gramEnd"/>
+              <w:t>发送自检命令</w:t>
+            </w:r>
           </w:p>
         </w:tc>
         <w:tc>
@@ -1645,9 +1565,6 @@
           <w:p>
             <w:pPr>
               <w:jc w:val="center"/>
-              <w:rPr>
-                <w:rFonts w:hint="eastAsia"/>
-              </w:rPr>
             </w:pPr>
             <w:r>
               <w:rPr>
@@ -1664,9 +1581,6 @@
           <w:p>
             <w:pPr>
               <w:jc w:val="center"/>
-              <w:rPr>
-                <w:rFonts w:hint="eastAsia"/>
-              </w:rPr>
             </w:pPr>
             <w:r>
               <w:rPr>
@@ -1683,21 +1597,12 @@
           <w:p>
             <w:pPr>
               <w:jc w:val="center"/>
-              <w:rPr>
-                <w:rFonts w:hint="eastAsia"/>
-              </w:rPr>
-            </w:pPr>
-            <w:r>
-              <w:rPr>
-                <w:rFonts w:hint="eastAsia"/>
-              </w:rPr>
-              <w:t>0x0</w:t>
-            </w:r>
-            <w:r>
-              <w:rPr>
-                <w:rFonts w:hint="eastAsia"/>
-              </w:rPr>
-              <w:t>8</w:t>
+            </w:pPr>
+            <w:r>
+              <w:rPr>
+                <w:rFonts w:hint="eastAsia"/>
+              </w:rPr>
+              <w:t>0x08</w:t>
             </w:r>
           </w:p>
         </w:tc>
@@ -1708,9 +1613,6 @@
           <w:p>
             <w:pPr>
               <w:jc w:val="center"/>
-              <w:rPr>
-                <w:rFonts w:hint="eastAsia"/>
-              </w:rPr>
             </w:pPr>
             <w:r>
               <w:rPr>
@@ -1727,21 +1629,12 @@
           <w:p>
             <w:pPr>
               <w:jc w:val="center"/>
-              <w:rPr>
-                <w:rFonts w:hint="eastAsia"/>
-              </w:rPr>
-            </w:pPr>
-            <w:r>
-              <w:rPr>
-                <w:rFonts w:hint="eastAsia"/>
-              </w:rPr>
-              <w:t>发送初始化</w:t>
-            </w:r>
-            <w:r>
-              <w:rPr>
-                <w:rFonts w:hint="eastAsia"/>
-              </w:rPr>
-              <w:t>命令</w:t>
+            </w:pPr>
+            <w:r>
+              <w:rPr>
+                <w:rFonts w:hint="eastAsia"/>
+              </w:rPr>
+              <w:t>发送初始化命令</w:t>
             </w:r>
           </w:p>
         </w:tc>
@@ -1752,9 +1645,6 @@
           <w:p>
             <w:pPr>
               <w:jc w:val="center"/>
-              <w:rPr>
-                <w:rFonts w:hint="eastAsia"/>
-              </w:rPr>
             </w:pPr>
             <w:r>
               <w:rPr>
@@ -1771,9 +1661,6 @@
           <w:p>
             <w:pPr>
               <w:jc w:val="center"/>
-              <w:rPr>
-                <w:rFonts w:hint="eastAsia"/>
-              </w:rPr>
             </w:pPr>
             <w:r>
               <w:rPr>
@@ -1818,10 +1705,73 @@
           <w:noProof/>
         </w:rPr>
         <w:drawing>
-          <wp:inline distT="0" distB="0" distL="0" distR="0" wp14:anchorId="590F7119" wp14:editId="4072A732">
+          <wp:inline distT="0" distB="0" distL="0" distR="0" wp14:anchorId="01AD916B" wp14:editId="7AB0776E">
             <wp:extent cx="2113200" cy="1137600"/>
             <wp:effectExtent l="0" t="0" r="1905" b="5715"/>
             <wp:docPr id="1" name="图片 1"/>
+            <wp:cNvGraphicFramePr>
+              <a:graphicFrameLocks xmlns:a="http://schemas.openxmlformats.org/drawingml/2006/main" noChangeAspect="1"/>
+            </wp:cNvGraphicFramePr>
+            <a:graphic xmlns:a="http://schemas.openxmlformats.org/drawingml/2006/main">
+              <a:graphicData uri="http://schemas.openxmlformats.org/drawingml/2006/picture">
+                <pic:pic xmlns:pic="http://schemas.openxmlformats.org/drawingml/2006/picture">
+                  <pic:nvPicPr>
+                    <pic:cNvPr id="0" name=""/>
+                    <pic:cNvPicPr/>
+                  </pic:nvPicPr>
+                  <pic:blipFill>
+                    <a:blip r:embed="rId6"/>
+                    <a:stretch>
+                      <a:fillRect/>
+                    </a:stretch>
+                  </pic:blipFill>
+                  <pic:spPr>
+                    <a:xfrm>
+                      <a:off x="0" y="0"/>
+                      <a:ext cx="2113200" cy="1137600"/>
+                    </a:xfrm>
+                    <a:prstGeom prst="rect">
+                      <a:avLst/>
+                    </a:prstGeom>
+                  </pic:spPr>
+                </pic:pic>
+              </a:graphicData>
+            </a:graphic>
+          </wp:inline>
+        </w:drawing>
+      </w:r>
+    </w:p>
+    <w:p>
+      <w:pPr>
+        <w:pStyle w:val="a3"/>
+        <w:numPr>
+          <w:ilvl w:val="0"/>
+          <w:numId w:val="2"/>
+        </w:numPr>
+        <w:ind w:firstLineChars="0"/>
+        <w:jc w:val="left"/>
+      </w:pPr>
+      <w:r>
+        <w:rPr>
+          <w:rFonts w:hint="eastAsia"/>
+        </w:rPr>
+        <w:t>握手确认</w:t>
+      </w:r>
+      <w:r>
+        <w:rPr>
+          <w:rFonts w:hint="eastAsia"/>
+        </w:rPr>
+        <w:t xml:space="preserve">  </w:t>
+      </w:r>
+      <w:r>
+        <w:rPr>
+          <w:noProof/>
+        </w:rPr>
+        <w:drawing>
+          <wp:inline distT="0" distB="0" distL="0" distR="0" wp14:anchorId="5EE2B4B1" wp14:editId="3A3AD347">
+            <wp:extent cx="2112580" cy="1058358"/>
+            <wp:effectExtent l="0" t="0" r="2540" b="8890"/>
+            <wp:docPr id="2" name="图片 2"/>
             <wp:cNvGraphicFramePr>
               <a:graphicFrameLocks xmlns:a="http://schemas.openxmlformats.org/drawingml/2006/main" noChangeAspect="1"/>
             </wp:cNvGraphicFramePr>
@@ -1841,7 +1791,7 @@
                   <pic:spPr>
                     <a:xfrm>
                       <a:off x="0" y="0"/>
-                      <a:ext cx="2113200" cy="1137600"/>
+                      <a:ext cx="2115935" cy="1060039"/>
                     </a:xfrm>
                     <a:prstGeom prst="rect">
                       <a:avLst/>
@@ -1852,6 +1802,12 @@
             </a:graphic>
           </wp:inline>
         </w:drawing>
+      </w:r>
+      <w:r>
+        <w:rPr>
+          <w:rFonts w:hint="eastAsia"/>
+        </w:rPr>
+        <w:t xml:space="preserve"> </w:t>
       </w:r>
     </w:p>
     <w:p>
@@ -1868,23 +1824,23 @@
         <w:rPr>
           <w:rFonts w:hint="eastAsia"/>
         </w:rPr>
-        <w:t>握手确认</w:t>
-      </w:r>
-      <w:r>
-        <w:rPr>
-          <w:rFonts w:hint="eastAsia"/>
-        </w:rPr>
-        <w:t xml:space="preserve">  </w:t>
+        <w:t>认证</w:t>
+      </w:r>
+      <w:r>
+        <w:rPr>
+          <w:rFonts w:hint="eastAsia"/>
+        </w:rPr>
+        <w:t xml:space="preserve">      </w:t>
       </w:r>
       <w:r>
         <w:rPr>
           <w:noProof/>
         </w:rPr>
         <w:drawing>
-          <wp:inline distT="0" distB="0" distL="0" distR="0" wp14:anchorId="71B145BC" wp14:editId="38CD38DB">
-            <wp:extent cx="2112580" cy="1058358"/>
-            <wp:effectExtent l="0" t="0" r="2540" b="8890"/>
-            <wp:docPr id="2" name="图片 2"/>
+          <wp:inline distT="0" distB="0" distL="0" distR="0" wp14:anchorId="7DC8109F" wp14:editId="7F32AF0D">
+            <wp:extent cx="2112580" cy="1137977"/>
+            <wp:effectExtent l="0" t="0" r="2540" b="5080"/>
+            <wp:docPr id="3" name="图片 3"/>
             <wp:cNvGraphicFramePr>
               <a:graphicFrameLocks xmlns:a="http://schemas.openxmlformats.org/drawingml/2006/main" noChangeAspect="1"/>
             </wp:cNvGraphicFramePr>
@@ -1904,7 +1860,7 @@
                   <pic:spPr>
                     <a:xfrm>
                       <a:off x="0" y="0"/>
-                      <a:ext cx="2115935" cy="1060039"/>
+                      <a:ext cx="2114353" cy="1138932"/>
                     </a:xfrm>
                     <a:prstGeom prst="rect">
                       <a:avLst/>
@@ -1915,12 +1871,6 @@
             </a:graphic>
           </wp:inline>
         </w:drawing>
-      </w:r>
-      <w:r>
-        <w:rPr>
-          <w:rFonts w:hint="eastAsia"/>
-        </w:rPr>
-        <w:t xml:space="preserve"> </w:t>
       </w:r>
     </w:p>
     <w:p>
@@ -1937,23 +1887,23 @@
         <w:rPr>
           <w:rFonts w:hint="eastAsia"/>
         </w:rPr>
-        <w:t>认证</w:t>
-      </w:r>
-      <w:r>
-        <w:rPr>
-          <w:rFonts w:hint="eastAsia"/>
-        </w:rPr>
-        <w:t xml:space="preserve">      </w:t>
+        <w:t>握手取消</w:t>
+      </w:r>
+      <w:r>
+        <w:rPr>
+          <w:rFonts w:hint="eastAsia"/>
+        </w:rPr>
+        <w:t xml:space="preserve">  </w:t>
       </w:r>
       <w:r>
         <w:rPr>
           <w:noProof/>
         </w:rPr>
         <w:drawing>
-          <wp:inline distT="0" distB="0" distL="0" distR="0" wp14:anchorId="5569488F" wp14:editId="133BD90B">
-            <wp:extent cx="2112580" cy="1137977"/>
-            <wp:effectExtent l="0" t="0" r="2540" b="5080"/>
-            <wp:docPr id="3" name="图片 3"/>
+          <wp:inline distT="0" distB="0" distL="0" distR="0" wp14:anchorId="56727956" wp14:editId="00A5BC93">
+            <wp:extent cx="2073166" cy="1073103"/>
+            <wp:effectExtent l="0" t="0" r="3810" b="0"/>
+            <wp:docPr id="4" name="图片 4"/>
             <wp:cNvGraphicFramePr>
               <a:graphicFrameLocks xmlns:a="http://schemas.openxmlformats.org/drawingml/2006/main" noChangeAspect="1"/>
             </wp:cNvGraphicFramePr>
@@ -1973,7 +1923,7 @@
                   <pic:spPr>
                     <a:xfrm>
                       <a:off x="0" y="0"/>
-                      <a:ext cx="2114353" cy="1138932"/>
+                      <a:ext cx="2076492" cy="1074825"/>
                     </a:xfrm>
                     <a:prstGeom prst="rect">
                       <a:avLst/>
@@ -2000,23 +1950,23 @@
         <w:rPr>
           <w:rFonts w:hint="eastAsia"/>
         </w:rPr>
-        <w:t>握手取消</w:t>
-      </w:r>
-      <w:r>
-        <w:rPr>
-          <w:rFonts w:hint="eastAsia"/>
-        </w:rPr>
-        <w:t xml:space="preserve">  </w:t>
+        <w:t>复位</w:t>
+      </w:r>
+      <w:r>
+        <w:rPr>
+          <w:rFonts w:hint="eastAsia"/>
+        </w:rPr>
+        <w:t xml:space="preserve">      </w:t>
       </w:r>
       <w:r>
         <w:rPr>
           <w:noProof/>
         </w:rPr>
         <w:drawing>
-          <wp:inline distT="0" distB="0" distL="0" distR="0" wp14:anchorId="374CB86D" wp14:editId="154BF768">
-            <wp:extent cx="2073166" cy="1073103"/>
-            <wp:effectExtent l="0" t="0" r="3810" b="0"/>
-            <wp:docPr id="4" name="图片 4"/>
+          <wp:inline distT="0" distB="0" distL="0" distR="0" wp14:anchorId="71400F31" wp14:editId="4193C90E">
+            <wp:extent cx="2075571" cy="1040524"/>
+            <wp:effectExtent l="0" t="0" r="1270" b="7620"/>
+            <wp:docPr id="5" name="图片 5"/>
             <wp:cNvGraphicFramePr>
               <a:graphicFrameLocks xmlns:a="http://schemas.openxmlformats.org/drawingml/2006/main" noChangeAspect="1"/>
             </wp:cNvGraphicFramePr>
@@ -2036,7 +1986,7 @@
                   <pic:spPr>
                     <a:xfrm>
                       <a:off x="0" y="0"/>
-                      <a:ext cx="2076492" cy="1074825"/>
+                      <a:ext cx="2083891" cy="1044695"/>
                     </a:xfrm>
                     <a:prstGeom prst="rect">
                       <a:avLst/>
@@ -2063,7 +2013,7 @@
         <w:rPr>
           <w:rFonts w:hint="eastAsia"/>
         </w:rPr>
-        <w:t>复位</w:t>
+        <w:t>注册</w:t>
       </w:r>
       <w:r>
         <w:rPr>
@@ -2076,10 +2026,10 @@
           <w:noProof/>
         </w:rPr>
         <w:drawing>
-          <wp:inline distT="0" distB="0" distL="0" distR="0" wp14:anchorId="40222121" wp14:editId="4169D920">
-            <wp:extent cx="2075571" cy="1040524"/>
-            <wp:effectExtent l="0" t="0" r="1270" b="7620"/>
-            <wp:docPr id="5" name="图片 5"/>
+          <wp:inline distT="0" distB="0" distL="0" distR="0" wp14:anchorId="5D950603" wp14:editId="39147875">
+            <wp:extent cx="2112580" cy="1053490"/>
+            <wp:effectExtent l="0" t="0" r="2540" b="0"/>
+            <wp:docPr id="6" name="图片 6"/>
             <wp:cNvGraphicFramePr>
               <a:graphicFrameLocks xmlns:a="http://schemas.openxmlformats.org/drawingml/2006/main" noChangeAspect="1"/>
             </wp:cNvGraphicFramePr>
@@ -2099,7 +2049,7 @@
                   <pic:spPr>
                     <a:xfrm>
                       <a:off x="0" y="0"/>
-                      <a:ext cx="2083891" cy="1044695"/>
+                      <a:ext cx="2123379" cy="1058875"/>
                     </a:xfrm>
                     <a:prstGeom prst="rect">
                       <a:avLst/>
@@ -2114,35 +2064,1429 @@
     </w:p>
     <w:p>
       <w:pPr>
-        <w:pStyle w:val="a3"/>
-        <w:numPr>
-          <w:ilvl w:val="0"/>
-          <w:numId w:val="2"/>
-        </w:numPr>
-        <w:ind w:firstLineChars="0"/>
         <w:jc w:val="left"/>
       </w:pPr>
       <w:r>
         <w:rPr>
           <w:rFonts w:hint="eastAsia"/>
         </w:rPr>
-        <w:t>注册</w:t>
-      </w:r>
-      <w:r>
-        <w:rPr>
-          <w:rFonts w:hint="eastAsia"/>
-        </w:rPr>
-        <w:t xml:space="preserve">      </w:t>
+        <w:t>7.</w:t>
+      </w:r>
+      <w:r>
+        <w:rPr>
+          <w:rFonts w:hint="eastAsia"/>
+        </w:rPr>
+        <w:t>删除</w:t>
+      </w:r>
+      <w:r>
+        <w:rPr>
+          <w:rFonts w:hint="eastAsia"/>
+        </w:rPr>
+        <w:t xml:space="preserve"> DD 7E 08</w:t>
+      </w:r>
+    </w:p>
+    <w:p>
+      <w:pPr>
+        <w:jc w:val="left"/>
+      </w:pPr>
+    </w:p>
+    <w:p/>
+    <w:p/>
+    <w:p/>
+    <w:p/>
+    <w:p/>
+    <w:p/>
+    <w:p>
+      <w:r>
+        <w:rPr>
+          <w:rFonts w:hint="eastAsia"/>
+        </w:rPr>
+        <w:lastRenderedPageBreak/>
+        <w:t>上传通信帧定义表</w:t>
+      </w:r>
+    </w:p>
+    <w:tbl>
+      <w:tblPr>
+        <w:tblStyle w:val="a4"/>
+        <w:tblW w:w="0" w:type="auto"/>
+        <w:tblLook w:val="04A0" w:firstRow="1" w:lastRow="0" w:firstColumn="1" w:lastColumn="0" w:noHBand="0" w:noVBand="1"/>
+      </w:tblPr>
+      <w:tblGrid>
+        <w:gridCol w:w="675"/>
+        <w:gridCol w:w="1560"/>
+        <w:gridCol w:w="708"/>
+        <w:gridCol w:w="1134"/>
+        <w:gridCol w:w="1560"/>
+        <w:gridCol w:w="708"/>
+        <w:gridCol w:w="2177"/>
+      </w:tblGrid>
+      <w:tr>
+        <w:tc>
+          <w:tcPr>
+            <w:tcW w:w="675" w:type="dxa"/>
+          </w:tcPr>
+          <w:p>
+            <w:pPr>
+              <w:jc w:val="center"/>
+            </w:pPr>
+            <w:r>
+              <w:rPr>
+                <w:rFonts w:hint="eastAsia"/>
+              </w:rPr>
+              <w:t>序号</w:t>
+            </w:r>
+          </w:p>
+        </w:tc>
+        <w:tc>
+          <w:tcPr>
+            <w:tcW w:w="1560" w:type="dxa"/>
+          </w:tcPr>
+          <w:p>
+            <w:pPr>
+              <w:jc w:val="center"/>
+            </w:pPr>
+            <w:r>
+              <w:rPr>
+                <w:rFonts w:hint="eastAsia"/>
+              </w:rPr>
+              <w:t>名称</w:t>
+            </w:r>
+          </w:p>
+        </w:tc>
+        <w:tc>
+          <w:tcPr>
+            <w:tcW w:w="708" w:type="dxa"/>
+          </w:tcPr>
+          <w:p>
+            <w:pPr>
+              <w:jc w:val="center"/>
+            </w:pPr>
+            <w:r>
+              <w:rPr>
+                <w:rFonts w:hint="eastAsia"/>
+              </w:rPr>
+              <w:t>命令编码</w:t>
+            </w:r>
+          </w:p>
+        </w:tc>
+        <w:tc>
+          <w:tcPr>
+            <w:tcW w:w="1134" w:type="dxa"/>
+          </w:tcPr>
+          <w:p>
+            <w:pPr>
+              <w:jc w:val="center"/>
+            </w:pPr>
+            <w:r>
+              <w:rPr>
+                <w:rFonts w:hint="eastAsia"/>
+              </w:rPr>
+              <w:t>数据长度</w:t>
+            </w:r>
+          </w:p>
+        </w:tc>
+        <w:tc>
+          <w:tcPr>
+            <w:tcW w:w="1560" w:type="dxa"/>
+          </w:tcPr>
+          <w:p>
+            <w:pPr>
+              <w:jc w:val="center"/>
+            </w:pPr>
+            <w:r>
+              <w:rPr>
+                <w:rFonts w:hint="eastAsia"/>
+              </w:rPr>
+              <w:t>功能</w:t>
+            </w:r>
+          </w:p>
+        </w:tc>
+        <w:tc>
+          <w:tcPr>
+            <w:tcW w:w="708" w:type="dxa"/>
+          </w:tcPr>
+          <w:p>
+            <w:pPr>
+              <w:jc w:val="center"/>
+            </w:pPr>
+            <w:r>
+              <w:rPr>
+                <w:rFonts w:hint="eastAsia"/>
+              </w:rPr>
+              <w:t>类型</w:t>
+            </w:r>
+          </w:p>
+        </w:tc>
+        <w:tc>
+          <w:tcPr>
+            <w:tcW w:w="2177" w:type="dxa"/>
+          </w:tcPr>
+          <w:p>
+            <w:pPr>
+              <w:jc w:val="center"/>
+            </w:pPr>
+            <w:r>
+              <w:rPr>
+                <w:rFonts w:hint="eastAsia"/>
+              </w:rPr>
+              <w:t>备注</w:t>
+            </w:r>
+          </w:p>
+        </w:tc>
+      </w:tr>
+      <w:tr>
+        <w:tc>
+          <w:tcPr>
+            <w:tcW w:w="675" w:type="dxa"/>
+          </w:tcPr>
+          <w:p>
+            <w:pPr>
+              <w:jc w:val="center"/>
+            </w:pPr>
+            <w:r>
+              <w:rPr>
+                <w:rFonts w:hint="eastAsia"/>
+              </w:rPr>
+              <w:t>1</w:t>
+            </w:r>
+          </w:p>
+        </w:tc>
+        <w:tc>
+          <w:tcPr>
+            <w:tcW w:w="1560" w:type="dxa"/>
+          </w:tcPr>
+          <w:p>
+            <w:pPr>
+              <w:jc w:val="center"/>
+            </w:pPr>
+            <w:r>
+              <w:rPr>
+                <w:rFonts w:hint="eastAsia"/>
+              </w:rPr>
+              <w:t>状态查询反馈</w:t>
+            </w:r>
+          </w:p>
+        </w:tc>
+        <w:tc>
+          <w:tcPr>
+            <w:tcW w:w="708" w:type="dxa"/>
+          </w:tcPr>
+          <w:p>
+            <w:pPr>
+              <w:jc w:val="center"/>
+            </w:pPr>
+            <w:r>
+              <w:rPr>
+                <w:rFonts w:hint="eastAsia"/>
+              </w:rPr>
+              <w:t>0x60</w:t>
+            </w:r>
+          </w:p>
+        </w:tc>
+        <w:tc>
+          <w:tcPr>
+            <w:tcW w:w="1134" w:type="dxa"/>
+          </w:tcPr>
+          <w:p>
+            <w:pPr>
+              <w:jc w:val="center"/>
+            </w:pPr>
+            <w:r>
+              <w:rPr>
+                <w:rFonts w:hint="eastAsia"/>
+              </w:rPr>
+              <w:t>2</w:t>
+            </w:r>
+          </w:p>
+        </w:tc>
+        <w:tc>
+          <w:tcPr>
+            <w:tcW w:w="1560" w:type="dxa"/>
+          </w:tcPr>
+          <w:p>
+            <w:pPr>
+              <w:jc w:val="center"/>
+            </w:pPr>
+            <w:r>
+              <w:rPr>
+                <w:rFonts w:hint="eastAsia"/>
+              </w:rPr>
+              <w:t>反馈自检结果</w:t>
+            </w:r>
+          </w:p>
+        </w:tc>
+        <w:tc>
+          <w:tcPr>
+            <w:tcW w:w="708" w:type="dxa"/>
+          </w:tcPr>
+          <w:p>
+            <w:pPr>
+              <w:jc w:val="center"/>
+            </w:pPr>
+            <w:r>
+              <w:rPr>
+                <w:rFonts w:hint="eastAsia"/>
+              </w:rPr>
+              <w:t>上传</w:t>
+            </w:r>
+          </w:p>
+        </w:tc>
+        <w:tc>
+          <w:tcPr>
+            <w:tcW w:w="2177" w:type="dxa"/>
+          </w:tcPr>
+          <w:p>
+            <w:pPr>
+              <w:jc w:val="left"/>
+            </w:pPr>
+            <w:r>
+              <w:rPr>
+                <w:rFonts w:hint="eastAsia"/>
+              </w:rPr>
+              <w:t>数据区内容：</w:t>
+            </w:r>
+          </w:p>
+          <w:p>
+            <w:pPr>
+              <w:jc w:val="left"/>
+            </w:pPr>
+            <w:r>
+              <w:rPr>
+                <w:rFonts w:hint="eastAsia"/>
+              </w:rPr>
+              <w:t>2</w:t>
+            </w:r>
+            <w:r>
+              <w:rPr>
+                <w:rFonts w:hint="eastAsia"/>
+              </w:rPr>
+              <w:t>字节，</w:t>
+            </w:r>
+            <w:r>
+              <w:rPr>
+                <w:rFonts w:hint="eastAsia"/>
+              </w:rPr>
+              <w:t>0x0100:</w:t>
+            </w:r>
+            <w:r>
+              <w:rPr>
+                <w:rFonts w:hint="eastAsia"/>
+              </w:rPr>
+              <w:t>正常</w:t>
+            </w:r>
+            <w:r>
+              <w:rPr>
+                <w:rFonts w:hint="eastAsia"/>
+              </w:rPr>
+              <w:t>;</w:t>
+            </w:r>
+          </w:p>
+          <w:p>
+            <w:pPr>
+              <w:jc w:val="left"/>
+            </w:pPr>
+            <w:r>
+              <w:rPr>
+                <w:rFonts w:hint="eastAsia"/>
+              </w:rPr>
+              <w:t>异常不做反馈让上位机等待超时。</w:t>
+            </w:r>
+          </w:p>
+        </w:tc>
+      </w:tr>
+      <w:tr>
+        <w:tc>
+          <w:tcPr>
+            <w:tcW w:w="675" w:type="dxa"/>
+          </w:tcPr>
+          <w:p>
+            <w:pPr>
+              <w:jc w:val="center"/>
+            </w:pPr>
+            <w:r>
+              <w:rPr>
+                <w:rFonts w:hint="eastAsia"/>
+              </w:rPr>
+              <w:t>2</w:t>
+            </w:r>
+          </w:p>
+        </w:tc>
+        <w:tc>
+          <w:tcPr>
+            <w:tcW w:w="1560" w:type="dxa"/>
+          </w:tcPr>
+          <w:p>
+            <w:pPr>
+              <w:jc w:val="center"/>
+            </w:pPr>
+            <w:r>
+              <w:rPr>
+                <w:rFonts w:hint="eastAsia"/>
+              </w:rPr>
+              <w:t>握手确认反馈</w:t>
+            </w:r>
+          </w:p>
+        </w:tc>
+        <w:tc>
+          <w:tcPr>
+            <w:tcW w:w="708" w:type="dxa"/>
+          </w:tcPr>
+          <w:p>
+            <w:pPr>
+              <w:jc w:val="center"/>
+            </w:pPr>
+            <w:r>
+              <w:rPr>
+                <w:rFonts w:hint="eastAsia"/>
+              </w:rPr>
+              <w:t>0x61</w:t>
+            </w:r>
+          </w:p>
+        </w:tc>
+        <w:tc>
+          <w:tcPr>
+            <w:tcW w:w="1134" w:type="dxa"/>
+          </w:tcPr>
+          <w:p>
+            <w:pPr>
+              <w:jc w:val="center"/>
+            </w:pPr>
+            <w:r>
+              <w:rPr>
+                <w:rFonts w:hint="eastAsia"/>
+              </w:rPr>
+              <w:t>10</w:t>
+            </w:r>
+          </w:p>
+        </w:tc>
+        <w:tc>
+          <w:tcPr>
+            <w:tcW w:w="1560" w:type="dxa"/>
+          </w:tcPr>
+          <w:p>
+            <w:pPr>
+              <w:jc w:val="center"/>
+            </w:pPr>
+            <w:r>
+              <w:rPr>
+                <w:rFonts w:hint="eastAsia"/>
+              </w:rPr>
+              <w:t>握手确认应答</w:t>
+            </w:r>
+          </w:p>
+        </w:tc>
+        <w:tc>
+          <w:tcPr>
+            <w:tcW w:w="708" w:type="dxa"/>
+          </w:tcPr>
+          <w:p>
+            <w:pPr>
+              <w:jc w:val="center"/>
+            </w:pPr>
+            <w:r>
+              <w:rPr>
+                <w:rFonts w:hint="eastAsia"/>
+              </w:rPr>
+              <w:t>上传</w:t>
+            </w:r>
+          </w:p>
+        </w:tc>
+        <w:tc>
+          <w:tcPr>
+            <w:tcW w:w="2177" w:type="dxa"/>
+          </w:tcPr>
+          <w:p>
+            <w:pPr>
+              <w:jc w:val="left"/>
+            </w:pPr>
+            <w:r>
+              <w:rPr>
+                <w:rFonts w:hint="eastAsia"/>
+              </w:rPr>
+              <w:t>数据区内容：</w:t>
+            </w:r>
+          </w:p>
+          <w:p>
+            <w:pPr>
+              <w:jc w:val="left"/>
+            </w:pPr>
+            <w:r>
+              <w:rPr>
+                <w:rFonts w:hint="eastAsia"/>
+              </w:rPr>
+              <w:t>8</w:t>
+            </w:r>
+            <w:r>
+              <w:rPr>
+                <w:rFonts w:hint="eastAsia"/>
+              </w:rPr>
+              <w:t>字节随机数</w:t>
+            </w:r>
+            <w:r>
+              <w:rPr>
+                <w:rFonts w:hint="eastAsia"/>
+              </w:rPr>
+              <w:t>+</w:t>
+            </w:r>
+          </w:p>
+          <w:p>
+            <w:pPr>
+              <w:jc w:val="left"/>
+            </w:pPr>
+            <w:r>
+              <w:rPr>
+                <w:rFonts w:hint="eastAsia"/>
+              </w:rPr>
+              <w:t>2</w:t>
+            </w:r>
+            <w:r>
+              <w:rPr>
+                <w:rFonts w:hint="eastAsia"/>
+              </w:rPr>
+              <w:t>字节</w:t>
+            </w:r>
+            <w:r>
+              <w:rPr>
+                <w:rFonts w:hint="eastAsia"/>
+              </w:rPr>
+              <w:t>CRC-16</w:t>
+            </w:r>
+            <w:r>
+              <w:rPr>
+                <w:rFonts w:hint="eastAsia"/>
+              </w:rPr>
+              <w:t>校验码（</w:t>
+            </w:r>
+            <w:r>
+              <w:rPr>
+                <w:rFonts w:hint="eastAsia"/>
+              </w:rPr>
+              <w:t>8</w:t>
+            </w:r>
+            <w:r>
+              <w:rPr>
+                <w:rFonts w:hint="eastAsia"/>
+              </w:rPr>
+              <w:t>字节随机数的校验码）。</w:t>
+            </w:r>
+          </w:p>
+        </w:tc>
+      </w:tr>
+      <w:tr>
+        <w:tc>
+          <w:tcPr>
+            <w:tcW w:w="675" w:type="dxa"/>
+          </w:tcPr>
+          <w:p>
+            <w:pPr>
+              <w:jc w:val="center"/>
+            </w:pPr>
+            <w:r>
+              <w:rPr>
+                <w:rFonts w:hint="eastAsia"/>
+              </w:rPr>
+              <w:t>3</w:t>
+            </w:r>
+          </w:p>
+        </w:tc>
+        <w:tc>
+          <w:tcPr>
+            <w:tcW w:w="1560" w:type="dxa"/>
+          </w:tcPr>
+          <w:p>
+            <w:pPr>
+              <w:jc w:val="center"/>
+            </w:pPr>
+            <w:r>
+              <w:rPr>
+                <w:rFonts w:hint="eastAsia"/>
+              </w:rPr>
+              <w:t>认证反馈</w:t>
+            </w:r>
+          </w:p>
+        </w:tc>
+        <w:tc>
+          <w:tcPr>
+            <w:tcW w:w="708" w:type="dxa"/>
+          </w:tcPr>
+          <w:p>
+            <w:pPr>
+              <w:jc w:val="center"/>
+            </w:pPr>
+            <w:r>
+              <w:rPr>
+                <w:rFonts w:hint="eastAsia"/>
+              </w:rPr>
+              <w:t>0x63</w:t>
+            </w:r>
+          </w:p>
+        </w:tc>
+        <w:tc>
+          <w:tcPr>
+            <w:tcW w:w="1134" w:type="dxa"/>
+          </w:tcPr>
+          <w:p>
+            <w:pPr>
+              <w:jc w:val="center"/>
+            </w:pPr>
+            <w:r>
+              <w:rPr>
+                <w:rFonts w:hint="eastAsia"/>
+              </w:rPr>
+              <w:t>4</w:t>
+            </w:r>
+          </w:p>
+        </w:tc>
+        <w:tc>
+          <w:tcPr>
+            <w:tcW w:w="1560" w:type="dxa"/>
+          </w:tcPr>
+          <w:p>
+            <w:pPr>
+              <w:jc w:val="center"/>
+            </w:pPr>
+            <w:r>
+              <w:rPr>
+                <w:rFonts w:hint="eastAsia"/>
+              </w:rPr>
+              <w:t>反馈认证结果</w:t>
+            </w:r>
+          </w:p>
+        </w:tc>
+        <w:tc>
+          <w:tcPr>
+            <w:tcW w:w="708" w:type="dxa"/>
+          </w:tcPr>
+          <w:p>
+            <w:pPr>
+              <w:jc w:val="center"/>
+            </w:pPr>
+            <w:r>
+              <w:rPr>
+                <w:rFonts w:hint="eastAsia"/>
+              </w:rPr>
+              <w:t>上传</w:t>
+            </w:r>
+          </w:p>
+        </w:tc>
+        <w:tc>
+          <w:tcPr>
+            <w:tcW w:w="2177" w:type="dxa"/>
+          </w:tcPr>
+          <w:p>
+            <w:pPr>
+              <w:jc w:val="left"/>
+            </w:pPr>
+            <w:r>
+              <w:rPr>
+                <w:rFonts w:hint="eastAsia"/>
+              </w:rPr>
+              <w:t>数据区内容：</w:t>
+            </w:r>
+          </w:p>
+          <w:p>
+            <w:pPr>
+              <w:jc w:val="left"/>
+            </w:pPr>
+            <w:r>
+              <w:rPr>
+                <w:rFonts w:hint="eastAsia"/>
+              </w:rPr>
+              <w:t>4</w:t>
+            </w:r>
+            <w:r>
+              <w:rPr>
+                <w:rFonts w:hint="eastAsia"/>
+              </w:rPr>
+              <w:t>字节，</w:t>
+            </w:r>
+            <w:r>
+              <w:rPr>
+                <w:rFonts w:hint="eastAsia"/>
+              </w:rPr>
+              <w:t>0x17498F00</w:t>
+            </w:r>
+            <w:r>
+              <w:rPr>
+                <w:rFonts w:hint="eastAsia"/>
+              </w:rPr>
+              <w:t>，通过；</w:t>
+            </w:r>
+          </w:p>
+          <w:p>
+            <w:pPr>
+              <w:jc w:val="left"/>
+            </w:pPr>
+            <w:r>
+              <w:rPr>
+                <w:rFonts w:hint="eastAsia"/>
+              </w:rPr>
+              <w:t>4</w:t>
+            </w:r>
+            <w:r>
+              <w:rPr>
+                <w:rFonts w:hint="eastAsia"/>
+              </w:rPr>
+              <w:t>字节，</w:t>
+            </w:r>
+            <w:r>
+              <w:rPr>
+                <w:rFonts w:hint="eastAsia"/>
+              </w:rPr>
+              <w:t>0xFFFFFFFF</w:t>
+            </w:r>
+            <w:r>
+              <w:rPr>
+                <w:rFonts w:hint="eastAsia"/>
+              </w:rPr>
+              <w:t>，认证失败。</w:t>
+            </w:r>
+          </w:p>
+        </w:tc>
+      </w:tr>
+      <w:tr>
+        <w:tc>
+          <w:tcPr>
+            <w:tcW w:w="675" w:type="dxa"/>
+          </w:tcPr>
+          <w:p>
+            <w:pPr>
+              <w:jc w:val="center"/>
+            </w:pPr>
+            <w:r>
+              <w:rPr>
+                <w:rFonts w:hint="eastAsia"/>
+              </w:rPr>
+              <w:t>4</w:t>
+            </w:r>
+          </w:p>
+        </w:tc>
+        <w:tc>
+          <w:tcPr>
+            <w:tcW w:w="1560" w:type="dxa"/>
+          </w:tcPr>
+          <w:p>
+            <w:pPr>
+              <w:jc w:val="center"/>
+            </w:pPr>
+            <w:r>
+              <w:rPr>
+                <w:rFonts w:hint="eastAsia"/>
+              </w:rPr>
+              <w:t>握手取消反馈</w:t>
+            </w:r>
+          </w:p>
+        </w:tc>
+        <w:tc>
+          <w:tcPr>
+            <w:tcW w:w="708" w:type="dxa"/>
+          </w:tcPr>
+          <w:p>
+            <w:pPr>
+              <w:jc w:val="center"/>
+            </w:pPr>
+            <w:r>
+              <w:rPr>
+                <w:rFonts w:hint="eastAsia"/>
+              </w:rPr>
+              <w:t>0x64</w:t>
+            </w:r>
+          </w:p>
+        </w:tc>
+        <w:tc>
+          <w:tcPr>
+            <w:tcW w:w="1134" w:type="dxa"/>
+          </w:tcPr>
+          <w:p>
+            <w:pPr>
+              <w:jc w:val="center"/>
+            </w:pPr>
+            <w:r>
+              <w:rPr>
+                <w:rFonts w:hint="eastAsia"/>
+              </w:rPr>
+              <w:t>10</w:t>
+            </w:r>
+          </w:p>
+        </w:tc>
+        <w:tc>
+          <w:tcPr>
+            <w:tcW w:w="1560" w:type="dxa"/>
+          </w:tcPr>
+          <w:p>
+            <w:pPr>
+              <w:jc w:val="center"/>
+            </w:pPr>
+            <w:r>
+              <w:rPr>
+                <w:rFonts w:hint="eastAsia"/>
+              </w:rPr>
+              <w:t>握手取消应答</w:t>
+            </w:r>
+          </w:p>
+        </w:tc>
+        <w:tc>
+          <w:tcPr>
+            <w:tcW w:w="708" w:type="dxa"/>
+          </w:tcPr>
+          <w:p>
+            <w:pPr>
+              <w:jc w:val="center"/>
+            </w:pPr>
+            <w:r>
+              <w:rPr>
+                <w:rFonts w:hint="eastAsia"/>
+              </w:rPr>
+              <w:t>上传</w:t>
+            </w:r>
+          </w:p>
+        </w:tc>
+        <w:tc>
+          <w:tcPr>
+            <w:tcW w:w="2177" w:type="dxa"/>
+          </w:tcPr>
+          <w:p>
+            <w:pPr>
+              <w:jc w:val="left"/>
+            </w:pPr>
+            <w:r>
+              <w:rPr>
+                <w:rFonts w:hint="eastAsia"/>
+              </w:rPr>
+              <w:t>数据区内容：</w:t>
+            </w:r>
+          </w:p>
+          <w:p>
+            <w:pPr>
+              <w:jc w:val="left"/>
+            </w:pPr>
+            <w:r>
+              <w:rPr>
+                <w:rFonts w:hint="eastAsia"/>
+              </w:rPr>
+              <w:t>8</w:t>
+            </w:r>
+            <w:r>
+              <w:rPr>
+                <w:rFonts w:hint="eastAsia"/>
+              </w:rPr>
+              <w:t>字节随机数</w:t>
+            </w:r>
+            <w:r>
+              <w:rPr>
+                <w:rFonts w:hint="eastAsia"/>
+              </w:rPr>
+              <w:t>+</w:t>
+            </w:r>
+          </w:p>
+          <w:p>
+            <w:pPr>
+              <w:jc w:val="left"/>
+            </w:pPr>
+            <w:r>
+              <w:rPr>
+                <w:rFonts w:hint="eastAsia"/>
+              </w:rPr>
+              <w:t>2</w:t>
+            </w:r>
+            <w:r>
+              <w:rPr>
+                <w:rFonts w:hint="eastAsia"/>
+              </w:rPr>
+              <w:t>字节</w:t>
+            </w:r>
+            <w:r>
+              <w:rPr>
+                <w:rFonts w:hint="eastAsia"/>
+              </w:rPr>
+              <w:t>CRC-16</w:t>
+            </w:r>
+            <w:r>
+              <w:rPr>
+                <w:rFonts w:hint="eastAsia"/>
+              </w:rPr>
+              <w:t>校验码（</w:t>
+            </w:r>
+            <w:r>
+              <w:rPr>
+                <w:rFonts w:hint="eastAsia"/>
+              </w:rPr>
+              <w:t>8</w:t>
+            </w:r>
+            <w:r>
+              <w:rPr>
+                <w:rFonts w:hint="eastAsia"/>
+              </w:rPr>
+              <w:t>字节随机数的校验码）。</w:t>
+            </w:r>
+          </w:p>
+        </w:tc>
+      </w:tr>
+      <w:tr>
+        <w:tc>
+          <w:tcPr>
+            <w:tcW w:w="675" w:type="dxa"/>
+          </w:tcPr>
+          <w:p>
+            <w:pPr>
+              <w:jc w:val="center"/>
+            </w:pPr>
+            <w:r>
+              <w:rPr>
+                <w:rFonts w:hint="eastAsia"/>
+              </w:rPr>
+              <w:t>5</w:t>
+            </w:r>
+          </w:p>
+        </w:tc>
+        <w:tc>
+          <w:tcPr>
+            <w:tcW w:w="1560" w:type="dxa"/>
+          </w:tcPr>
+          <w:p>
+            <w:pPr>
+              <w:jc w:val="center"/>
+            </w:pPr>
+            <w:r>
+              <w:rPr>
+                <w:rFonts w:hint="eastAsia"/>
+              </w:rPr>
+              <w:t>复位反馈</w:t>
+            </w:r>
+          </w:p>
+        </w:tc>
+        <w:tc>
+          <w:tcPr>
+            <w:tcW w:w="708" w:type="dxa"/>
+          </w:tcPr>
+          <w:p>
+            <w:pPr>
+              <w:jc w:val="center"/>
+            </w:pPr>
+            <w:r>
+              <w:rPr>
+                <w:rFonts w:hint="eastAsia"/>
+              </w:rPr>
+              <w:t>0x65</w:t>
+            </w:r>
+          </w:p>
+        </w:tc>
+        <w:tc>
+          <w:tcPr>
+            <w:tcW w:w="1134" w:type="dxa"/>
+          </w:tcPr>
+          <w:p>
+            <w:pPr>
+              <w:jc w:val="center"/>
+            </w:pPr>
+            <w:r>
+              <w:rPr>
+                <w:rFonts w:hint="eastAsia"/>
+              </w:rPr>
+              <w:t>1</w:t>
+            </w:r>
+          </w:p>
+        </w:tc>
+        <w:tc>
+          <w:tcPr>
+            <w:tcW w:w="1560" w:type="dxa"/>
+          </w:tcPr>
+          <w:p>
+            <w:pPr>
+              <w:jc w:val="center"/>
+            </w:pPr>
+            <w:r>
+              <w:rPr>
+                <w:rFonts w:hint="eastAsia"/>
+              </w:rPr>
+              <w:t>复位反馈</w:t>
+            </w:r>
+          </w:p>
+        </w:tc>
+        <w:tc>
+          <w:tcPr>
+            <w:tcW w:w="708" w:type="dxa"/>
+          </w:tcPr>
+          <w:p>
+            <w:pPr>
+              <w:jc w:val="center"/>
+            </w:pPr>
+            <w:r>
+              <w:rPr>
+                <w:rFonts w:hint="eastAsia"/>
+              </w:rPr>
+              <w:t>上传</w:t>
+            </w:r>
+          </w:p>
+        </w:tc>
+        <w:tc>
+          <w:tcPr>
+            <w:tcW w:w="2177" w:type="dxa"/>
+          </w:tcPr>
+          <w:p>
+            <w:pPr>
+              <w:jc w:val="left"/>
+            </w:pPr>
+            <w:r>
+              <w:rPr>
+                <w:rFonts w:hint="eastAsia"/>
+              </w:rPr>
+              <w:t>数据区内容：</w:t>
+            </w:r>
+          </w:p>
+          <w:p>
+            <w:pPr>
+              <w:jc w:val="left"/>
+            </w:pPr>
+            <w:r>
+              <w:rPr>
+                <w:rFonts w:hint="eastAsia"/>
+              </w:rPr>
+              <w:t>1</w:t>
+            </w:r>
+            <w:r>
+              <w:rPr>
+                <w:rFonts w:hint="eastAsia"/>
+              </w:rPr>
+              <w:t>字节，</w:t>
+            </w:r>
+            <w:r>
+              <w:rPr>
+                <w:rFonts w:hint="eastAsia"/>
+              </w:rPr>
+              <w:t>0x</w:t>
+            </w:r>
+            <w:r>
+              <w:rPr>
+                <w:rFonts w:hint="eastAsia"/>
+              </w:rPr>
+              <w:t>01</w:t>
+            </w:r>
+            <w:r>
+              <w:rPr>
+                <w:rFonts w:hint="eastAsia"/>
+              </w:rPr>
+              <w:t>，完成；</w:t>
+            </w:r>
+          </w:p>
+          <w:p>
+            <w:pPr>
+              <w:jc w:val="left"/>
+            </w:pPr>
+            <w:r>
+              <w:rPr>
+                <w:rFonts w:hint="eastAsia"/>
+              </w:rPr>
+              <w:t>1</w:t>
+            </w:r>
+            <w:r>
+              <w:rPr>
+                <w:rFonts w:hint="eastAsia"/>
+              </w:rPr>
+              <w:t>字节，</w:t>
+            </w:r>
+            <w:r>
+              <w:rPr>
+                <w:rFonts w:hint="eastAsia"/>
+              </w:rPr>
+              <w:t>0xFF</w:t>
+            </w:r>
+            <w:r>
+              <w:rPr>
+                <w:rFonts w:hint="eastAsia"/>
+              </w:rPr>
+              <w:t>，失败。</w:t>
+            </w:r>
+          </w:p>
+        </w:tc>
+      </w:tr>
+      <w:tr>
+        <w:tc>
+          <w:tcPr>
+            <w:tcW w:w="675" w:type="dxa"/>
+          </w:tcPr>
+          <w:p>
+            <w:pPr>
+              <w:jc w:val="center"/>
+            </w:pPr>
+            <w:r>
+              <w:rPr>
+                <w:rFonts w:hint="eastAsia"/>
+              </w:rPr>
+              <w:t>6</w:t>
+            </w:r>
+          </w:p>
+        </w:tc>
+        <w:tc>
+          <w:tcPr>
+            <w:tcW w:w="1560" w:type="dxa"/>
+          </w:tcPr>
+          <w:p>
+            <w:pPr>
+              <w:jc w:val="center"/>
+            </w:pPr>
+            <w:r>
+              <w:rPr>
+                <w:rFonts w:hint="eastAsia"/>
+              </w:rPr>
+              <w:t>注册反馈</w:t>
+            </w:r>
+          </w:p>
+        </w:tc>
+        <w:tc>
+          <w:tcPr>
+            <w:tcW w:w="708" w:type="dxa"/>
+          </w:tcPr>
+          <w:p>
+            <w:pPr>
+              <w:jc w:val="center"/>
+            </w:pPr>
+            <w:r>
+              <w:rPr>
+                <w:rFonts w:hint="eastAsia"/>
+              </w:rPr>
+              <w:t>0x66</w:t>
+            </w:r>
+          </w:p>
+        </w:tc>
+        <w:tc>
+          <w:tcPr>
+            <w:tcW w:w="1134" w:type="dxa"/>
+          </w:tcPr>
+          <w:p>
+            <w:pPr>
+              <w:jc w:val="center"/>
+            </w:pPr>
+            <w:r>
+              <w:rPr>
+                <w:rFonts w:hint="eastAsia"/>
+              </w:rPr>
+              <w:t>1</w:t>
+            </w:r>
+          </w:p>
+        </w:tc>
+        <w:tc>
+          <w:tcPr>
+            <w:tcW w:w="1560" w:type="dxa"/>
+          </w:tcPr>
+          <w:p>
+            <w:pPr>
+              <w:jc w:val="center"/>
+            </w:pPr>
+            <w:r>
+              <w:rPr>
+                <w:rFonts w:hint="eastAsia"/>
+              </w:rPr>
+              <w:t>注册反馈</w:t>
+            </w:r>
+            <w:r>
+              <w:rPr>
+                <w:rFonts w:hint="eastAsia"/>
+              </w:rPr>
+              <w:t xml:space="preserve">                                                                                                                                                                                                                                                                                                                                                                                                                                                                                                                                                                                                                                                                                                                                                                                                                                                                                                                                                                                                                                                                                                                                                                                                                                                                                                                                                                                                                                                                                                                                                                                                                                                                                                                                                                                                                                                                                                                                                                                                                                                                                                                                                                                                                                                                                                                                                                                                                                                                                                                                                                    </w:t>
+            </w:r>
+          </w:p>
+        </w:tc>
+        <w:tc>
+          <w:tcPr>
+            <w:tcW w:w="708" w:type="dxa"/>
+          </w:tcPr>
+          <w:p>
+            <w:pPr>
+              <w:jc w:val="center"/>
+            </w:pPr>
+            <w:r>
+              <w:rPr>
+                <w:rFonts w:hint="eastAsia"/>
+              </w:rPr>
+              <w:t>上传</w:t>
+            </w:r>
+          </w:p>
+        </w:tc>
+        <w:tc>
+          <w:tcPr>
+            <w:tcW w:w="2177" w:type="dxa"/>
+          </w:tcPr>
+          <w:p>
+            <w:pPr>
+              <w:jc w:val="left"/>
+            </w:pPr>
+            <w:r>
+              <w:rPr>
+                <w:rFonts w:hint="eastAsia"/>
+              </w:rPr>
+              <w:t>数据区内容：</w:t>
+            </w:r>
+          </w:p>
+          <w:p>
+            <w:pPr>
+              <w:jc w:val="left"/>
+            </w:pPr>
+            <w:r>
+              <w:rPr>
+                <w:rFonts w:hint="eastAsia"/>
+              </w:rPr>
+              <w:t>1</w:t>
+            </w:r>
+            <w:r>
+              <w:rPr>
+                <w:rFonts w:hint="eastAsia"/>
+              </w:rPr>
+              <w:t>字节，</w:t>
+            </w:r>
+            <w:r>
+              <w:rPr>
+                <w:rFonts w:hint="eastAsia"/>
+              </w:rPr>
+              <w:t>0x01</w:t>
+            </w:r>
+            <w:r>
+              <w:rPr>
+                <w:rFonts w:hint="eastAsia"/>
+              </w:rPr>
+              <w:t>，完成；</w:t>
+            </w:r>
+          </w:p>
+          <w:p>
+            <w:pPr>
+              <w:jc w:val="left"/>
+            </w:pPr>
+            <w:r>
+              <w:rPr>
+                <w:rFonts w:hint="eastAsia"/>
+              </w:rPr>
+              <w:t>1</w:t>
+            </w:r>
+            <w:r>
+              <w:rPr>
+                <w:rFonts w:hint="eastAsia"/>
+              </w:rPr>
+              <w:t>字节，</w:t>
+            </w:r>
+            <w:r>
+              <w:rPr>
+                <w:rFonts w:hint="eastAsia"/>
+              </w:rPr>
+              <w:t>0xFF</w:t>
+            </w:r>
+            <w:r>
+              <w:rPr>
+                <w:rFonts w:hint="eastAsia"/>
+              </w:rPr>
+              <w:t>，失败。</w:t>
+            </w:r>
+          </w:p>
+        </w:tc>
+      </w:tr>
+      <w:tr>
+        <w:tc>
+          <w:tcPr>
+            <w:tcW w:w="675" w:type="dxa"/>
+          </w:tcPr>
+          <w:p>
+            <w:pPr>
+              <w:jc w:val="center"/>
+            </w:pPr>
+            <w:r>
+              <w:rPr>
+                <w:rFonts w:hint="eastAsia"/>
+              </w:rPr>
+              <w:t>7</w:t>
+            </w:r>
+          </w:p>
+        </w:tc>
+        <w:tc>
+          <w:tcPr>
+            <w:tcW w:w="1560" w:type="dxa"/>
+          </w:tcPr>
+          <w:p>
+            <w:pPr>
+              <w:jc w:val="center"/>
+            </w:pPr>
+            <w:r>
+              <w:rPr>
+                <w:rFonts w:hint="eastAsia"/>
+              </w:rPr>
+              <w:t>初始化反馈</w:t>
+            </w:r>
+          </w:p>
+        </w:tc>
+        <w:tc>
+          <w:tcPr>
+            <w:tcW w:w="708" w:type="dxa"/>
+          </w:tcPr>
+          <w:p>
+            <w:pPr>
+              <w:jc w:val="center"/>
+            </w:pPr>
+            <w:r>
+              <w:rPr>
+                <w:rFonts w:hint="eastAsia"/>
+              </w:rPr>
+              <w:t>0x67</w:t>
+            </w:r>
+          </w:p>
+        </w:tc>
+        <w:tc>
+          <w:tcPr>
+            <w:tcW w:w="1134" w:type="dxa"/>
+          </w:tcPr>
+          <w:p>
+            <w:pPr>
+              <w:jc w:val="center"/>
+            </w:pPr>
+            <w:r>
+              <w:rPr>
+                <w:rFonts w:hint="eastAsia"/>
+              </w:rPr>
+              <w:t>1</w:t>
+            </w:r>
+          </w:p>
+        </w:tc>
+        <w:tc>
+          <w:tcPr>
+            <w:tcW w:w="1560" w:type="dxa"/>
+          </w:tcPr>
+          <w:p>
+            <w:pPr>
+              <w:jc w:val="center"/>
+            </w:pPr>
+            <w:r>
+              <w:rPr>
+                <w:rFonts w:hint="eastAsia"/>
+              </w:rPr>
+              <w:t>初始化反馈</w:t>
+            </w:r>
+          </w:p>
+        </w:tc>
+        <w:tc>
+          <w:tcPr>
+            <w:tcW w:w="708" w:type="dxa"/>
+          </w:tcPr>
+          <w:p>
+            <w:pPr>
+              <w:jc w:val="center"/>
+            </w:pPr>
+            <w:r>
+              <w:rPr>
+                <w:rFonts w:hint="eastAsia"/>
+              </w:rPr>
+              <w:t>上传</w:t>
+            </w:r>
+          </w:p>
+        </w:tc>
+        <w:tc>
+          <w:tcPr>
+            <w:tcW w:w="2177" w:type="dxa"/>
+          </w:tcPr>
+          <w:p>
+            <w:pPr>
+              <w:jc w:val="left"/>
+            </w:pPr>
+            <w:r>
+              <w:rPr>
+                <w:rFonts w:hint="eastAsia"/>
+              </w:rPr>
+              <w:t>数据区内容：</w:t>
+            </w:r>
+          </w:p>
+          <w:p>
+            <w:pPr>
+              <w:jc w:val="left"/>
+            </w:pPr>
+            <w:r>
+              <w:rPr>
+                <w:rFonts w:hint="eastAsia"/>
+              </w:rPr>
+              <w:t>1</w:t>
+            </w:r>
+            <w:r>
+              <w:rPr>
+                <w:rFonts w:hint="eastAsia"/>
+              </w:rPr>
+              <w:t>字节，</w:t>
+            </w:r>
+            <w:r>
+              <w:rPr>
+                <w:rFonts w:hint="eastAsia"/>
+              </w:rPr>
+              <w:t>0x01</w:t>
+            </w:r>
+            <w:r>
+              <w:rPr>
+                <w:rFonts w:hint="eastAsia"/>
+              </w:rPr>
+              <w:t>，完成；</w:t>
+            </w:r>
+          </w:p>
+          <w:p>
+            <w:pPr>
+              <w:jc w:val="left"/>
+            </w:pPr>
+            <w:r>
+              <w:rPr>
+                <w:rFonts w:hint="eastAsia"/>
+              </w:rPr>
+              <w:t>1</w:t>
+            </w:r>
+            <w:r>
+              <w:rPr>
+                <w:rFonts w:hint="eastAsia"/>
+              </w:rPr>
+              <w:t>字节，</w:t>
+            </w:r>
+            <w:r>
+              <w:rPr>
+                <w:rFonts w:hint="eastAsia"/>
+              </w:rPr>
+              <w:t>0xFF</w:t>
+            </w:r>
+            <w:r>
+              <w:rPr>
+                <w:rFonts w:hint="eastAsia"/>
+              </w:rPr>
+              <w:t>，失败。</w:t>
+            </w:r>
+          </w:p>
+        </w:tc>
+      </w:tr>
+    </w:tbl>
+    <w:p>
+      <w:pPr>
+        <w:jc w:val="left"/>
+      </w:pPr>
+    </w:p>
+    <w:p>
+      <w:pPr>
+        <w:jc w:val="left"/>
+      </w:pPr>
+      <w:r>
+        <w:rPr>
+          <w:rFonts w:hint="eastAsia"/>
+        </w:rPr>
+        <w:t>1.</w:t>
+      </w:r>
+      <w:r>
+        <w:rPr>
+          <w:rFonts w:hint="eastAsia"/>
+        </w:rPr>
+        <w:t>状态查询反馈</w:t>
+      </w:r>
+      <w:r>
+        <w:rPr>
+          <w:rFonts w:hint="eastAsia"/>
+        </w:rPr>
+        <w:t xml:space="preserve">   </w:t>
       </w:r>
       <w:r>
         <w:rPr>
           <w:noProof/>
         </w:rPr>
         <w:drawing>
-          <wp:inline distT="0" distB="0" distL="0" distR="0" wp14:anchorId="2C3C1E87" wp14:editId="5AE9CB49">
-            <wp:extent cx="2112580" cy="1053490"/>
-            <wp:effectExtent l="0" t="0" r="2540" b="0"/>
-            <wp:docPr id="6" name="图片 6"/>
+          <wp:inline distT="0" distB="0" distL="0" distR="0" wp14:anchorId="615DF266" wp14:editId="6C292159">
+            <wp:extent cx="2719552" cy="766888"/>
+            <wp:effectExtent l="0" t="0" r="5080" b="0"/>
+            <wp:docPr id="7" name="图片 7"/>
             <wp:cNvGraphicFramePr>
               <a:graphicFrameLocks xmlns:a="http://schemas.openxmlformats.org/drawingml/2006/main" noChangeAspect="1"/>
             </wp:cNvGraphicFramePr>
@@ -2162,7 +3506,7 @@
                   <pic:spPr>
                     <a:xfrm>
                       <a:off x="0" y="0"/>
-                      <a:ext cx="2123379" cy="1058875"/>
+                      <a:ext cx="2738100" cy="772118"/>
                     </a:xfrm>
                     <a:prstGeom prst="rect">
                       <a:avLst/>
@@ -2178,1505 +3522,18 @@
     <w:p>
       <w:pPr>
         <w:jc w:val="left"/>
-        <w:rPr>
-          <w:rFonts w:hint="eastAsia"/>
-        </w:rPr>
       </w:pPr>
-    </w:p>
-    <w:p>
-      <w:pPr>
-        <w:jc w:val="left"/>
-        <w:rPr>
-          <w:rFonts w:hint="eastAsia"/>
-          <w:color w:val="FF0000"/>
-        </w:rPr>
-      </w:pPr>
-      <w:r>
-        <w:rPr>
-          <w:rFonts w:hint="eastAsia"/>
-          <w:color w:val="FF0000"/>
-        </w:rPr>
-        <w:t>2021-01-20</w:t>
-      </w:r>
-      <w:r>
-        <w:rPr>
-          <w:rFonts w:hint="eastAsia"/>
-          <w:color w:val="FF0000"/>
-        </w:rPr>
-        <w:t>新增：</w:t>
-      </w:r>
-    </w:p>
-    <w:p>
-      <w:pPr>
-        <w:jc w:val="left"/>
-      </w:pPr>
-      <w:r>
-        <w:rPr>
-          <w:rFonts w:hint="eastAsia"/>
-        </w:rPr>
-        <w:t>7.</w:t>
-      </w:r>
-      <w:r>
-        <w:rPr>
-          <w:rFonts w:hint="eastAsia"/>
-        </w:rPr>
-        <w:t>删除</w:t>
-      </w:r>
-      <w:r>
-        <w:rPr>
-          <w:rFonts w:hint="eastAsia"/>
-        </w:rPr>
-        <w:t xml:space="preserve"> DD 7E 08</w:t>
-      </w:r>
-    </w:p>
-    <w:p>
-      <w:pPr>
-        <w:jc w:val="left"/>
-      </w:pPr>
-    </w:p>
-    <w:p/>
-    <w:p/>
-    <w:p/>
-    <w:p/>
-    <w:p/>
-    <w:p/>
-    <w:p>
-      <w:r>
-        <w:rPr>
-          <w:rFonts w:hint="eastAsia"/>
-        </w:rPr>
-        <w:t>上传通信</w:t>
-      </w:r>
-      <w:proofErr w:type="gramStart"/>
-      <w:r>
-        <w:rPr>
-          <w:rFonts w:hint="eastAsia"/>
-        </w:rPr>
-        <w:t>帧</w:t>
-      </w:r>
-      <w:proofErr w:type="gramEnd"/>
-      <w:r>
-        <w:rPr>
-          <w:rFonts w:hint="eastAsia"/>
-        </w:rPr>
-        <w:t>定义表</w:t>
-      </w:r>
-    </w:p>
-    <w:tbl>
-      <w:tblPr>
-        <w:tblStyle w:val="a4"/>
-        <w:tblW w:w="0" w:type="auto"/>
-        <w:tblLook w:val="04A0" w:firstRow="1" w:lastRow="0" w:firstColumn="1" w:lastColumn="0" w:noHBand="0" w:noVBand="1"/>
-      </w:tblPr>
-      <w:tblGrid>
-        <w:gridCol w:w="675"/>
-        <w:gridCol w:w="1560"/>
-        <w:gridCol w:w="708"/>
-        <w:gridCol w:w="1134"/>
-        <w:gridCol w:w="1560"/>
-        <w:gridCol w:w="708"/>
-        <w:gridCol w:w="2177"/>
-      </w:tblGrid>
-      <w:tr>
-        <w:tc>
-          <w:tcPr>
-            <w:tcW w:w="675" w:type="dxa"/>
-          </w:tcPr>
-          <w:p>
-            <w:pPr>
-              <w:jc w:val="center"/>
-            </w:pPr>
-            <w:r>
-              <w:rPr>
-                <w:rFonts w:hint="eastAsia"/>
-              </w:rPr>
-              <w:t>序号</w:t>
-            </w:r>
-          </w:p>
-        </w:tc>
-        <w:tc>
-          <w:tcPr>
-            <w:tcW w:w="1560" w:type="dxa"/>
-          </w:tcPr>
-          <w:p>
-            <w:pPr>
-              <w:jc w:val="center"/>
-            </w:pPr>
-            <w:r>
-              <w:rPr>
-                <w:rFonts w:hint="eastAsia"/>
-              </w:rPr>
-              <w:t>名称</w:t>
-            </w:r>
-          </w:p>
-        </w:tc>
-        <w:tc>
-          <w:tcPr>
-            <w:tcW w:w="708" w:type="dxa"/>
-          </w:tcPr>
-          <w:p>
-            <w:pPr>
-              <w:jc w:val="center"/>
-            </w:pPr>
-            <w:r>
-              <w:rPr>
-                <w:rFonts w:hint="eastAsia"/>
-              </w:rPr>
-              <w:t>命令编码</w:t>
-            </w:r>
-          </w:p>
-        </w:tc>
-        <w:tc>
-          <w:tcPr>
-            <w:tcW w:w="1134" w:type="dxa"/>
-          </w:tcPr>
-          <w:p>
-            <w:pPr>
-              <w:jc w:val="center"/>
-            </w:pPr>
-            <w:r>
-              <w:rPr>
-                <w:rFonts w:hint="eastAsia"/>
-              </w:rPr>
-              <w:t>数据长度</w:t>
-            </w:r>
-          </w:p>
-        </w:tc>
-        <w:tc>
-          <w:tcPr>
-            <w:tcW w:w="1560" w:type="dxa"/>
-          </w:tcPr>
-          <w:p>
-            <w:pPr>
-              <w:jc w:val="center"/>
-            </w:pPr>
-            <w:r>
-              <w:rPr>
-                <w:rFonts w:hint="eastAsia"/>
-              </w:rPr>
-              <w:t>功能</w:t>
-            </w:r>
-          </w:p>
-        </w:tc>
-        <w:tc>
-          <w:tcPr>
-            <w:tcW w:w="708" w:type="dxa"/>
-          </w:tcPr>
-          <w:p>
-            <w:pPr>
-              <w:jc w:val="center"/>
-            </w:pPr>
-            <w:r>
-              <w:rPr>
-                <w:rFonts w:hint="eastAsia"/>
-              </w:rPr>
-              <w:t>类型</w:t>
-            </w:r>
-          </w:p>
-        </w:tc>
-        <w:tc>
-          <w:tcPr>
-            <w:tcW w:w="2177" w:type="dxa"/>
-          </w:tcPr>
-          <w:p>
-            <w:pPr>
-              <w:jc w:val="center"/>
-            </w:pPr>
-            <w:r>
-              <w:rPr>
-                <w:rFonts w:hint="eastAsia"/>
-              </w:rPr>
-              <w:t>备注</w:t>
-            </w:r>
-          </w:p>
-        </w:tc>
-      </w:tr>
-      <w:tr>
-        <w:tc>
-          <w:tcPr>
-            <w:tcW w:w="675" w:type="dxa"/>
-          </w:tcPr>
-          <w:p>
-            <w:pPr>
-              <w:jc w:val="center"/>
-            </w:pPr>
-            <w:r>
-              <w:rPr>
-                <w:rFonts w:hint="eastAsia"/>
-              </w:rPr>
-              <w:t>1</w:t>
-            </w:r>
-          </w:p>
-        </w:tc>
-        <w:tc>
-          <w:tcPr>
-            <w:tcW w:w="1560" w:type="dxa"/>
-          </w:tcPr>
-          <w:p>
-            <w:pPr>
-              <w:jc w:val="center"/>
-            </w:pPr>
-            <w:r>
-              <w:rPr>
-                <w:rFonts w:hint="eastAsia"/>
-              </w:rPr>
-              <w:t>状态查询反馈</w:t>
-            </w:r>
-          </w:p>
-        </w:tc>
-        <w:tc>
-          <w:tcPr>
-            <w:tcW w:w="708" w:type="dxa"/>
-          </w:tcPr>
-          <w:p>
-            <w:pPr>
-              <w:jc w:val="center"/>
-            </w:pPr>
-            <w:r>
-              <w:rPr>
-                <w:rFonts w:hint="eastAsia"/>
-              </w:rPr>
-              <w:t>0x60</w:t>
-            </w:r>
-          </w:p>
-        </w:tc>
-        <w:tc>
-          <w:tcPr>
-            <w:tcW w:w="1134" w:type="dxa"/>
-          </w:tcPr>
-          <w:p>
-            <w:pPr>
-              <w:jc w:val="center"/>
-            </w:pPr>
-            <w:r>
-              <w:rPr>
-                <w:rFonts w:hint="eastAsia"/>
-              </w:rPr>
-              <w:t>2</w:t>
-            </w:r>
-          </w:p>
-        </w:tc>
-        <w:tc>
-          <w:tcPr>
-            <w:tcW w:w="1560" w:type="dxa"/>
-          </w:tcPr>
-          <w:p>
-            <w:pPr>
-              <w:jc w:val="center"/>
-            </w:pPr>
-            <w:proofErr w:type="gramStart"/>
-            <w:r>
-              <w:rPr>
-                <w:rFonts w:hint="eastAsia"/>
-              </w:rPr>
-              <w:t>反馈自</w:t>
-            </w:r>
-            <w:proofErr w:type="gramEnd"/>
-            <w:r>
-              <w:rPr>
-                <w:rFonts w:hint="eastAsia"/>
-              </w:rPr>
-              <w:t>检结果</w:t>
-            </w:r>
-          </w:p>
-        </w:tc>
-        <w:tc>
-          <w:tcPr>
-            <w:tcW w:w="708" w:type="dxa"/>
-          </w:tcPr>
-          <w:p>
-            <w:pPr>
-              <w:jc w:val="center"/>
-            </w:pPr>
-            <w:r>
-              <w:rPr>
-                <w:rFonts w:hint="eastAsia"/>
-              </w:rPr>
-              <w:t>上传</w:t>
-            </w:r>
-          </w:p>
-        </w:tc>
-        <w:tc>
-          <w:tcPr>
-            <w:tcW w:w="2177" w:type="dxa"/>
-          </w:tcPr>
-          <w:p>
-            <w:pPr>
-              <w:jc w:val="left"/>
-            </w:pPr>
-            <w:r>
-              <w:rPr>
-                <w:rFonts w:hint="eastAsia"/>
-              </w:rPr>
-              <w:t>数据区内容：</w:t>
-            </w:r>
-          </w:p>
-          <w:p>
-            <w:pPr>
-              <w:jc w:val="left"/>
-            </w:pPr>
-            <w:r>
-              <w:rPr>
-                <w:rFonts w:hint="eastAsia"/>
-              </w:rPr>
-              <w:t>2</w:t>
-            </w:r>
-            <w:r>
-              <w:rPr>
-                <w:rFonts w:hint="eastAsia"/>
-              </w:rPr>
-              <w:t>字节，</w:t>
-            </w:r>
-            <w:r>
-              <w:rPr>
-                <w:rFonts w:hint="eastAsia"/>
-              </w:rPr>
-              <w:t>0x0100:</w:t>
-            </w:r>
-            <w:r>
-              <w:rPr>
-                <w:rFonts w:hint="eastAsia"/>
-              </w:rPr>
-              <w:t>正常</w:t>
-            </w:r>
-            <w:r>
-              <w:rPr>
-                <w:rFonts w:hint="eastAsia"/>
-              </w:rPr>
-              <w:t>;</w:t>
-            </w:r>
-          </w:p>
-          <w:p>
-            <w:pPr>
-              <w:jc w:val="left"/>
-            </w:pPr>
-            <w:r>
-              <w:rPr>
-                <w:rFonts w:hint="eastAsia"/>
-              </w:rPr>
-              <w:t>异常不做</w:t>
-            </w:r>
-            <w:proofErr w:type="gramStart"/>
-            <w:r>
-              <w:rPr>
-                <w:rFonts w:hint="eastAsia"/>
-              </w:rPr>
-              <w:t>反馈让</w:t>
-            </w:r>
-            <w:proofErr w:type="gramEnd"/>
-            <w:r>
-              <w:rPr>
-                <w:rFonts w:hint="eastAsia"/>
-              </w:rPr>
-              <w:t>上位机等待超时。</w:t>
-            </w:r>
-          </w:p>
-        </w:tc>
-      </w:tr>
-      <w:tr>
-        <w:tc>
-          <w:tcPr>
-            <w:tcW w:w="675" w:type="dxa"/>
-          </w:tcPr>
-          <w:p>
-            <w:pPr>
-              <w:jc w:val="center"/>
-            </w:pPr>
-            <w:r>
-              <w:rPr>
-                <w:rFonts w:hint="eastAsia"/>
-              </w:rPr>
-              <w:t>2</w:t>
-            </w:r>
-          </w:p>
-        </w:tc>
-        <w:tc>
-          <w:tcPr>
-            <w:tcW w:w="1560" w:type="dxa"/>
-          </w:tcPr>
-          <w:p>
-            <w:pPr>
-              <w:jc w:val="center"/>
-            </w:pPr>
-            <w:r>
-              <w:rPr>
-                <w:rFonts w:hint="eastAsia"/>
-              </w:rPr>
-              <w:t>握手确认反馈</w:t>
-            </w:r>
-          </w:p>
-        </w:tc>
-        <w:tc>
-          <w:tcPr>
-            <w:tcW w:w="708" w:type="dxa"/>
-          </w:tcPr>
-          <w:p>
-            <w:pPr>
-              <w:jc w:val="center"/>
-            </w:pPr>
-            <w:r>
-              <w:rPr>
-                <w:rFonts w:hint="eastAsia"/>
-              </w:rPr>
-              <w:t>0x61</w:t>
-            </w:r>
-          </w:p>
-        </w:tc>
-        <w:tc>
-          <w:tcPr>
-            <w:tcW w:w="1134" w:type="dxa"/>
-          </w:tcPr>
-          <w:p>
-            <w:pPr>
-              <w:jc w:val="center"/>
-            </w:pPr>
-            <w:r>
-              <w:rPr>
-                <w:rFonts w:hint="eastAsia"/>
-              </w:rPr>
-              <w:t>10</w:t>
-            </w:r>
-          </w:p>
-        </w:tc>
-        <w:tc>
-          <w:tcPr>
-            <w:tcW w:w="1560" w:type="dxa"/>
-          </w:tcPr>
-          <w:p>
-            <w:pPr>
-              <w:jc w:val="center"/>
-            </w:pPr>
-            <w:r>
-              <w:rPr>
-                <w:rFonts w:hint="eastAsia"/>
-              </w:rPr>
-              <w:t>握手确认应答</w:t>
-            </w:r>
-          </w:p>
-        </w:tc>
-        <w:tc>
-          <w:tcPr>
-            <w:tcW w:w="708" w:type="dxa"/>
-          </w:tcPr>
-          <w:p>
-            <w:pPr>
-              <w:jc w:val="center"/>
-            </w:pPr>
-            <w:r>
-              <w:rPr>
-                <w:rFonts w:hint="eastAsia"/>
-              </w:rPr>
-              <w:t>上传</w:t>
-            </w:r>
-          </w:p>
-        </w:tc>
-        <w:tc>
-          <w:tcPr>
-            <w:tcW w:w="2177" w:type="dxa"/>
-          </w:tcPr>
-          <w:p>
-            <w:pPr>
-              <w:jc w:val="left"/>
-            </w:pPr>
-            <w:r>
-              <w:rPr>
-                <w:rFonts w:hint="eastAsia"/>
-              </w:rPr>
-              <w:t>数据区内容：</w:t>
-            </w:r>
-          </w:p>
-          <w:p>
-            <w:pPr>
-              <w:jc w:val="left"/>
-            </w:pPr>
-            <w:r>
-              <w:rPr>
-                <w:rFonts w:hint="eastAsia"/>
-              </w:rPr>
-              <w:t>8</w:t>
-            </w:r>
-            <w:r>
-              <w:rPr>
-                <w:rFonts w:hint="eastAsia"/>
-              </w:rPr>
-              <w:t>字节随机数</w:t>
-            </w:r>
-            <w:r>
-              <w:rPr>
-                <w:rFonts w:hint="eastAsia"/>
-              </w:rPr>
-              <w:t>+</w:t>
-            </w:r>
-          </w:p>
-          <w:p>
-            <w:pPr>
-              <w:jc w:val="left"/>
-            </w:pPr>
-            <w:r>
-              <w:rPr>
-                <w:rFonts w:hint="eastAsia"/>
-              </w:rPr>
-              <w:t>2</w:t>
-            </w:r>
-            <w:r>
-              <w:rPr>
-                <w:rFonts w:hint="eastAsia"/>
-              </w:rPr>
-              <w:t>字节</w:t>
-            </w:r>
-            <w:r>
-              <w:rPr>
-                <w:rFonts w:hint="eastAsia"/>
-              </w:rPr>
-              <w:t>CRC-16</w:t>
-            </w:r>
-            <w:r>
-              <w:rPr>
-                <w:rFonts w:hint="eastAsia"/>
-              </w:rPr>
-              <w:t>校验码（</w:t>
-            </w:r>
-            <w:r>
-              <w:rPr>
-                <w:rFonts w:hint="eastAsia"/>
-              </w:rPr>
-              <w:t>8</w:t>
-            </w:r>
-            <w:r>
-              <w:rPr>
-                <w:rFonts w:hint="eastAsia"/>
-              </w:rPr>
-              <w:t>字节随机数的校验码）。</w:t>
-            </w:r>
-          </w:p>
-        </w:tc>
-      </w:tr>
-      <w:tr>
-        <w:tc>
-          <w:tcPr>
-            <w:tcW w:w="675" w:type="dxa"/>
-          </w:tcPr>
-          <w:p>
-            <w:pPr>
-              <w:jc w:val="center"/>
-            </w:pPr>
-            <w:r>
-              <w:rPr>
-                <w:rFonts w:hint="eastAsia"/>
-              </w:rPr>
-              <w:t>3</w:t>
-            </w:r>
-          </w:p>
-        </w:tc>
-        <w:tc>
-          <w:tcPr>
-            <w:tcW w:w="1560" w:type="dxa"/>
-          </w:tcPr>
-          <w:p>
-            <w:pPr>
-              <w:jc w:val="center"/>
-            </w:pPr>
-            <w:r>
-              <w:rPr>
-                <w:rFonts w:hint="eastAsia"/>
-              </w:rPr>
-              <w:t>认证反馈</w:t>
-            </w:r>
-          </w:p>
-        </w:tc>
-        <w:tc>
-          <w:tcPr>
-            <w:tcW w:w="708" w:type="dxa"/>
-          </w:tcPr>
-          <w:p>
-            <w:pPr>
-              <w:jc w:val="center"/>
-            </w:pPr>
-            <w:r>
-              <w:rPr>
-                <w:rFonts w:hint="eastAsia"/>
-              </w:rPr>
-              <w:t>0x63</w:t>
-            </w:r>
-          </w:p>
-        </w:tc>
-        <w:tc>
-          <w:tcPr>
-            <w:tcW w:w="1134" w:type="dxa"/>
-          </w:tcPr>
-          <w:p>
-            <w:pPr>
-              <w:jc w:val="center"/>
-            </w:pPr>
-            <w:r>
-              <w:rPr>
-                <w:rFonts w:hint="eastAsia"/>
-              </w:rPr>
-              <w:t>4</w:t>
-            </w:r>
-          </w:p>
-        </w:tc>
-        <w:tc>
-          <w:tcPr>
-            <w:tcW w:w="1560" w:type="dxa"/>
-          </w:tcPr>
-          <w:p>
-            <w:pPr>
-              <w:jc w:val="center"/>
-            </w:pPr>
-            <w:r>
-              <w:rPr>
-                <w:rFonts w:hint="eastAsia"/>
-              </w:rPr>
-              <w:t>反馈认证结果</w:t>
-            </w:r>
-          </w:p>
-        </w:tc>
-        <w:tc>
-          <w:tcPr>
-            <w:tcW w:w="708" w:type="dxa"/>
-          </w:tcPr>
-          <w:p>
-            <w:pPr>
-              <w:jc w:val="center"/>
-            </w:pPr>
-            <w:r>
-              <w:rPr>
-                <w:rFonts w:hint="eastAsia"/>
-              </w:rPr>
-              <w:t>上传</w:t>
-            </w:r>
-          </w:p>
-        </w:tc>
-        <w:tc>
-          <w:tcPr>
-            <w:tcW w:w="2177" w:type="dxa"/>
-          </w:tcPr>
-          <w:p>
-            <w:pPr>
-              <w:jc w:val="left"/>
-            </w:pPr>
-            <w:r>
-              <w:rPr>
-                <w:rFonts w:hint="eastAsia"/>
-              </w:rPr>
-              <w:t>数据区内容：</w:t>
-            </w:r>
-          </w:p>
-          <w:p>
-            <w:pPr>
-              <w:jc w:val="left"/>
-            </w:pPr>
-            <w:r>
-              <w:rPr>
-                <w:rFonts w:hint="eastAsia"/>
-              </w:rPr>
-              <w:t>4</w:t>
-            </w:r>
-            <w:r>
-              <w:rPr>
-                <w:rFonts w:hint="eastAsia"/>
-              </w:rPr>
-              <w:t>字节，</w:t>
-            </w:r>
-            <w:r>
-              <w:rPr>
-                <w:rFonts w:hint="eastAsia"/>
-              </w:rPr>
-              <w:t>0x17498F00</w:t>
-            </w:r>
-            <w:r>
-              <w:rPr>
-                <w:rFonts w:hint="eastAsia"/>
-              </w:rPr>
-              <w:t>，通过；</w:t>
-            </w:r>
-          </w:p>
-          <w:p>
-            <w:pPr>
-              <w:jc w:val="left"/>
-            </w:pPr>
-            <w:r>
-              <w:rPr>
-                <w:rFonts w:hint="eastAsia"/>
-              </w:rPr>
-              <w:t>4</w:t>
-            </w:r>
-            <w:r>
-              <w:rPr>
-                <w:rFonts w:hint="eastAsia"/>
-              </w:rPr>
-              <w:t>字节，</w:t>
-            </w:r>
-            <w:r>
-              <w:rPr>
-                <w:rFonts w:hint="eastAsia"/>
-              </w:rPr>
-              <w:t>0xFFFFFFFF</w:t>
-            </w:r>
-            <w:r>
-              <w:rPr>
-                <w:rFonts w:hint="eastAsia"/>
-              </w:rPr>
-              <w:t>，认证失败。</w:t>
-            </w:r>
-          </w:p>
-        </w:tc>
-      </w:tr>
-      <w:tr>
-        <w:tc>
-          <w:tcPr>
-            <w:tcW w:w="675" w:type="dxa"/>
-          </w:tcPr>
-          <w:p>
-            <w:pPr>
-              <w:jc w:val="center"/>
-            </w:pPr>
-            <w:r>
-              <w:rPr>
-                <w:rFonts w:hint="eastAsia"/>
-              </w:rPr>
-              <w:t>4</w:t>
-            </w:r>
-          </w:p>
-        </w:tc>
-        <w:tc>
-          <w:tcPr>
-            <w:tcW w:w="1560" w:type="dxa"/>
-          </w:tcPr>
-          <w:p>
-            <w:pPr>
-              <w:jc w:val="center"/>
-            </w:pPr>
-            <w:r>
-              <w:rPr>
-                <w:rFonts w:hint="eastAsia"/>
-              </w:rPr>
-              <w:t>握手取消反馈</w:t>
-            </w:r>
-          </w:p>
-        </w:tc>
-        <w:tc>
-          <w:tcPr>
-            <w:tcW w:w="708" w:type="dxa"/>
-          </w:tcPr>
-          <w:p>
-            <w:pPr>
-              <w:jc w:val="center"/>
-            </w:pPr>
-            <w:r>
-              <w:rPr>
-                <w:rFonts w:hint="eastAsia"/>
-              </w:rPr>
-              <w:t>0x64</w:t>
-            </w:r>
-          </w:p>
-        </w:tc>
-        <w:tc>
-          <w:tcPr>
-            <w:tcW w:w="1134" w:type="dxa"/>
-          </w:tcPr>
-          <w:p>
-            <w:pPr>
-              <w:jc w:val="center"/>
-            </w:pPr>
-            <w:r>
-              <w:rPr>
-                <w:rFonts w:hint="eastAsia"/>
-              </w:rPr>
-              <w:t>10</w:t>
-            </w:r>
-          </w:p>
-        </w:tc>
-        <w:tc>
-          <w:tcPr>
-            <w:tcW w:w="1560" w:type="dxa"/>
-          </w:tcPr>
-          <w:p>
-            <w:pPr>
-              <w:jc w:val="center"/>
-            </w:pPr>
-            <w:r>
-              <w:rPr>
-                <w:rFonts w:hint="eastAsia"/>
-              </w:rPr>
-              <w:t>握手取消应答</w:t>
-            </w:r>
-          </w:p>
-        </w:tc>
-        <w:tc>
-          <w:tcPr>
-            <w:tcW w:w="708" w:type="dxa"/>
-          </w:tcPr>
-          <w:p>
-            <w:pPr>
-              <w:jc w:val="center"/>
-            </w:pPr>
-            <w:r>
-              <w:rPr>
-                <w:rFonts w:hint="eastAsia"/>
-              </w:rPr>
-              <w:t>上传</w:t>
-            </w:r>
-          </w:p>
-        </w:tc>
-        <w:tc>
-          <w:tcPr>
-            <w:tcW w:w="2177" w:type="dxa"/>
-          </w:tcPr>
-          <w:p>
-            <w:pPr>
-              <w:jc w:val="left"/>
-            </w:pPr>
-            <w:r>
-              <w:rPr>
-                <w:rFonts w:hint="eastAsia"/>
-              </w:rPr>
-              <w:t>数据区内容：</w:t>
-            </w:r>
-          </w:p>
-          <w:p>
-            <w:pPr>
-              <w:jc w:val="left"/>
-            </w:pPr>
-            <w:r>
-              <w:rPr>
-                <w:rFonts w:hint="eastAsia"/>
-              </w:rPr>
-              <w:t>8</w:t>
-            </w:r>
-            <w:r>
-              <w:rPr>
-                <w:rFonts w:hint="eastAsia"/>
-              </w:rPr>
-              <w:t>字节随机数</w:t>
-            </w:r>
-            <w:r>
-              <w:rPr>
-                <w:rFonts w:hint="eastAsia"/>
-              </w:rPr>
-              <w:t>+</w:t>
-            </w:r>
-          </w:p>
-          <w:p>
-            <w:pPr>
-              <w:jc w:val="left"/>
-            </w:pPr>
-            <w:r>
-              <w:rPr>
-                <w:rFonts w:hint="eastAsia"/>
-              </w:rPr>
-              <w:t>2</w:t>
-            </w:r>
-            <w:r>
-              <w:rPr>
-                <w:rFonts w:hint="eastAsia"/>
-              </w:rPr>
-              <w:t>字节</w:t>
-            </w:r>
-            <w:r>
-              <w:rPr>
-                <w:rFonts w:hint="eastAsia"/>
-              </w:rPr>
-              <w:t>CRC-16</w:t>
-            </w:r>
-            <w:r>
-              <w:rPr>
-                <w:rFonts w:hint="eastAsia"/>
-              </w:rPr>
-              <w:t>校验码（</w:t>
-            </w:r>
-            <w:r>
-              <w:rPr>
-                <w:rFonts w:hint="eastAsia"/>
-              </w:rPr>
-              <w:t>8</w:t>
-            </w:r>
-            <w:r>
-              <w:rPr>
-                <w:rFonts w:hint="eastAsia"/>
-              </w:rPr>
-              <w:t>字节随机数的校验码）。</w:t>
-            </w:r>
-          </w:p>
-        </w:tc>
-      </w:tr>
-      <w:tr>
-        <w:tc>
-          <w:tcPr>
-            <w:tcW w:w="675" w:type="dxa"/>
-          </w:tcPr>
-          <w:p>
-            <w:pPr>
-              <w:jc w:val="center"/>
-            </w:pPr>
-            <w:r>
-              <w:rPr>
-                <w:rFonts w:hint="eastAsia"/>
-              </w:rPr>
-              <w:t>5</w:t>
-            </w:r>
-          </w:p>
-        </w:tc>
-        <w:tc>
-          <w:tcPr>
-            <w:tcW w:w="1560" w:type="dxa"/>
-          </w:tcPr>
-          <w:p>
-            <w:pPr>
-              <w:jc w:val="center"/>
-            </w:pPr>
-            <w:r>
-              <w:rPr>
-                <w:rFonts w:hint="eastAsia"/>
-              </w:rPr>
-              <w:t>复位反馈</w:t>
-            </w:r>
-          </w:p>
-        </w:tc>
-        <w:tc>
-          <w:tcPr>
-            <w:tcW w:w="708" w:type="dxa"/>
-          </w:tcPr>
-          <w:p>
-            <w:pPr>
-              <w:jc w:val="center"/>
-            </w:pPr>
-            <w:r>
-              <w:rPr>
-                <w:rFonts w:hint="eastAsia"/>
-              </w:rPr>
-              <w:t>0x65</w:t>
-            </w:r>
-          </w:p>
-        </w:tc>
-        <w:tc>
-          <w:tcPr>
-            <w:tcW w:w="1134" w:type="dxa"/>
-          </w:tcPr>
-          <w:p>
-            <w:pPr>
-              <w:jc w:val="center"/>
-            </w:pPr>
-            <w:r>
-              <w:rPr>
-                <w:rFonts w:hint="eastAsia"/>
-              </w:rPr>
-              <w:t>1</w:t>
-            </w:r>
-          </w:p>
-        </w:tc>
-        <w:tc>
-          <w:tcPr>
-            <w:tcW w:w="1560" w:type="dxa"/>
-          </w:tcPr>
-          <w:p>
-            <w:pPr>
-              <w:jc w:val="center"/>
-            </w:pPr>
-            <w:r>
-              <w:rPr>
-                <w:rFonts w:hint="eastAsia"/>
-              </w:rPr>
-              <w:t>复位反馈</w:t>
-            </w:r>
-          </w:p>
-        </w:tc>
-        <w:tc>
-          <w:tcPr>
-            <w:tcW w:w="708" w:type="dxa"/>
-          </w:tcPr>
-          <w:p>
-            <w:pPr>
-              <w:jc w:val="center"/>
-            </w:pPr>
-            <w:r>
-              <w:rPr>
-                <w:rFonts w:hint="eastAsia"/>
-              </w:rPr>
-              <w:t>上传</w:t>
-            </w:r>
-          </w:p>
-        </w:tc>
-        <w:tc>
-          <w:tcPr>
-            <w:tcW w:w="2177" w:type="dxa"/>
-          </w:tcPr>
-          <w:p>
-            <w:pPr>
-              <w:jc w:val="left"/>
-            </w:pPr>
-            <w:r>
-              <w:rPr>
-                <w:rFonts w:hint="eastAsia"/>
-              </w:rPr>
-              <w:t>数据区内容：</w:t>
-            </w:r>
-          </w:p>
-          <w:p>
-            <w:pPr>
-              <w:jc w:val="left"/>
-            </w:pPr>
-            <w:r>
-              <w:rPr>
-                <w:rFonts w:hint="eastAsia"/>
-              </w:rPr>
-              <w:t>1</w:t>
-            </w:r>
-            <w:r>
-              <w:rPr>
-                <w:rFonts w:hint="eastAsia"/>
-              </w:rPr>
-              <w:t>字节，</w:t>
-            </w:r>
-            <w:r>
-              <w:rPr>
-                <w:rFonts w:hint="eastAsia"/>
-              </w:rPr>
-              <w:t>0x</w:t>
-            </w:r>
-            <w:r>
-              <w:rPr>
-                <w:rFonts w:hint="eastAsia"/>
-              </w:rPr>
-              <w:t>01</w:t>
-            </w:r>
-            <w:r>
-              <w:rPr>
-                <w:rFonts w:hint="eastAsia"/>
-              </w:rPr>
-              <w:t>，完成；</w:t>
-            </w:r>
-          </w:p>
-          <w:p>
-            <w:pPr>
-              <w:jc w:val="left"/>
-            </w:pPr>
-            <w:r>
-              <w:rPr>
-                <w:rFonts w:hint="eastAsia"/>
-              </w:rPr>
-              <w:t>1</w:t>
-            </w:r>
-            <w:r>
-              <w:rPr>
-                <w:rFonts w:hint="eastAsia"/>
-              </w:rPr>
-              <w:t>字节，</w:t>
-            </w:r>
-            <w:r>
-              <w:rPr>
-                <w:rFonts w:hint="eastAsia"/>
-              </w:rPr>
-              <w:t>0xFF</w:t>
-            </w:r>
-            <w:r>
-              <w:rPr>
-                <w:rFonts w:hint="eastAsia"/>
-              </w:rPr>
-              <w:t>，失败。</w:t>
-            </w:r>
-          </w:p>
-        </w:tc>
-      </w:tr>
-      <w:tr>
-        <w:tc>
-          <w:tcPr>
-            <w:tcW w:w="675" w:type="dxa"/>
-          </w:tcPr>
-          <w:p>
-            <w:pPr>
-              <w:jc w:val="center"/>
-            </w:pPr>
-            <w:r>
-              <w:rPr>
-                <w:rFonts w:hint="eastAsia"/>
-              </w:rPr>
-              <w:t>6</w:t>
-            </w:r>
-          </w:p>
-        </w:tc>
-        <w:tc>
-          <w:tcPr>
-            <w:tcW w:w="1560" w:type="dxa"/>
-          </w:tcPr>
-          <w:p>
-            <w:pPr>
-              <w:jc w:val="center"/>
-            </w:pPr>
-            <w:r>
-              <w:rPr>
-                <w:rFonts w:hint="eastAsia"/>
-              </w:rPr>
-              <w:t>注册反馈</w:t>
-            </w:r>
-          </w:p>
-        </w:tc>
-        <w:tc>
-          <w:tcPr>
-            <w:tcW w:w="708" w:type="dxa"/>
-          </w:tcPr>
-          <w:p>
-            <w:pPr>
-              <w:jc w:val="center"/>
-            </w:pPr>
-            <w:r>
-              <w:rPr>
-                <w:rFonts w:hint="eastAsia"/>
-              </w:rPr>
-              <w:t>0x66</w:t>
-            </w:r>
-          </w:p>
-        </w:tc>
-        <w:tc>
-          <w:tcPr>
-            <w:tcW w:w="1134" w:type="dxa"/>
-          </w:tcPr>
-          <w:p>
-            <w:pPr>
-              <w:jc w:val="center"/>
-            </w:pPr>
-            <w:r>
-              <w:rPr>
-                <w:rFonts w:hint="eastAsia"/>
-              </w:rPr>
-              <w:t>1</w:t>
-            </w:r>
-          </w:p>
-        </w:tc>
-        <w:tc>
-          <w:tcPr>
-            <w:tcW w:w="1560" w:type="dxa"/>
-          </w:tcPr>
-          <w:p>
-            <w:pPr>
-              <w:jc w:val="center"/>
-            </w:pPr>
-            <w:r>
-              <w:rPr>
-                <w:rFonts w:hint="eastAsia"/>
-              </w:rPr>
-              <w:t>注册反馈</w:t>
-            </w:r>
-            <w:r>
-              <w:rPr>
-                <w:rFonts w:hint="eastAsia"/>
-              </w:rPr>
-              <w:t xml:space="preserve">                                                                                                                                                                                                                                                                                                                                                                                                                                                                                                                                                                                                                                                                                                                                                                                                                                                                                                                                                                                                                                                                                                                                                                                                                                                                                                                                                                                                                                                                                                                                                                                                                                                                                                                                                                                                                                                                                                                                                                                                                                                                                                                                                                                                                                                                                                                                                                                                                                                                                                                                                                    </w:t>
-            </w:r>
-          </w:p>
-        </w:tc>
-        <w:tc>
-          <w:tcPr>
-            <w:tcW w:w="708" w:type="dxa"/>
-          </w:tcPr>
-          <w:p>
-            <w:pPr>
-              <w:jc w:val="center"/>
-            </w:pPr>
-            <w:r>
-              <w:rPr>
-                <w:rFonts w:hint="eastAsia"/>
-              </w:rPr>
-              <w:t>上传</w:t>
-            </w:r>
-          </w:p>
-        </w:tc>
-        <w:tc>
-          <w:tcPr>
-            <w:tcW w:w="2177" w:type="dxa"/>
-          </w:tcPr>
-          <w:p>
-            <w:pPr>
-              <w:jc w:val="left"/>
-            </w:pPr>
-            <w:r>
-              <w:rPr>
-                <w:rFonts w:hint="eastAsia"/>
-              </w:rPr>
-              <w:t>数据区内容：</w:t>
-            </w:r>
-          </w:p>
-          <w:p>
-            <w:pPr>
-              <w:jc w:val="left"/>
-            </w:pPr>
-            <w:r>
-              <w:rPr>
-                <w:rFonts w:hint="eastAsia"/>
-              </w:rPr>
-              <w:t>1</w:t>
-            </w:r>
-            <w:r>
-              <w:rPr>
-                <w:rFonts w:hint="eastAsia"/>
-              </w:rPr>
-              <w:t>字节，</w:t>
-            </w:r>
-            <w:r>
-              <w:rPr>
-                <w:rFonts w:hint="eastAsia"/>
-              </w:rPr>
-              <w:t>0x01</w:t>
-            </w:r>
-            <w:r>
-              <w:rPr>
-                <w:rFonts w:hint="eastAsia"/>
-              </w:rPr>
-              <w:t>，完成；</w:t>
-            </w:r>
-          </w:p>
-          <w:p>
-            <w:pPr>
-              <w:jc w:val="left"/>
-            </w:pPr>
-            <w:r>
-              <w:rPr>
-                <w:rFonts w:hint="eastAsia"/>
-              </w:rPr>
-              <w:t>1</w:t>
-            </w:r>
-            <w:r>
-              <w:rPr>
-                <w:rFonts w:hint="eastAsia"/>
-              </w:rPr>
-              <w:t>字节，</w:t>
-            </w:r>
-            <w:r>
-              <w:rPr>
-                <w:rFonts w:hint="eastAsia"/>
-              </w:rPr>
-              <w:t>0xFF</w:t>
-            </w:r>
-            <w:r>
-              <w:rPr>
-                <w:rFonts w:hint="eastAsia"/>
-              </w:rPr>
-              <w:t>，失败。</w:t>
-            </w:r>
-          </w:p>
-        </w:tc>
-      </w:tr>
-      <w:tr>
-        <w:tc>
-          <w:tcPr>
-            <w:tcW w:w="675" w:type="dxa"/>
-          </w:tcPr>
-          <w:p>
-            <w:pPr>
-              <w:jc w:val="center"/>
-              <w:rPr>
-                <w:rFonts w:hint="eastAsia"/>
-              </w:rPr>
-            </w:pPr>
-            <w:r>
-              <w:rPr>
-                <w:rFonts w:hint="eastAsia"/>
-              </w:rPr>
-              <w:t>7</w:t>
-            </w:r>
-          </w:p>
-        </w:tc>
-        <w:tc>
-          <w:tcPr>
-            <w:tcW w:w="1560" w:type="dxa"/>
-          </w:tcPr>
-          <w:p>
-            <w:pPr>
-              <w:jc w:val="center"/>
-              <w:rPr>
-                <w:rFonts w:hint="eastAsia"/>
-              </w:rPr>
-            </w:pPr>
-            <w:r>
-              <w:rPr>
-                <w:rFonts w:hint="eastAsia"/>
-              </w:rPr>
-              <w:t>初始化反馈</w:t>
-            </w:r>
-          </w:p>
-        </w:tc>
-        <w:tc>
-          <w:tcPr>
-            <w:tcW w:w="708" w:type="dxa"/>
-          </w:tcPr>
-          <w:p>
-            <w:pPr>
-              <w:jc w:val="center"/>
-              <w:rPr>
-                <w:rFonts w:hint="eastAsia"/>
-              </w:rPr>
-            </w:pPr>
-            <w:r>
-              <w:rPr>
-                <w:rFonts w:hint="eastAsia"/>
-              </w:rPr>
-              <w:t>0x6</w:t>
-            </w:r>
-            <w:r>
-              <w:rPr>
-                <w:rFonts w:hint="eastAsia"/>
-              </w:rPr>
-              <w:t>7</w:t>
-            </w:r>
-          </w:p>
-        </w:tc>
-        <w:tc>
-          <w:tcPr>
-            <w:tcW w:w="1134" w:type="dxa"/>
-          </w:tcPr>
-          <w:p>
-            <w:pPr>
-              <w:jc w:val="center"/>
-              <w:rPr>
-                <w:rFonts w:hint="eastAsia"/>
-              </w:rPr>
-            </w:pPr>
-            <w:r>
-              <w:rPr>
-                <w:rFonts w:hint="eastAsia"/>
-              </w:rPr>
-              <w:t>1</w:t>
-            </w:r>
-          </w:p>
-        </w:tc>
-        <w:tc>
-          <w:tcPr>
-            <w:tcW w:w="1560" w:type="dxa"/>
-          </w:tcPr>
-          <w:p>
-            <w:pPr>
-              <w:jc w:val="center"/>
-              <w:rPr>
-                <w:rFonts w:hint="eastAsia"/>
-              </w:rPr>
-            </w:pPr>
-            <w:r>
-              <w:rPr>
-                <w:rFonts w:hint="eastAsia"/>
-              </w:rPr>
-              <w:t>初始化反馈</w:t>
-            </w:r>
-          </w:p>
-        </w:tc>
-        <w:tc>
-          <w:tcPr>
-            <w:tcW w:w="708" w:type="dxa"/>
-          </w:tcPr>
-          <w:p>
-            <w:pPr>
-              <w:jc w:val="center"/>
-              <w:rPr>
-                <w:rFonts w:hint="eastAsia"/>
-              </w:rPr>
-            </w:pPr>
-            <w:r>
-              <w:rPr>
-                <w:rFonts w:hint="eastAsia"/>
-              </w:rPr>
-              <w:t>上传</w:t>
-            </w:r>
-          </w:p>
-        </w:tc>
-        <w:tc>
-          <w:tcPr>
-            <w:tcW w:w="2177" w:type="dxa"/>
-          </w:tcPr>
-          <w:p>
-            <w:pPr>
-              <w:jc w:val="left"/>
-            </w:pPr>
-            <w:r>
-              <w:rPr>
-                <w:rFonts w:hint="eastAsia"/>
-              </w:rPr>
-              <w:t>数据区内容：</w:t>
-            </w:r>
-          </w:p>
-          <w:p>
-            <w:pPr>
-              <w:jc w:val="left"/>
-            </w:pPr>
-            <w:r>
-              <w:rPr>
-                <w:rFonts w:hint="eastAsia"/>
-              </w:rPr>
-              <w:t>1</w:t>
-            </w:r>
-            <w:r>
-              <w:rPr>
-                <w:rFonts w:hint="eastAsia"/>
-              </w:rPr>
-              <w:t>字节，</w:t>
-            </w:r>
-            <w:r>
-              <w:rPr>
-                <w:rFonts w:hint="eastAsia"/>
-              </w:rPr>
-              <w:t>0x01</w:t>
-            </w:r>
-            <w:r>
-              <w:rPr>
-                <w:rFonts w:hint="eastAsia"/>
-              </w:rPr>
-              <w:t>，完成；</w:t>
-            </w:r>
-          </w:p>
-          <w:p>
-            <w:pPr>
-              <w:jc w:val="left"/>
-              <w:rPr>
-                <w:rFonts w:hint="eastAsia"/>
-              </w:rPr>
-            </w:pPr>
-            <w:r>
-              <w:rPr>
-                <w:rFonts w:hint="eastAsia"/>
-              </w:rPr>
-              <w:t>1</w:t>
-            </w:r>
-            <w:r>
-              <w:rPr>
-                <w:rFonts w:hint="eastAsia"/>
-              </w:rPr>
-              <w:t>字节，</w:t>
-            </w:r>
-            <w:r>
-              <w:rPr>
-                <w:rFonts w:hint="eastAsia"/>
-              </w:rPr>
-              <w:t>0xFF</w:t>
-            </w:r>
-            <w:r>
-              <w:rPr>
-                <w:rFonts w:hint="eastAsia"/>
-              </w:rPr>
-              <w:t>，失败。</w:t>
-            </w:r>
-          </w:p>
-        </w:tc>
-      </w:tr>
-    </w:tbl>
-    <w:p>
-      <w:pPr>
-        <w:jc w:val="left"/>
-      </w:pPr>
-    </w:p>
-    <w:p>
-      <w:pPr>
-        <w:jc w:val="left"/>
-      </w:pPr>
-      <w:r>
-        <w:rPr>
-          <w:rFonts w:hint="eastAsia"/>
-        </w:rPr>
-        <w:t>1.</w:t>
-      </w:r>
-      <w:r>
-        <w:rPr>
-          <w:rFonts w:hint="eastAsia"/>
-        </w:rPr>
-        <w:t>状态查询反馈</w:t>
+      <w:r>
+        <w:rPr>
+          <w:rFonts w:hint="eastAsia"/>
+        </w:rPr>
+        <w:t>2.</w:t>
+      </w:r>
+      <w:r>
+        <w:rPr>
+          <w:rFonts w:hint="eastAsia"/>
+        </w:rPr>
+        <w:t>握手确认反馈</w:t>
       </w:r>
       <w:r>
         <w:rPr>
@@ -3689,10 +3546,10 @@
           <w:noProof/>
         </w:rPr>
         <w:drawing>
-          <wp:inline distT="0" distB="0" distL="0" distR="0" wp14:anchorId="10B55A74" wp14:editId="14FFDED2">
-            <wp:extent cx="2719552" cy="766888"/>
-            <wp:effectExtent l="0" t="0" r="5080" b="0"/>
-            <wp:docPr id="7" name="图片 7"/>
+          <wp:inline distT="0" distB="0" distL="0" distR="0" wp14:anchorId="00F13B90" wp14:editId="4186A9E7">
+            <wp:extent cx="4169979" cy="748085"/>
+            <wp:effectExtent l="0" t="0" r="2540" b="0"/>
+            <wp:docPr id="8" name="图片 8"/>
             <wp:cNvGraphicFramePr>
               <a:graphicFrameLocks xmlns:a="http://schemas.openxmlformats.org/drawingml/2006/main" noChangeAspect="1"/>
             </wp:cNvGraphicFramePr>
@@ -3712,7 +3569,7 @@
                   <pic:spPr>
                     <a:xfrm>
                       <a:off x="0" y="0"/>
-                      <a:ext cx="2738100" cy="772118"/>
+                      <a:ext cx="4190178" cy="751709"/>
                     </a:xfrm>
                     <a:prstGeom prst="rect">
                       <a:avLst/>
@@ -3729,33 +3586,39 @@
       <w:pPr>
         <w:jc w:val="left"/>
       </w:pPr>
-      <w:r>
-        <w:rPr>
-          <w:rFonts w:hint="eastAsia"/>
-        </w:rPr>
-        <w:t>2.</w:t>
-      </w:r>
-      <w:r>
-        <w:rPr>
-          <w:rFonts w:hint="eastAsia"/>
-        </w:rPr>
-        <w:t>握手确认反馈</w:t>
-      </w:r>
-      <w:r>
-        <w:rPr>
-          <w:rFonts w:hint="eastAsia"/>
-        </w:rPr>
-        <w:t xml:space="preserve">   </w:t>
+    </w:p>
+    <w:p>
+      <w:pPr>
+        <w:jc w:val="left"/>
+      </w:pPr>
+      <w:r>
+        <w:rPr>
+          <w:rFonts w:hint="eastAsia"/>
+        </w:rPr>
+        <w:lastRenderedPageBreak/>
+        <w:t>3.</w:t>
+      </w:r>
+      <w:r>
+        <w:rPr>
+          <w:rFonts w:hint="eastAsia"/>
+        </w:rPr>
+        <w:t>认证反馈</w:t>
+      </w:r>
+      <w:r>
+        <w:rPr>
+          <w:rFonts w:hint="eastAsia"/>
+        </w:rPr>
+        <w:t xml:space="preserve">  </w:t>
       </w:r>
       <w:r>
         <w:rPr>
           <w:noProof/>
         </w:rPr>
         <w:drawing>
-          <wp:inline distT="0" distB="0" distL="0" distR="0" wp14:anchorId="6740C9A8" wp14:editId="438F296B">
-            <wp:extent cx="4169979" cy="748085"/>
-            <wp:effectExtent l="0" t="0" r="2540" b="0"/>
-            <wp:docPr id="8" name="图片 8"/>
+          <wp:inline distT="0" distB="0" distL="0" distR="0" wp14:anchorId="6630CB4C" wp14:editId="78F419BE">
+            <wp:extent cx="3051941" cy="796159"/>
+            <wp:effectExtent l="0" t="0" r="0" b="4445"/>
+            <wp:docPr id="9" name="图片 9"/>
             <wp:cNvGraphicFramePr>
               <a:graphicFrameLocks xmlns:a="http://schemas.openxmlformats.org/drawingml/2006/main" noChangeAspect="1"/>
             </wp:cNvGraphicFramePr>
@@ -3775,7 +3638,7 @@
                   <pic:spPr>
                     <a:xfrm>
                       <a:off x="0" y="0"/>
-                      <a:ext cx="4190178" cy="751709"/>
+                      <a:ext cx="3056580" cy="797369"/>
                     </a:xfrm>
                     <a:prstGeom prst="rect">
                       <a:avLst/>
@@ -3792,39 +3655,33 @@
       <w:pPr>
         <w:jc w:val="left"/>
       </w:pPr>
-    </w:p>
-    <w:p>
-      <w:pPr>
-        <w:jc w:val="left"/>
-      </w:pPr>
-      <w:r>
-        <w:rPr>
-          <w:rFonts w:hint="eastAsia"/>
-        </w:rPr>
-        <w:lastRenderedPageBreak/>
-        <w:t>3.</w:t>
-      </w:r>
-      <w:r>
-        <w:rPr>
-          <w:rFonts w:hint="eastAsia"/>
-        </w:rPr>
-        <w:t>认证反馈</w:t>
-      </w:r>
-      <w:r>
-        <w:rPr>
-          <w:rFonts w:hint="eastAsia"/>
-        </w:rPr>
-        <w:t xml:space="preserve">  </w:t>
+      <w:r>
+        <w:rPr>
+          <w:rFonts w:hint="eastAsia"/>
+        </w:rPr>
+        <w:t xml:space="preserve">        </w:t>
+      </w:r>
+      <w:r>
+        <w:rPr>
+          <w:rFonts w:hint="eastAsia"/>
+        </w:rPr>
+        <w:t xml:space="preserve"> </w:t>
+      </w:r>
+      <w:r>
+        <w:rPr>
+          <w:rFonts w:hint="eastAsia"/>
+        </w:rPr>
+        <w:t xml:space="preserve">   </w:t>
       </w:r>
       <w:r>
         <w:rPr>
           <w:noProof/>
         </w:rPr>
         <w:drawing>
-          <wp:inline distT="0" distB="0" distL="0" distR="0" wp14:anchorId="6F9AF5CD" wp14:editId="49C734E3">
-            <wp:extent cx="3051941" cy="796159"/>
-            <wp:effectExtent l="0" t="0" r="0" b="4445"/>
-            <wp:docPr id="9" name="图片 9"/>
+          <wp:inline distT="0" distB="0" distL="0" distR="0" wp14:anchorId="478C86E2" wp14:editId="751F657D">
+            <wp:extent cx="3108142" cy="811924"/>
+            <wp:effectExtent l="0" t="0" r="0" b="7620"/>
+            <wp:docPr id="10" name="图片 10"/>
             <wp:cNvGraphicFramePr>
               <a:graphicFrameLocks xmlns:a="http://schemas.openxmlformats.org/drawingml/2006/main" noChangeAspect="1"/>
             </wp:cNvGraphicFramePr>
@@ -3844,7 +3701,7 @@
                   <pic:spPr>
                     <a:xfrm>
                       <a:off x="0" y="0"/>
-                      <a:ext cx="3056580" cy="797369"/>
+                      <a:ext cx="3132328" cy="818242"/>
                     </a:xfrm>
                     <a:prstGeom prst="rect">
                       <a:avLst/>
@@ -3865,7 +3722,13 @@
         <w:rPr>
           <w:rFonts w:hint="eastAsia"/>
         </w:rPr>
-        <w:t xml:space="preserve">        </w:t>
+        <w:t>4.</w:t>
+      </w:r>
+      <w:r>
+        <w:rPr>
+          <w:rFonts w:hint="eastAsia"/>
+        </w:rPr>
+        <w:t>握手取消反馈</w:t>
       </w:r>
       <w:r>
         <w:rPr>
@@ -3875,19 +3738,13 @@
       </w:r>
       <w:r>
         <w:rPr>
-          <w:rFonts w:hint="eastAsia"/>
-        </w:rPr>
-        <w:t xml:space="preserve">   </w:t>
-      </w:r>
-      <w:r>
-        <w:rPr>
           <w:noProof/>
         </w:rPr>
         <w:drawing>
-          <wp:inline distT="0" distB="0" distL="0" distR="0" wp14:anchorId="0833E565" wp14:editId="34B20C8A">
-            <wp:extent cx="3108142" cy="811924"/>
-            <wp:effectExtent l="0" t="0" r="0" b="7620"/>
-            <wp:docPr id="10" name="图片 10"/>
+          <wp:inline distT="0" distB="0" distL="0" distR="0" wp14:anchorId="508560FF" wp14:editId="27E708C1">
+            <wp:extent cx="4043855" cy="718908"/>
+            <wp:effectExtent l="0" t="0" r="0" b="5080"/>
+            <wp:docPr id="11" name="图片 11"/>
             <wp:cNvGraphicFramePr>
               <a:graphicFrameLocks xmlns:a="http://schemas.openxmlformats.org/drawingml/2006/main" noChangeAspect="1"/>
             </wp:cNvGraphicFramePr>
@@ -3907,7 +3764,7 @@
                   <pic:spPr>
                     <a:xfrm>
                       <a:off x="0" y="0"/>
-                      <a:ext cx="3132328" cy="818242"/>
+                      <a:ext cx="4044426" cy="719009"/>
                     </a:xfrm>
                     <a:prstGeom prst="rect">
                       <a:avLst/>
@@ -3928,29 +3785,29 @@
         <w:rPr>
           <w:rFonts w:hint="eastAsia"/>
         </w:rPr>
-        <w:t>4.</w:t>
-      </w:r>
-      <w:r>
-        <w:rPr>
-          <w:rFonts w:hint="eastAsia"/>
-        </w:rPr>
-        <w:t>握手取消反馈</w:t>
-      </w:r>
-      <w:r>
-        <w:rPr>
-          <w:rFonts w:hint="eastAsia"/>
-        </w:rPr>
-        <w:t xml:space="preserve"> </w:t>
+        <w:t>5.</w:t>
+      </w:r>
+      <w:r>
+        <w:rPr>
+          <w:rFonts w:hint="eastAsia"/>
+        </w:rPr>
+        <w:t>复位反馈</w:t>
+      </w:r>
+      <w:r>
+        <w:rPr>
+          <w:rFonts w:hint="eastAsia"/>
+        </w:rPr>
+        <w:t xml:space="preserve">   </w:t>
       </w:r>
       <w:r>
         <w:rPr>
           <w:noProof/>
         </w:rPr>
         <w:drawing>
-          <wp:inline distT="0" distB="0" distL="0" distR="0" wp14:anchorId="24066265" wp14:editId="38A935BC">
-            <wp:extent cx="4043855" cy="718908"/>
-            <wp:effectExtent l="0" t="0" r="0" b="5080"/>
-            <wp:docPr id="11" name="图片 11"/>
+          <wp:inline distT="0" distB="0" distL="0" distR="0" wp14:anchorId="6547A017" wp14:editId="07D5733E">
+            <wp:extent cx="2798380" cy="847786"/>
+            <wp:effectExtent l="0" t="0" r="2540" b="0"/>
+            <wp:docPr id="12" name="图片 12"/>
             <wp:cNvGraphicFramePr>
               <a:graphicFrameLocks xmlns:a="http://schemas.openxmlformats.org/drawingml/2006/main" noChangeAspect="1"/>
             </wp:cNvGraphicFramePr>
@@ -3970,7 +3827,7 @@
                   <pic:spPr>
                     <a:xfrm>
                       <a:off x="0" y="0"/>
-                      <a:ext cx="4044426" cy="719009"/>
+                      <a:ext cx="2795656" cy="846961"/>
                     </a:xfrm>
                     <a:prstGeom prst="rect">
                       <a:avLst/>
@@ -3991,29 +3848,17 @@
         <w:rPr>
           <w:rFonts w:hint="eastAsia"/>
         </w:rPr>
-        <w:t>5.</w:t>
-      </w:r>
-      <w:r>
-        <w:rPr>
-          <w:rFonts w:hint="eastAsia"/>
-        </w:rPr>
-        <w:t>复位反馈</w:t>
-      </w:r>
-      <w:r>
-        <w:rPr>
-          <w:rFonts w:hint="eastAsia"/>
-        </w:rPr>
-        <w:t xml:space="preserve">   </w:t>
+        <w:t xml:space="preserve">            </w:t>
       </w:r>
       <w:r>
         <w:rPr>
           <w:noProof/>
         </w:rPr>
         <w:drawing>
-          <wp:inline distT="0" distB="0" distL="0" distR="0" wp14:anchorId="43ADDBAB" wp14:editId="104EE2AE">
-            <wp:extent cx="2798380" cy="847786"/>
-            <wp:effectExtent l="0" t="0" r="2540" b="0"/>
-            <wp:docPr id="12" name="图片 12"/>
+          <wp:inline distT="0" distB="0" distL="0" distR="0" wp14:anchorId="22B2BFAE" wp14:editId="3E704BDB">
+            <wp:extent cx="2829911" cy="884347"/>
+            <wp:effectExtent l="0" t="0" r="0" b="0"/>
+            <wp:docPr id="13" name="图片 13"/>
             <wp:cNvGraphicFramePr>
               <a:graphicFrameLocks xmlns:a="http://schemas.openxmlformats.org/drawingml/2006/main" noChangeAspect="1"/>
             </wp:cNvGraphicFramePr>
@@ -4033,7 +3878,7 @@
                   <pic:spPr>
                     <a:xfrm>
                       <a:off x="0" y="0"/>
-                      <a:ext cx="2795656" cy="846961"/>
+                      <a:ext cx="2831510" cy="884847"/>
                     </a:xfrm>
                     <a:prstGeom prst="rect">
                       <a:avLst/>
@@ -4054,17 +3899,29 @@
         <w:rPr>
           <w:rFonts w:hint="eastAsia"/>
         </w:rPr>
-        <w:t xml:space="preserve">            </w:t>
+        <w:t>6.</w:t>
+      </w:r>
+      <w:r>
+        <w:rPr>
+          <w:rFonts w:hint="eastAsia"/>
+        </w:rPr>
+        <w:t>注册反馈</w:t>
+      </w:r>
+      <w:r>
+        <w:rPr>
+          <w:rFonts w:hint="eastAsia"/>
+        </w:rPr>
+        <w:t xml:space="preserve">   </w:t>
       </w:r>
       <w:r>
         <w:rPr>
           <w:noProof/>
         </w:rPr>
         <w:drawing>
-          <wp:inline distT="0" distB="0" distL="0" distR="0" wp14:anchorId="55570881" wp14:editId="7A4DE201">
-            <wp:extent cx="2829911" cy="884347"/>
-            <wp:effectExtent l="0" t="0" r="0" b="0"/>
-            <wp:docPr id="13" name="图片 13"/>
+          <wp:inline distT="0" distB="0" distL="0" distR="0" wp14:anchorId="751ADBA2" wp14:editId="2268D635">
+            <wp:extent cx="2869325" cy="898911"/>
+            <wp:effectExtent l="0" t="0" r="7620" b="0"/>
+            <wp:docPr id="14" name="图片 14"/>
             <wp:cNvGraphicFramePr>
               <a:graphicFrameLocks xmlns:a="http://schemas.openxmlformats.org/drawingml/2006/main" noChangeAspect="1"/>
             </wp:cNvGraphicFramePr>
@@ -4084,7 +3941,7 @@
                   <pic:spPr>
                     <a:xfrm>
                       <a:off x="0" y="0"/>
-                      <a:ext cx="2831510" cy="884847"/>
+                      <a:ext cx="2869756" cy="899046"/>
                     </a:xfrm>
                     <a:prstGeom prst="rect">
                       <a:avLst/>
@@ -4105,29 +3962,17 @@
         <w:rPr>
           <w:rFonts w:hint="eastAsia"/>
         </w:rPr>
-        <w:t>6.</w:t>
-      </w:r>
-      <w:r>
-        <w:rPr>
-          <w:rFonts w:hint="eastAsia"/>
-        </w:rPr>
-        <w:t>注册反馈</w:t>
-      </w:r>
-      <w:r>
-        <w:rPr>
-          <w:rFonts w:hint="eastAsia"/>
-        </w:rPr>
-        <w:t xml:space="preserve">   </w:t>
+        <w:t xml:space="preserve">            </w:t>
       </w:r>
       <w:r>
         <w:rPr>
           <w:noProof/>
         </w:rPr>
         <w:drawing>
-          <wp:inline distT="0" distB="0" distL="0" distR="0" wp14:anchorId="19B48149" wp14:editId="3CD07EBF">
-            <wp:extent cx="2869325" cy="898911"/>
-            <wp:effectExtent l="0" t="0" r="7620" b="0"/>
-            <wp:docPr id="14" name="图片 14"/>
+          <wp:inline distT="0" distB="0" distL="0" distR="0" wp14:anchorId="2AEE6893" wp14:editId="172EA785">
+            <wp:extent cx="2900856" cy="899265"/>
+            <wp:effectExtent l="0" t="0" r="0" b="0"/>
+            <wp:docPr id="15" name="图片 15"/>
             <wp:cNvGraphicFramePr>
               <a:graphicFrameLocks xmlns:a="http://schemas.openxmlformats.org/drawingml/2006/main" noChangeAspect="1"/>
             </wp:cNvGraphicFramePr>
@@ -4147,57 +3992,6 @@
                   <pic:spPr>
                     <a:xfrm>
                       <a:off x="0" y="0"/>
-                      <a:ext cx="2869756" cy="899046"/>
-                    </a:xfrm>
-                    <a:prstGeom prst="rect">
-                      <a:avLst/>
-                    </a:prstGeom>
-                  </pic:spPr>
-                </pic:pic>
-              </a:graphicData>
-            </a:graphic>
-          </wp:inline>
-        </w:drawing>
-      </w:r>
-    </w:p>
-    <w:p>
-      <w:pPr>
-        <w:jc w:val="left"/>
-      </w:pPr>
-      <w:r>
-        <w:rPr>
-          <w:rFonts w:hint="eastAsia"/>
-        </w:rPr>
-        <w:t xml:space="preserve">            </w:t>
-      </w:r>
-      <w:r>
-        <w:rPr>
-          <w:noProof/>
-        </w:rPr>
-        <w:drawing>
-          <wp:inline distT="0" distB="0" distL="0" distR="0" wp14:anchorId="39832FA2" wp14:editId="09F7C2EE">
-            <wp:extent cx="2900856" cy="899265"/>
-            <wp:effectExtent l="0" t="0" r="0" b="0"/>
-            <wp:docPr id="15" name="图片 15"/>
-            <wp:cNvGraphicFramePr>
-              <a:graphicFrameLocks xmlns:a="http://schemas.openxmlformats.org/drawingml/2006/main" noChangeAspect="1"/>
-            </wp:cNvGraphicFramePr>
-            <a:graphic xmlns:a="http://schemas.openxmlformats.org/drawingml/2006/main">
-              <a:graphicData uri="http://schemas.openxmlformats.org/drawingml/2006/picture">
-                <pic:pic xmlns:pic="http://schemas.openxmlformats.org/drawingml/2006/picture">
-                  <pic:nvPicPr>
-                    <pic:cNvPr id="0" name=""/>
-                    <pic:cNvPicPr/>
-                  </pic:nvPicPr>
-                  <pic:blipFill>
-                    <a:blip r:embed="rId21"/>
-                    <a:stretch>
-                      <a:fillRect/>
-                    </a:stretch>
-                  </pic:blipFill>
-                  <pic:spPr>
-                    <a:xfrm>
-                      <a:off x="0" y="0"/>
                       <a:ext cx="2899664" cy="898895"/>
                     </a:xfrm>
                     <a:prstGeom prst="rect">
@@ -4214,52 +4008,23 @@
     <w:p>
       <w:pPr>
         <w:jc w:val="left"/>
-        <w:rPr>
-          <w:rFonts w:hint="eastAsia"/>
-          <w:color w:val="FF0000"/>
-        </w:rPr>
       </w:pPr>
       <w:r>
         <w:rPr>
           <w:rFonts w:hint="eastAsia"/>
-          <w:color w:val="FF0000"/>
-        </w:rPr>
-        <w:t>2021-01-20</w:t>
-      </w:r>
-      <w:r>
-        <w:rPr>
-          <w:rFonts w:hint="eastAsia"/>
-          <w:color w:val="FF0000"/>
-        </w:rPr>
-        <w:t>新增：</w:t>
+        </w:rPr>
+        <w:t>7.</w:t>
+      </w:r>
+      <w:r>
+        <w:rPr>
+          <w:rFonts w:hint="eastAsia"/>
+        </w:rPr>
+        <w:t>初始化反馈</w:t>
       </w:r>
     </w:p>
     <w:p>
       <w:pPr>
         <w:jc w:val="left"/>
-        <w:rPr>
-          <w:rFonts w:hint="eastAsia"/>
-        </w:rPr>
-      </w:pPr>
-      <w:r>
-        <w:rPr>
-          <w:rFonts w:hint="eastAsia"/>
-        </w:rPr>
-        <w:t>7.</w:t>
-      </w:r>
-      <w:r>
-        <w:rPr>
-          <w:rFonts w:hint="eastAsia"/>
-        </w:rPr>
-        <w:t>初始化反馈</w:t>
-      </w:r>
-    </w:p>
-    <w:p>
-      <w:pPr>
-        <w:jc w:val="left"/>
-        <w:rPr>
-          <w:rFonts w:hint="eastAsia"/>
-        </w:rPr>
       </w:pPr>
       <w:r>
         <w:rPr>
@@ -4305,8 +4070,6 @@
       <w:pPr>
         <w:jc w:val="left"/>
       </w:pPr>
-      <w:bookmarkStart w:id="0" w:name="_GoBack"/>
-      <w:bookmarkEnd w:id="0"/>
     </w:p>
     <w:sectPr>
       <w:pgSz w:w="11906" w:h="16838"/>
@@ -4319,8 +4082,8 @@
 </file>
 
 <file path=word/numbering.xml><?xml version="1.0" encoding="utf-8"?>
-<w:numbering xmlns:wpc="http://schemas.microsoft.com/office/word/2010/wordprocessingCanvas" xmlns:mc="http://schemas.openxmlformats.org/markup-compatibility/2006" xmlns:o="urn:schemas-microsoft-com:office:office" xmlns:r="http://schemas.openxmlformats.org/officeDocument/2006/relationships" xmlns:m="http://schemas.openxmlformats.org/officeDocument/2006/math" xmlns:v="urn:schemas-microsoft-com:vml" xmlns:wp14="http://schemas.microsoft.com/office/word/2010/wordprocessingDrawing" xmlns:wp="http://schemas.openxmlformats.org/drawingml/2006/wordprocessingDrawing" xmlns:w10="urn:schemas-microsoft-com:office:word" xmlns:w="http://schemas.openxmlformats.org/wordprocessingml/2006/main" xmlns:w14="http://schemas.microsoft.com/office/word/2010/wordml" xmlns:wpg="http://schemas.microsoft.com/office/word/2010/wordprocessingGroup" xmlns:wpi="http://schemas.microsoft.com/office/word/2010/wordprocessingInk" xmlns:wne="http://schemas.microsoft.com/office/word/2006/wordml" xmlns:wps="http://schemas.microsoft.com/office/word/2010/wordprocessingShape" mc:Ignorable="w14 wp14">
-  <w:abstractNum w:abstractNumId="0">
+<w:numbering xmlns:wpc="http://schemas.microsoft.com/office/word/2010/wordprocessingCanvas" xmlns:cx="http://schemas.microsoft.com/office/drawing/2014/chartex" xmlns:cx1="http://schemas.microsoft.com/office/drawing/2015/9/8/chartex" xmlns:cx2="http://schemas.microsoft.com/office/drawing/2015/10/21/chartex" xmlns:cx3="http://schemas.microsoft.com/office/drawing/2016/5/9/chartex" xmlns:cx4="http://schemas.microsoft.com/office/drawing/2016/5/10/chartex" xmlns:cx5="http://schemas.microsoft.com/office/drawing/2016/5/11/chartex" xmlns:cx6="http://schemas.microsoft.com/office/drawing/2016/5/12/chartex" xmlns:cx7="http://schemas.microsoft.com/office/drawing/2016/5/13/chartex" xmlns:cx8="http://schemas.microsoft.com/office/drawing/2016/5/14/chartex" xmlns:mc="http://schemas.openxmlformats.org/markup-compatibility/2006" xmlns:aink="http://schemas.microsoft.com/office/drawing/2016/ink" xmlns:am3d="http://schemas.microsoft.com/office/drawing/2017/model3d" xmlns:o="urn:schemas-microsoft-com:office:office" xmlns:r="http://schemas.openxmlformats.org/officeDocument/2006/relationships" xmlns:m="http://schemas.openxmlformats.org/officeDocument/2006/math" xmlns:v="urn:schemas-microsoft-com:vml" xmlns:wp14="http://schemas.microsoft.com/office/word/2010/wordprocessingDrawing" xmlns:wp="http://schemas.openxmlformats.org/drawingml/2006/wordprocessingDrawing" xmlns:w10="urn:schemas-microsoft-com:office:word" xmlns:w="http://schemas.openxmlformats.org/wordprocessingml/2006/main" xmlns:w14="http://schemas.microsoft.com/office/word/2010/wordml" xmlns:w15="http://schemas.microsoft.com/office/word/2012/wordml" xmlns:w16cex="http://schemas.microsoft.com/office/word/2018/wordml/cex" xmlns:w16cid="http://schemas.microsoft.com/office/word/2016/wordml/cid" xmlns:w16="http://schemas.microsoft.com/office/word/2018/wordml" xmlns:w16se="http://schemas.microsoft.com/office/word/2015/wordml/symex" xmlns:wpg="http://schemas.microsoft.com/office/word/2010/wordprocessingGroup" xmlns:wpi="http://schemas.microsoft.com/office/word/2010/wordprocessingInk" xmlns:wne="http://schemas.microsoft.com/office/word/2006/wordml" xmlns:wps="http://schemas.microsoft.com/office/word/2010/wordprocessingShape" mc:Ignorable="w14 w15 w16se w16cid w16 w16cex wp14">
+  <w:abstractNum w:abstractNumId="0" w15:restartNumberingAfterBreak="0">
     <w:nsid w:val="3BB42241"/>
     <w:multiLevelType w:val="hybridMultilevel"/>
     <w:tmpl w:val="2E26C842"/>
@@ -4409,7 +4172,7 @@
       </w:pPr>
     </w:lvl>
   </w:abstractNum>
-  <w:abstractNum w:abstractNumId="1">
+  <w:abstractNum w:abstractNumId="1" w15:restartNumberingAfterBreak="0">
     <w:nsid w:val="620B0177"/>
     <w:multiLevelType w:val="hybridMultilevel"/>
     <w:tmpl w:val="596CECE4"/>
@@ -4508,7 +4271,7 @@
 </file>
 
 <file path=word/styles.xml><?xml version="1.0" encoding="utf-8"?>
-<w:styles xmlns:mc="http://schemas.openxmlformats.org/markup-compatibility/2006" xmlns:r="http://schemas.openxmlformats.org/officeDocument/2006/relationships" xmlns:w="http://schemas.openxmlformats.org/wordprocessingml/2006/main" xmlns:w14="http://schemas.microsoft.com/office/word/2010/wordml" mc:Ignorable="w14">
+<w:styles xmlns:mc="http://schemas.openxmlformats.org/markup-compatibility/2006" xmlns:r="http://schemas.openxmlformats.org/officeDocument/2006/relationships" xmlns:w="http://schemas.openxmlformats.org/wordprocessingml/2006/main" xmlns:w14="http://schemas.microsoft.com/office/word/2010/wordml" xmlns:w15="http://schemas.microsoft.com/office/word/2012/wordml" xmlns:w16cex="http://schemas.microsoft.com/office/word/2018/wordml/cex" xmlns:w16cid="http://schemas.microsoft.com/office/word/2016/wordml/cid" xmlns:w16="http://schemas.microsoft.com/office/word/2018/wordml" xmlns:w16se="http://schemas.microsoft.com/office/word/2015/wordml/symex" mc:Ignorable="w14 w15 w16se w16cid w16 w16cex">
   <w:docDefaults>
     <w:rPrDefault>
       <w:rPr>
@@ -4521,144 +4284,383 @@
     </w:rPrDefault>
     <w:pPrDefault/>
   </w:docDefaults>
-  <w:latentStyles w:defLockedState="0" w:defUIPriority="99" w:defSemiHidden="1" w:defUnhideWhenUsed="1" w:defQFormat="0" w:count="267">
-    <w:lsdException w:name="Normal" w:semiHidden="0" w:uiPriority="0" w:unhideWhenUsed="0" w:qFormat="1"/>
-    <w:lsdException w:name="heading 1" w:semiHidden="0" w:uiPriority="9" w:unhideWhenUsed="0" w:qFormat="1"/>
-    <w:lsdException w:name="heading 2" w:uiPriority="9" w:qFormat="1"/>
-    <w:lsdException w:name="heading 3" w:uiPriority="9" w:qFormat="1"/>
-    <w:lsdException w:name="heading 4" w:uiPriority="9" w:qFormat="1"/>
-    <w:lsdException w:name="heading 5" w:uiPriority="9" w:qFormat="1"/>
-    <w:lsdException w:name="heading 6" w:uiPriority="9" w:qFormat="1"/>
-    <w:lsdException w:name="heading 7" w:uiPriority="9" w:qFormat="1"/>
-    <w:lsdException w:name="heading 8" w:uiPriority="9" w:qFormat="1"/>
-    <w:lsdException w:name="heading 9" w:uiPriority="9" w:qFormat="1"/>
-    <w:lsdException w:name="toc 1" w:uiPriority="39"/>
-    <w:lsdException w:name="toc 2" w:uiPriority="39"/>
-    <w:lsdException w:name="toc 3" w:uiPriority="39"/>
-    <w:lsdException w:name="toc 4" w:uiPriority="39"/>
-    <w:lsdException w:name="toc 5" w:uiPriority="39"/>
-    <w:lsdException w:name="toc 6" w:uiPriority="39"/>
-    <w:lsdException w:name="toc 7" w:uiPriority="39"/>
-    <w:lsdException w:name="toc 8" w:uiPriority="39"/>
-    <w:lsdException w:name="toc 9" w:uiPriority="39"/>
-    <w:lsdException w:name="caption" w:uiPriority="35" w:qFormat="1"/>
-    <w:lsdException w:name="Title" w:semiHidden="0" w:uiPriority="10" w:unhideWhenUsed="0" w:qFormat="1"/>
-    <w:lsdException w:name="Default Paragraph Font" w:uiPriority="1"/>
-    <w:lsdException w:name="Subtitle" w:semiHidden="0" w:uiPriority="11" w:unhideWhenUsed="0" w:qFormat="1"/>
-    <w:lsdException w:name="Strong" w:semiHidden="0" w:uiPriority="22" w:unhideWhenUsed="0" w:qFormat="1"/>
-    <w:lsdException w:name="Emphasis" w:semiHidden="0" w:uiPriority="20" w:unhideWhenUsed="0" w:qFormat="1"/>
-    <w:lsdException w:name="Table Grid" w:semiHidden="0" w:uiPriority="59" w:unhideWhenUsed="0"/>
-    <w:lsdException w:name="Placeholder Text" w:unhideWhenUsed="0"/>
-    <w:lsdException w:name="No Spacing" w:semiHidden="0" w:uiPriority="1" w:unhideWhenUsed="0" w:qFormat="1"/>
-    <w:lsdException w:name="Light Shading" w:semiHidden="0" w:uiPriority="60" w:unhideWhenUsed="0"/>
-    <w:lsdException w:name="Light List" w:semiHidden="0" w:uiPriority="61" w:unhideWhenUsed="0"/>
-    <w:lsdException w:name="Light Grid" w:semiHidden="0" w:uiPriority="62" w:unhideWhenUsed="0"/>
-    <w:lsdException w:name="Medium Shading 1" w:semiHidden="0" w:uiPriority="63" w:unhideWhenUsed="0"/>
-    <w:lsdException w:name="Medium Shading 2" w:semiHidden="0" w:uiPriority="64" w:unhideWhenUsed="0"/>
-    <w:lsdException w:name="Medium List 1" w:semiHidden="0" w:uiPriority="65" w:unhideWhenUsed="0"/>
-    <w:lsdException w:name="Medium List 2" w:semiHidden="0" w:uiPriority="66" w:unhideWhenUsed="0"/>
-    <w:lsdException w:name="Medium Grid 1" w:semiHidden="0" w:uiPriority="67" w:unhideWhenUsed="0"/>
-    <w:lsdException w:name="Medium Grid 2" w:semiHidden="0" w:uiPriority="68" w:unhideWhenUsed="0"/>
-    <w:lsdException w:name="Medium Grid 3" w:semiHidden="0" w:uiPriority="69" w:unhideWhenUsed="0"/>
-    <w:lsdException w:name="Dark List" w:semiHidden="0" w:uiPriority="70" w:unhideWhenUsed="0"/>
-    <w:lsdException w:name="Colorful Shading" w:semiHidden="0" w:uiPriority="71" w:unhideWhenUsed="0"/>
-    <w:lsdException w:name="Colorful List" w:semiHidden="0" w:uiPriority="72" w:unhideWhenUsed="0"/>
-    <w:lsdException w:name="Colorful Grid" w:semiHidden="0" w:uiPriority="73" w:unhideWhenUsed="0"/>
-    <w:lsdException w:name="Light Shading Accent 1" w:semiHidden="0" w:uiPriority="60" w:unhideWhenUsed="0"/>
-    <w:lsdException w:name="Light List Accent 1" w:semiHidden="0" w:uiPriority="61" w:unhideWhenUsed="0"/>
-    <w:lsdException w:name="Light Grid Accent 1" w:semiHidden="0" w:uiPriority="62" w:unhideWhenUsed="0"/>
-    <w:lsdException w:name="Medium Shading 1 Accent 1" w:semiHidden="0" w:uiPriority="63" w:unhideWhenUsed="0"/>
-    <w:lsdException w:name="Medium Shading 2 Accent 1" w:semiHidden="0" w:uiPriority="64" w:unhideWhenUsed="0"/>
-    <w:lsdException w:name="Medium List 1 Accent 1" w:semiHidden="0" w:uiPriority="65" w:unhideWhenUsed="0"/>
-    <w:lsdException w:name="Revision" w:unhideWhenUsed="0"/>
-    <w:lsdException w:name="List Paragraph" w:semiHidden="0" w:uiPriority="34" w:unhideWhenUsed="0" w:qFormat="1"/>
-    <w:lsdException w:name="Quote" w:semiHidden="0" w:uiPriority="29" w:unhideWhenUsed="0" w:qFormat="1"/>
-    <w:lsdException w:name="Intense Quote" w:semiHidden="0" w:uiPriority="30" w:unhideWhenUsed="0" w:qFormat="1"/>
-    <w:lsdException w:name="Medium List 2 Accent 1" w:semiHidden="0" w:uiPriority="66" w:unhideWhenUsed="0"/>
-    <w:lsdException w:name="Medium Grid 1 Accent 1" w:semiHidden="0" w:uiPriority="67" w:unhideWhenUsed="0"/>
-    <w:lsdException w:name="Medium Grid 2 Accent 1" w:semiHidden="0" w:uiPriority="68" w:unhideWhenUsed="0"/>
-    <w:lsdException w:name="Medium Grid 3 Accent 1" w:semiHidden="0" w:uiPriority="69" w:unhideWhenUsed="0"/>
-    <w:lsdException w:name="Dark List Accent 1" w:semiHidden="0" w:uiPriority="70" w:unhideWhenUsed="0"/>
-    <w:lsdException w:name="Colorful Shading Accent 1" w:semiHidden="0" w:uiPriority="71" w:unhideWhenUsed="0"/>
-    <w:lsdException w:name="Colorful List Accent 1" w:semiHidden="0" w:uiPriority="72" w:unhideWhenUsed="0"/>
-    <w:lsdException w:name="Colorful Grid Accent 1" w:semiHidden="0" w:uiPriority="73" w:unhideWhenUsed="0"/>
-    <w:lsdException w:name="Light Shading Accent 2" w:semiHidden="0" w:uiPriority="60" w:unhideWhenUsed="0"/>
-    <w:lsdException w:name="Light List Accent 2" w:semiHidden="0" w:uiPriority="61" w:unhideWhenUsed="0"/>
-    <w:lsdException w:name="Light Grid Accent 2" w:semiHidden="0" w:uiPriority="62" w:unhideWhenUsed="0"/>
-    <w:lsdException w:name="Medium Shading 1 Accent 2" w:semiHidden="0" w:uiPriority="63" w:unhideWhenUsed="0"/>
-    <w:lsdException w:name="Medium Shading 2 Accent 2" w:semiHidden="0" w:uiPriority="64" w:unhideWhenUsed="0"/>
-    <w:lsdException w:name="Medium List 1 Accent 2" w:semiHidden="0" w:uiPriority="65" w:unhideWhenUsed="0"/>
-    <w:lsdException w:name="Medium List 2 Accent 2" w:semiHidden="0" w:uiPriority="66" w:unhideWhenUsed="0"/>
-    <w:lsdException w:name="Medium Grid 1 Accent 2" w:semiHidden="0" w:uiPriority="67" w:unhideWhenUsed="0"/>
-    <w:lsdException w:name="Medium Grid 2 Accent 2" w:semiHidden="0" w:uiPriority="68" w:unhideWhenUsed="0"/>
-    <w:lsdException w:name="Medium Grid 3 Accent 2" w:semiHidden="0" w:uiPriority="69" w:unhideWhenUsed="0"/>
-    <w:lsdException w:name="Dark List Accent 2" w:semiHidden="0" w:uiPriority="70" w:unhideWhenUsed="0"/>
-    <w:lsdException w:name="Colorful Shading Accent 2" w:semiHidden="0" w:uiPriority="71" w:unhideWhenUsed="0"/>
-    <w:lsdException w:name="Colorful List Accent 2" w:semiHidden="0" w:uiPriority="72" w:unhideWhenUsed="0"/>
-    <w:lsdException w:name="Colorful Grid Accent 2" w:semiHidden="0" w:uiPriority="73" w:unhideWhenUsed="0"/>
-    <w:lsdException w:name="Light Shading Accent 3" w:semiHidden="0" w:uiPriority="60" w:unhideWhenUsed="0"/>
-    <w:lsdException w:name="Light List Accent 3" w:semiHidden="0" w:uiPriority="61" w:unhideWhenUsed="0"/>
-    <w:lsdException w:name="Light Grid Accent 3" w:semiHidden="0" w:uiPriority="62" w:unhideWhenUsed="0"/>
-    <w:lsdException w:name="Medium Shading 1 Accent 3" w:semiHidden="0" w:uiPriority="63" w:unhideWhenUsed="0"/>
-    <w:lsdException w:name="Medium Shading 2 Accent 3" w:semiHidden="0" w:uiPriority="64" w:unhideWhenUsed="0"/>
-    <w:lsdException w:name="Medium List 1 Accent 3" w:semiHidden="0" w:uiPriority="65" w:unhideWhenUsed="0"/>
-    <w:lsdException w:name="Medium List 2 Accent 3" w:semiHidden="0" w:uiPriority="66" w:unhideWhenUsed="0"/>
-    <w:lsdException w:name="Medium Grid 1 Accent 3" w:semiHidden="0" w:uiPriority="67" w:unhideWhenUsed="0"/>
-    <w:lsdException w:name="Medium Grid 2 Accent 3" w:semiHidden="0" w:uiPriority="68" w:unhideWhenUsed="0"/>
-    <w:lsdException w:name="Medium Grid 3 Accent 3" w:semiHidden="0" w:uiPriority="69" w:unhideWhenUsed="0"/>
-    <w:lsdException w:name="Dark List Accent 3" w:semiHidden="0" w:uiPriority="70" w:unhideWhenUsed="0"/>
-    <w:lsdException w:name="Colorful Shading Accent 3" w:semiHidden="0" w:uiPriority="71" w:unhideWhenUsed="0"/>
-    <w:lsdException w:name="Colorful List Accent 3" w:semiHidden="0" w:uiPriority="72" w:unhideWhenUsed="0"/>
-    <w:lsdException w:name="Colorful Grid Accent 3" w:semiHidden="0" w:uiPriority="73" w:unhideWhenUsed="0"/>
-    <w:lsdException w:name="Light Shading Accent 4" w:semiHidden="0" w:uiPriority="60" w:unhideWhenUsed="0"/>
-    <w:lsdException w:name="Light List Accent 4" w:semiHidden="0" w:uiPriority="61" w:unhideWhenUsed="0"/>
-    <w:lsdException w:name="Light Grid Accent 4" w:semiHidden="0" w:uiPriority="62" w:unhideWhenUsed="0"/>
-    <w:lsdException w:name="Medium Shading 1 Accent 4" w:semiHidden="0" w:uiPriority="63" w:unhideWhenUsed="0"/>
-    <w:lsdException w:name="Medium Shading 2 Accent 4" w:semiHidden="0" w:uiPriority="64" w:unhideWhenUsed="0"/>
-    <w:lsdException w:name="Medium List 1 Accent 4" w:semiHidden="0" w:uiPriority="65" w:unhideWhenUsed="0"/>
-    <w:lsdException w:name="Medium List 2 Accent 4" w:semiHidden="0" w:uiPriority="66" w:unhideWhenUsed="0"/>
-    <w:lsdException w:name="Medium Grid 1 Accent 4" w:semiHidden="0" w:uiPriority="67" w:unhideWhenUsed="0"/>
-    <w:lsdException w:name="Medium Grid 2 Accent 4" w:semiHidden="0" w:uiPriority="68" w:unhideWhenUsed="0"/>
-    <w:lsdException w:name="Medium Grid 3 Accent 4" w:semiHidden="0" w:uiPriority="69" w:unhideWhenUsed="0"/>
-    <w:lsdException w:name="Dark List Accent 4" w:semiHidden="0" w:uiPriority="70" w:unhideWhenUsed="0"/>
-    <w:lsdException w:name="Colorful Shading Accent 4" w:semiHidden="0" w:uiPriority="71" w:unhideWhenUsed="0"/>
-    <w:lsdException w:name="Colorful List Accent 4" w:semiHidden="0" w:uiPriority="72" w:unhideWhenUsed="0"/>
-    <w:lsdException w:name="Colorful Grid Accent 4" w:semiHidden="0" w:uiPriority="73" w:unhideWhenUsed="0"/>
-    <w:lsdException w:name="Light Shading Accent 5" w:semiHidden="0" w:uiPriority="60" w:unhideWhenUsed="0"/>
-    <w:lsdException w:name="Light List Accent 5" w:semiHidden="0" w:uiPriority="61" w:unhideWhenUsed="0"/>
-    <w:lsdException w:name="Light Grid Accent 5" w:semiHidden="0" w:uiPriority="62" w:unhideWhenUsed="0"/>
-    <w:lsdException w:name="Medium Shading 1 Accent 5" w:semiHidden="0" w:uiPriority="63" w:unhideWhenUsed="0"/>
-    <w:lsdException w:name="Medium Shading 2 Accent 5" w:semiHidden="0" w:uiPriority="64" w:unhideWhenUsed="0"/>
-    <w:lsdException w:name="Medium List 1 Accent 5" w:semiHidden="0" w:uiPriority="65" w:unhideWhenUsed="0"/>
-    <w:lsdException w:name="Medium List 2 Accent 5" w:semiHidden="0" w:uiPriority="66" w:unhideWhenUsed="0"/>
-    <w:lsdException w:name="Medium Grid 1 Accent 5" w:semiHidden="0" w:uiPriority="67" w:unhideWhenUsed="0"/>
-    <w:lsdException w:name="Medium Grid 2 Accent 5" w:semiHidden="0" w:uiPriority="68" w:unhideWhenUsed="0"/>
-    <w:lsdException w:name="Medium Grid 3 Accent 5" w:semiHidden="0" w:uiPriority="69" w:unhideWhenUsed="0"/>
-    <w:lsdException w:name="Dark List Accent 5" w:semiHidden="0" w:uiPriority="70" w:unhideWhenUsed="0"/>
-    <w:lsdException w:name="Colorful Shading Accent 5" w:semiHidden="0" w:uiPriority="71" w:unhideWhenUsed="0"/>
-    <w:lsdException w:name="Colorful List Accent 5" w:semiHidden="0" w:uiPriority="72" w:unhideWhenUsed="0"/>
-    <w:lsdException w:name="Colorful Grid Accent 5" w:semiHidden="0" w:uiPriority="73" w:unhideWhenUsed="0"/>
-    <w:lsdException w:name="Light Shading Accent 6" w:semiHidden="0" w:uiPriority="60" w:unhideWhenUsed="0"/>
-    <w:lsdException w:name="Light List Accent 6" w:semiHidden="0" w:uiPriority="61" w:unhideWhenUsed="0"/>
-    <w:lsdException w:name="Light Grid Accent 6" w:semiHidden="0" w:uiPriority="62" w:unhideWhenUsed="0"/>
-    <w:lsdException w:name="Medium Shading 1 Accent 6" w:semiHidden="0" w:uiPriority="63" w:unhideWhenUsed="0"/>
-    <w:lsdException w:name="Medium Shading 2 Accent 6" w:semiHidden="0" w:uiPriority="64" w:unhideWhenUsed="0"/>
-    <w:lsdException w:name="Medium List 1 Accent 6" w:semiHidden="0" w:uiPriority="65" w:unhideWhenUsed="0"/>
-    <w:lsdException w:name="Medium List 2 Accent 6" w:semiHidden="0" w:uiPriority="66" w:unhideWhenUsed="0"/>
-    <w:lsdException w:name="Medium Grid 1 Accent 6" w:semiHidden="0" w:uiPriority="67" w:unhideWhenUsed="0"/>
-    <w:lsdException w:name="Medium Grid 2 Accent 6" w:semiHidden="0" w:uiPriority="68" w:unhideWhenUsed="0"/>
-    <w:lsdException w:name="Medium Grid 3 Accent 6" w:semiHidden="0" w:uiPriority="69" w:unhideWhenUsed="0"/>
-    <w:lsdException w:name="Dark List Accent 6" w:semiHidden="0" w:uiPriority="70" w:unhideWhenUsed="0"/>
-    <w:lsdException w:name="Colorful Shading Accent 6" w:semiHidden="0" w:uiPriority="71" w:unhideWhenUsed="0"/>
-    <w:lsdException w:name="Colorful List Accent 6" w:semiHidden="0" w:uiPriority="72" w:unhideWhenUsed="0"/>
-    <w:lsdException w:name="Colorful Grid Accent 6" w:semiHidden="0" w:uiPriority="73" w:unhideWhenUsed="0"/>
-    <w:lsdException w:name="Subtle Emphasis" w:semiHidden="0" w:uiPriority="19" w:unhideWhenUsed="0" w:qFormat="1"/>
-    <w:lsdException w:name="Intense Emphasis" w:semiHidden="0" w:uiPriority="21" w:unhideWhenUsed="0" w:qFormat="1"/>
-    <w:lsdException w:name="Subtle Reference" w:semiHidden="0" w:uiPriority="31" w:unhideWhenUsed="0" w:qFormat="1"/>
-    <w:lsdException w:name="Intense Reference" w:semiHidden="0" w:uiPriority="32" w:unhideWhenUsed="0" w:qFormat="1"/>
-    <w:lsdException w:name="Book Title" w:semiHidden="0" w:uiPriority="33" w:unhideWhenUsed="0" w:qFormat="1"/>
-    <w:lsdException w:name="Bibliography" w:uiPriority="37"/>
-    <w:lsdException w:name="TOC Heading" w:uiPriority="39" w:qFormat="1"/>
+  <w:latentStyles w:defLockedState="0" w:defUIPriority="99" w:defSemiHidden="0" w:defUnhideWhenUsed="0" w:defQFormat="0" w:count="376">
+    <w:lsdException w:name="Normal" w:uiPriority="0" w:qFormat="1"/>
+    <w:lsdException w:name="heading 1" w:uiPriority="9" w:qFormat="1"/>
+    <w:lsdException w:name="heading 2" w:semiHidden="1" w:uiPriority="9" w:unhideWhenUsed="1" w:qFormat="1"/>
+    <w:lsdException w:name="heading 3" w:semiHidden="1" w:uiPriority="9" w:unhideWhenUsed="1" w:qFormat="1"/>
+    <w:lsdException w:name="heading 4" w:semiHidden="1" w:uiPriority="9" w:unhideWhenUsed="1" w:qFormat="1"/>
+    <w:lsdException w:name="heading 5" w:semiHidden="1" w:uiPriority="9" w:unhideWhenUsed="1" w:qFormat="1"/>
+    <w:lsdException w:name="heading 6" w:semiHidden="1" w:uiPriority="9" w:unhideWhenUsed="1" w:qFormat="1"/>
+    <w:lsdException w:name="heading 7" w:semiHidden="1" w:uiPriority="9" w:unhideWhenUsed="1" w:qFormat="1"/>
+    <w:lsdException w:name="heading 8" w:semiHidden="1" w:uiPriority="9" w:unhideWhenUsed="1" w:qFormat="1"/>
+    <w:lsdException w:name="heading 9" w:semiHidden="1" w:uiPriority="9" w:unhideWhenUsed="1" w:qFormat="1"/>
+    <w:lsdException w:name="index 1" w:semiHidden="1" w:unhideWhenUsed="1"/>
+    <w:lsdException w:name="index 2" w:semiHidden="1" w:unhideWhenUsed="1"/>
+    <w:lsdException w:name="index 3" w:semiHidden="1" w:unhideWhenUsed="1"/>
+    <w:lsdException w:name="index 4" w:semiHidden="1" w:unhideWhenUsed="1"/>
+    <w:lsdException w:name="index 5" w:semiHidden="1" w:unhideWhenUsed="1"/>
+    <w:lsdException w:name="index 6" w:semiHidden="1" w:unhideWhenUsed="1"/>
+    <w:lsdException w:name="index 7" w:semiHidden="1" w:unhideWhenUsed="1"/>
+    <w:lsdException w:name="index 8" w:semiHidden="1" w:unhideWhenUsed="1"/>
+    <w:lsdException w:name="index 9" w:semiHidden="1" w:unhideWhenUsed="1"/>
+    <w:lsdException w:name="toc 1" w:semiHidden="1" w:uiPriority="39" w:unhideWhenUsed="1"/>
+    <w:lsdException w:name="toc 2" w:semiHidden="1" w:uiPriority="39" w:unhideWhenUsed="1"/>
+    <w:lsdException w:name="toc 3" w:semiHidden="1" w:uiPriority="39" w:unhideWhenUsed="1"/>
+    <w:lsdException w:name="toc 4" w:semiHidden="1" w:uiPriority="39" w:unhideWhenUsed="1"/>
+    <w:lsdException w:name="toc 5" w:semiHidden="1" w:uiPriority="39" w:unhideWhenUsed="1"/>
+    <w:lsdException w:name="toc 6" w:semiHidden="1" w:uiPriority="39" w:unhideWhenUsed="1"/>
+    <w:lsdException w:name="toc 7" w:semiHidden="1" w:uiPriority="39" w:unhideWhenUsed="1"/>
+    <w:lsdException w:name="toc 8" w:semiHidden="1" w:uiPriority="39" w:unhideWhenUsed="1"/>
+    <w:lsdException w:name="toc 9" w:semiHidden="1" w:uiPriority="39" w:unhideWhenUsed="1"/>
+    <w:lsdException w:name="Normal Indent" w:semiHidden="1" w:unhideWhenUsed="1"/>
+    <w:lsdException w:name="footnote text" w:semiHidden="1" w:unhideWhenUsed="1"/>
+    <w:lsdException w:name="annotation text" w:semiHidden="1" w:unhideWhenUsed="1"/>
+    <w:lsdException w:name="header" w:semiHidden="1" w:unhideWhenUsed="1"/>
+    <w:lsdException w:name="footer" w:semiHidden="1" w:unhideWhenUsed="1"/>
+    <w:lsdException w:name="index heading" w:semiHidden="1" w:unhideWhenUsed="1"/>
+    <w:lsdException w:name="caption" w:semiHidden="1" w:uiPriority="35" w:unhideWhenUsed="1" w:qFormat="1"/>
+    <w:lsdException w:name="table of figures" w:semiHidden="1" w:unhideWhenUsed="1"/>
+    <w:lsdException w:name="envelope address" w:semiHidden="1" w:unhideWhenUsed="1"/>
+    <w:lsdException w:name="envelope return" w:semiHidden="1" w:unhideWhenUsed="1"/>
+    <w:lsdException w:name="footnote reference" w:semiHidden="1" w:unhideWhenUsed="1"/>
+    <w:lsdException w:name="annotation reference" w:semiHidden="1" w:unhideWhenUsed="1"/>
+    <w:lsdException w:name="line number" w:semiHidden="1" w:unhideWhenUsed="1"/>
+    <w:lsdException w:name="page number" w:semiHidden="1" w:unhideWhenUsed="1"/>
+    <w:lsdException w:name="endnote reference" w:semiHidden="1" w:unhideWhenUsed="1"/>
+    <w:lsdException w:name="endnote text" w:semiHidden="1" w:unhideWhenUsed="1"/>
+    <w:lsdException w:name="table of authorities" w:semiHidden="1" w:unhideWhenUsed="1"/>
+    <w:lsdException w:name="macro" w:semiHidden="1" w:unhideWhenUsed="1"/>
+    <w:lsdException w:name="toa heading" w:semiHidden="1" w:unhideWhenUsed="1"/>
+    <w:lsdException w:name="List" w:semiHidden="1" w:unhideWhenUsed="1"/>
+    <w:lsdException w:name="List Bullet" w:semiHidden="1" w:unhideWhenUsed="1"/>
+    <w:lsdException w:name="List Number" w:semiHidden="1" w:unhideWhenUsed="1"/>
+    <w:lsdException w:name="List 2" w:semiHidden="1" w:unhideWhenUsed="1"/>
+    <w:lsdException w:name="List 3" w:semiHidden="1" w:unhideWhenUsed="1"/>
+    <w:lsdException w:name="List 4" w:semiHidden="1" w:unhideWhenUsed="1"/>
+    <w:lsdException w:name="List 5" w:semiHidden="1" w:unhideWhenUsed="1"/>
+    <w:lsdException w:name="List Bullet 2" w:semiHidden="1" w:unhideWhenUsed="1"/>
+    <w:lsdException w:name="List Bullet 3" w:semiHidden="1" w:unhideWhenUsed="1"/>
+    <w:lsdException w:name="List Bullet 4" w:semiHidden="1" w:unhideWhenUsed="1"/>
+    <w:lsdException w:name="List Bullet 5" w:semiHidden="1" w:unhideWhenUsed="1"/>
+    <w:lsdException w:name="List Number 2" w:semiHidden="1" w:unhideWhenUsed="1"/>
+    <w:lsdException w:name="List Number 3" w:semiHidden="1" w:unhideWhenUsed="1"/>
+    <w:lsdException w:name="List Number 4" w:semiHidden="1" w:unhideWhenUsed="1"/>
+    <w:lsdException w:name="List Number 5" w:semiHidden="1" w:unhideWhenUsed="1"/>
+    <w:lsdException w:name="Title" w:uiPriority="10" w:qFormat="1"/>
+    <w:lsdException w:name="Closing" w:semiHidden="1" w:unhideWhenUsed="1"/>
+    <w:lsdException w:name="Signature" w:semiHidden="1" w:unhideWhenUsed="1"/>
+    <w:lsdException w:name="Default Paragraph Font" w:semiHidden="1" w:uiPriority="1" w:unhideWhenUsed="1"/>
+    <w:lsdException w:name="Body Text" w:semiHidden="1" w:unhideWhenUsed="1"/>
+    <w:lsdException w:name="Body Text Indent" w:semiHidden="1" w:unhideWhenUsed="1"/>
+    <w:lsdException w:name="List Continue" w:semiHidden="1" w:unhideWhenUsed="1"/>
+    <w:lsdException w:name="List Continue 2" w:semiHidden="1" w:unhideWhenUsed="1"/>
+    <w:lsdException w:name="List Continue 3" w:semiHidden="1" w:unhideWhenUsed="1"/>
+    <w:lsdException w:name="List Continue 4" w:semiHidden="1" w:unhideWhenUsed="1"/>
+    <w:lsdException w:name="List Continue 5" w:semiHidden="1" w:unhideWhenUsed="1"/>
+    <w:lsdException w:name="Message Header" w:semiHidden="1" w:unhideWhenUsed="1"/>
+    <w:lsdException w:name="Subtitle" w:uiPriority="11" w:qFormat="1"/>
+    <w:lsdException w:name="Salutation" w:semiHidden="1" w:unhideWhenUsed="1"/>
+    <w:lsdException w:name="Date" w:semiHidden="1" w:unhideWhenUsed="1"/>
+    <w:lsdException w:name="Body Text First Indent" w:semiHidden="1" w:unhideWhenUsed="1"/>
+    <w:lsdException w:name="Body Text First Indent 2" w:semiHidden="1" w:unhideWhenUsed="1"/>
+    <w:lsdException w:name="Note Heading" w:semiHidden="1" w:unhideWhenUsed="1"/>
+    <w:lsdException w:name="Body Text 2" w:semiHidden="1" w:unhideWhenUsed="1"/>
+    <w:lsdException w:name="Body Text 3" w:semiHidden="1" w:unhideWhenUsed="1"/>
+    <w:lsdException w:name="Body Text Indent 2" w:semiHidden="1" w:unhideWhenUsed="1"/>
+    <w:lsdException w:name="Body Text Indent 3" w:semiHidden="1" w:unhideWhenUsed="1"/>
+    <w:lsdException w:name="Block Text" w:semiHidden="1" w:unhideWhenUsed="1"/>
+    <w:lsdException w:name="Hyperlink" w:semiHidden="1" w:unhideWhenUsed="1"/>
+    <w:lsdException w:name="FollowedHyperlink" w:semiHidden="1" w:unhideWhenUsed="1"/>
+    <w:lsdException w:name="Strong" w:uiPriority="22" w:qFormat="1"/>
+    <w:lsdException w:name="Emphasis" w:uiPriority="20" w:qFormat="1"/>
+    <w:lsdException w:name="Document Map" w:semiHidden="1" w:unhideWhenUsed="1"/>
+    <w:lsdException w:name="Plain Text" w:semiHidden="1" w:unhideWhenUsed="1"/>
+    <w:lsdException w:name="E-mail Signature" w:semiHidden="1" w:unhideWhenUsed="1"/>
+    <w:lsdException w:name="HTML Top of Form" w:semiHidden="1" w:unhideWhenUsed="1"/>
+    <w:lsdException w:name="HTML Bottom of Form" w:semiHidden="1" w:unhideWhenUsed="1"/>
+    <w:lsdException w:name="Normal (Web)" w:semiHidden="1" w:unhideWhenUsed="1"/>
+    <w:lsdException w:name="HTML Acronym" w:semiHidden="1" w:unhideWhenUsed="1"/>
+    <w:lsdException w:name="HTML Address" w:semiHidden="1" w:unhideWhenUsed="1"/>
+    <w:lsdException w:name="HTML Cite" w:semiHidden="1" w:unhideWhenUsed="1"/>
+    <w:lsdException w:name="HTML Code" w:semiHidden="1" w:unhideWhenUsed="1"/>
+    <w:lsdException w:name="HTML Definition" w:semiHidden="1" w:unhideWhenUsed="1"/>
+    <w:lsdException w:name="HTML Keyboard" w:semiHidden="1" w:unhideWhenUsed="1"/>
+    <w:lsdException w:name="HTML Preformatted" w:semiHidden="1" w:unhideWhenUsed="1"/>
+    <w:lsdException w:name="HTML Sample" w:semiHidden="1" w:unhideWhenUsed="1"/>
+    <w:lsdException w:name="HTML Typewriter" w:semiHidden="1" w:unhideWhenUsed="1"/>
+    <w:lsdException w:name="HTML Variable" w:semiHidden="1" w:unhideWhenUsed="1"/>
+    <w:lsdException w:name="Normal Table" w:semiHidden="1" w:unhideWhenUsed="1"/>
+    <w:lsdException w:name="annotation subject" w:semiHidden="1" w:unhideWhenUsed="1"/>
+    <w:lsdException w:name="No List" w:semiHidden="1" w:unhideWhenUsed="1"/>
+    <w:lsdException w:name="Outline List 1" w:semiHidden="1" w:unhideWhenUsed="1"/>
+    <w:lsdException w:name="Outline List 2" w:semiHidden="1" w:unhideWhenUsed="1"/>
+    <w:lsdException w:name="Outline List 3" w:semiHidden="1" w:unhideWhenUsed="1"/>
+    <w:lsdException w:name="Table Simple 1" w:semiHidden="1" w:unhideWhenUsed="1"/>
+    <w:lsdException w:name="Table Simple 2" w:semiHidden="1" w:unhideWhenUsed="1"/>
+    <w:lsdException w:name="Table Simple 3" w:semiHidden="1" w:unhideWhenUsed="1"/>
+    <w:lsdException w:name="Table Classic 1" w:semiHidden="1" w:unhideWhenUsed="1"/>
+    <w:lsdException w:name="Table Classic 2" w:semiHidden="1" w:unhideWhenUsed="1"/>
+    <w:lsdException w:name="Table Classic 3" w:semiHidden="1" w:unhideWhenUsed="1"/>
+    <w:lsdException w:name="Table Classic 4" w:semiHidden="1" w:unhideWhenUsed="1"/>
+    <w:lsdException w:name="Table Colorful 1" w:semiHidden="1" w:unhideWhenUsed="1"/>
+    <w:lsdException w:name="Table Colorful 2" w:semiHidden="1" w:unhideWhenUsed="1"/>
+    <w:lsdException w:name="Table Colorful 3" w:semiHidden="1" w:unhideWhenUsed="1"/>
+    <w:lsdException w:name="Table Columns 1" w:semiHidden="1" w:unhideWhenUsed="1"/>
+    <w:lsdException w:name="Table Columns 2" w:semiHidden="1" w:unhideWhenUsed="1"/>
+    <w:lsdException w:name="Table Columns 3" w:semiHidden="1" w:unhideWhenUsed="1"/>
+    <w:lsdException w:name="Table Columns 4" w:semiHidden="1" w:unhideWhenUsed="1"/>
+    <w:lsdException w:name="Table Columns 5" w:semiHidden="1" w:unhideWhenUsed="1"/>
+    <w:lsdException w:name="Table Grid 1" w:semiHidden="1" w:unhideWhenUsed="1"/>
+    <w:lsdException w:name="Table Grid 2" w:semiHidden="1" w:unhideWhenUsed="1"/>
+    <w:lsdException w:name="Table Grid 3" w:semiHidden="1" w:unhideWhenUsed="1"/>
+    <w:lsdException w:name="Table Grid 4" w:semiHidden="1" w:unhideWhenUsed="1"/>
+    <w:lsdException w:name="Table Grid 5" w:semiHidden="1" w:unhideWhenUsed="1"/>
+    <w:lsdException w:name="Table Grid 6" w:semiHidden="1" w:unhideWhenUsed="1"/>
+    <w:lsdException w:name="Table Grid 7" w:semiHidden="1" w:unhideWhenUsed="1"/>
+    <w:lsdException w:name="Table Grid 8" w:semiHidden="1" w:unhideWhenUsed="1"/>
+    <w:lsdException w:name="Table List 1" w:semiHidden="1" w:unhideWhenUsed="1"/>
+    <w:lsdException w:name="Table List 2" w:semiHidden="1" w:unhideWhenUsed="1"/>
+    <w:lsdException w:name="Table List 3" w:semiHidden="1" w:unhideWhenUsed="1"/>
+    <w:lsdException w:name="Table List 4" w:semiHidden="1" w:unhideWhenUsed="1"/>
+    <w:lsdException w:name="Table List 5" w:semiHidden="1" w:unhideWhenUsed="1"/>
+    <w:lsdException w:name="Table List 6" w:semiHidden="1" w:unhideWhenUsed="1"/>
+    <w:lsdException w:name="Table List 7" w:semiHidden="1" w:unhideWhenUsed="1"/>
+    <w:lsdException w:name="Table List 8" w:semiHidden="1" w:unhideWhenUsed="1"/>
+    <w:lsdException w:name="Table 3D effects 1" w:semiHidden="1" w:unhideWhenUsed="1"/>
+    <w:lsdException w:name="Table 3D effects 2" w:semiHidden="1" w:unhideWhenUsed="1"/>
+    <w:lsdException w:name="Table 3D effects 3" w:semiHidden="1" w:unhideWhenUsed="1"/>
+    <w:lsdException w:name="Table Contemporary" w:semiHidden="1" w:unhideWhenUsed="1"/>
+    <w:lsdException w:name="Table Elegant" w:semiHidden="1" w:unhideWhenUsed="1"/>
+    <w:lsdException w:name="Table Professional" w:semiHidden="1" w:unhideWhenUsed="1"/>
+    <w:lsdException w:name="Table Subtle 1" w:semiHidden="1" w:unhideWhenUsed="1"/>
+    <w:lsdException w:name="Table Subtle 2" w:semiHidden="1" w:unhideWhenUsed="1"/>
+    <w:lsdException w:name="Table Web 1" w:semiHidden="1" w:unhideWhenUsed="1"/>
+    <w:lsdException w:name="Table Web 2" w:semiHidden="1" w:unhideWhenUsed="1"/>
+    <w:lsdException w:name="Table Web 3" w:semiHidden="1" w:unhideWhenUsed="1"/>
+    <w:lsdException w:name="Balloon Text" w:semiHidden="1" w:unhideWhenUsed="1"/>
+    <w:lsdException w:name="Table Grid" w:semiHidden="1" w:uiPriority="59" w:unhideWhenUsed="1"/>
+    <w:lsdException w:name="Table Theme" w:semiHidden="1" w:unhideWhenUsed="1"/>
+    <w:lsdException w:name="Placeholder Text" w:semiHidden="1"/>
+    <w:lsdException w:name="No Spacing" w:uiPriority="1" w:qFormat="1"/>
+    <w:lsdException w:name="Light Shading" w:uiPriority="60"/>
+    <w:lsdException w:name="Light List" w:uiPriority="61"/>
+    <w:lsdException w:name="Light Grid" w:uiPriority="62"/>
+    <w:lsdException w:name="Medium Shading 1" w:uiPriority="63"/>
+    <w:lsdException w:name="Medium Shading 2" w:uiPriority="64"/>
+    <w:lsdException w:name="Medium List 1" w:uiPriority="65"/>
+    <w:lsdException w:name="Medium List 2" w:uiPriority="66"/>
+    <w:lsdException w:name="Medium Grid 1" w:uiPriority="67"/>
+    <w:lsdException w:name="Medium Grid 2" w:uiPriority="68"/>
+    <w:lsdException w:name="Medium Grid 3" w:uiPriority="69"/>
+    <w:lsdException w:name="Dark List" w:uiPriority="70"/>
+    <w:lsdException w:name="Colorful Shading" w:uiPriority="71"/>
+    <w:lsdException w:name="Colorful List" w:uiPriority="72"/>
+    <w:lsdException w:name="Colorful Grid" w:uiPriority="73"/>
+    <w:lsdException w:name="Light Shading Accent 1" w:uiPriority="60"/>
+    <w:lsdException w:name="Light List Accent 1" w:uiPriority="61"/>
+    <w:lsdException w:name="Light Grid Accent 1" w:uiPriority="62"/>
+    <w:lsdException w:name="Medium Shading 1 Accent 1" w:uiPriority="63"/>
+    <w:lsdException w:name="Medium Shading 2 Accent 1" w:uiPriority="64"/>
+    <w:lsdException w:name="Medium List 1 Accent 1" w:uiPriority="65"/>
+    <w:lsdException w:name="Revision" w:semiHidden="1"/>
+    <w:lsdException w:name="List Paragraph" w:uiPriority="34" w:qFormat="1"/>
+    <w:lsdException w:name="Quote" w:uiPriority="29" w:qFormat="1"/>
+    <w:lsdException w:name="Intense Quote" w:uiPriority="30" w:qFormat="1"/>
+    <w:lsdException w:name="Medium List 2 Accent 1" w:uiPriority="66"/>
+    <w:lsdException w:name="Medium Grid 1 Accent 1" w:uiPriority="67"/>
+    <w:lsdException w:name="Medium Grid 2 Accent 1" w:uiPriority="68"/>
+    <w:lsdException w:name="Medium Grid 3 Accent 1" w:uiPriority="69"/>
+    <w:lsdException w:name="Dark List Accent 1" w:uiPriority="70"/>
+    <w:lsdException w:name="Colorful Shading Accent 1" w:uiPriority="71"/>
+    <w:lsdException w:name="Colorful List Accent 1" w:uiPriority="72"/>
+    <w:lsdException w:name="Colorful Grid Accent 1" w:uiPriority="73"/>
+    <w:lsdException w:name="Light Shading Accent 2" w:uiPriority="60"/>
+    <w:lsdException w:name="Light List Accent 2" w:uiPriority="61"/>
+    <w:lsdException w:name="Light Grid Accent 2" w:uiPriority="62"/>
+    <w:lsdException w:name="Medium Shading 1 Accent 2" w:uiPriority="63"/>
+    <w:lsdException w:name="Medium Shading 2 Accent 2" w:uiPriority="64"/>
+    <w:lsdException w:name="Medium List 1 Accent 2" w:uiPriority="65"/>
+    <w:lsdException w:name="Medium List 2 Accent 2" w:uiPriority="66"/>
+    <w:lsdException w:name="Medium Grid 1 Accent 2" w:uiPriority="67"/>
+    <w:lsdException w:name="Medium Grid 2 Accent 2" w:uiPriority="68"/>
+    <w:lsdException w:name="Medium Grid 3 Accent 2" w:uiPriority="69"/>
+    <w:lsdException w:name="Dark List Accent 2" w:uiPriority="70"/>
+    <w:lsdException w:name="Colorful Shading Accent 2" w:uiPriority="71"/>
+    <w:lsdException w:name="Colorful List Accent 2" w:uiPriority="72"/>
+    <w:lsdException w:name="Colorful Grid Accent 2" w:uiPriority="73"/>
+    <w:lsdException w:name="Light Shading Accent 3" w:uiPriority="60"/>
+    <w:lsdException w:name="Light List Accent 3" w:uiPriority="61"/>
+    <w:lsdException w:name="Light Grid Accent 3" w:uiPriority="62"/>
+    <w:lsdException w:name="Medium Shading 1 Accent 3" w:uiPriority="63"/>
+    <w:lsdException w:name="Medium Shading 2 Accent 3" w:uiPriority="64"/>
+    <w:lsdException w:name="Medium List 1 Accent 3" w:uiPriority="65"/>
+    <w:lsdException w:name="Medium List 2 Accent 3" w:uiPriority="66"/>
+    <w:lsdException w:name="Medium Grid 1 Accent 3" w:uiPriority="67"/>
+    <w:lsdException w:name="Medium Grid 2 Accent 3" w:uiPriority="68"/>
+    <w:lsdException w:name="Medium Grid 3 Accent 3" w:uiPriority="69"/>
+    <w:lsdException w:name="Dark List Accent 3" w:uiPriority="70"/>
+    <w:lsdException w:name="Colorful Shading Accent 3" w:uiPriority="71"/>
+    <w:lsdException w:name="Colorful List Accent 3" w:uiPriority="72"/>
+    <w:lsdException w:name="Colorful Grid Accent 3" w:uiPriority="73"/>
+    <w:lsdException w:name="Light Shading Accent 4" w:uiPriority="60"/>
+    <w:lsdException w:name="Light List Accent 4" w:uiPriority="61"/>
+    <w:lsdException w:name="Light Grid Accent 4" w:uiPriority="62"/>
+    <w:lsdException w:name="Medium Shading 1 Accent 4" w:uiPriority="63"/>
+    <w:lsdException w:name="Medium Shading 2 Accent 4" w:uiPriority="64"/>
+    <w:lsdException w:name="Medium List 1 Accent 4" w:uiPriority="65"/>
+    <w:lsdException w:name="Medium List 2 Accent 4" w:uiPriority="66"/>
+    <w:lsdException w:name="Medium Grid 1 Accent 4" w:uiPriority="67"/>
+    <w:lsdException w:name="Medium Grid 2 Accent 4" w:uiPriority="68"/>
+    <w:lsdException w:name="Medium Grid 3 Accent 4" w:uiPriority="69"/>
+    <w:lsdException w:name="Dark List Accent 4" w:uiPriority="70"/>
+    <w:lsdException w:name="Colorful Shading Accent 4" w:uiPriority="71"/>
+    <w:lsdException w:name="Colorful List Accent 4" w:uiPriority="72"/>
+    <w:lsdException w:name="Colorful Grid Accent 4" w:uiPriority="73"/>
+    <w:lsdException w:name="Light Shading Accent 5" w:uiPriority="60"/>
+    <w:lsdException w:name="Light List Accent 5" w:uiPriority="61"/>
+    <w:lsdException w:name="Light Grid Accent 5" w:uiPriority="62"/>
+    <w:lsdException w:name="Medium Shading 1 Accent 5" w:uiPriority="63"/>
+    <w:lsdException w:name="Medium Shading 2 Accent 5" w:uiPriority="64"/>
+    <w:lsdException w:name="Medium List 1 Accent 5" w:uiPriority="65"/>
+    <w:lsdException w:name="Medium List 2 Accent 5" w:uiPriority="66"/>
+    <w:lsdException w:name="Medium Grid 1 Accent 5" w:uiPriority="67"/>
+    <w:lsdException w:name="Medium Grid 2 Accent 5" w:uiPriority="68"/>
+    <w:lsdException w:name="Medium Grid 3 Accent 5" w:uiPriority="69"/>
+    <w:lsdException w:name="Dark List Accent 5" w:uiPriority="70"/>
+    <w:lsdException w:name="Colorful Shading Accent 5" w:uiPriority="71"/>
+    <w:lsdException w:name="Colorful List Accent 5" w:uiPriority="72"/>
+    <w:lsdException w:name="Colorful Grid Accent 5" w:uiPriority="73"/>
+    <w:lsdException w:name="Light Shading Accent 6" w:uiPriority="60"/>
+    <w:lsdException w:name="Light List Accent 6" w:uiPriority="61"/>
+    <w:lsdException w:name="Light Grid Accent 6" w:uiPriority="62"/>
+    <w:lsdException w:name="Medium Shading 1 Accent 6" w:uiPriority="63"/>
+    <w:lsdException w:name="Medium Shading 2 Accent 6" w:uiPriority="64"/>
+    <w:lsdException w:name="Medium List 1 Accent 6" w:uiPriority="65"/>
+    <w:lsdException w:name="Medium List 2 Accent 6" w:uiPriority="66"/>
+    <w:lsdException w:name="Medium Grid 1 Accent 6" w:uiPriority="67"/>
+    <w:lsdException w:name="Medium Grid 2 Accent 6" w:uiPriority="68"/>
+    <w:lsdException w:name="Medium Grid 3 Accent 6" w:uiPriority="69"/>
+    <w:lsdException w:name="Dark List Accent 6" w:uiPriority="70"/>
+    <w:lsdException w:name="Colorful Shading Accent 6" w:uiPriority="71"/>
+    <w:lsdException w:name="Colorful List Accent 6" w:uiPriority="72"/>
+    <w:lsdException w:name="Colorful Grid Accent 6" w:uiPriority="73"/>
+    <w:lsdException w:name="Subtle Emphasis" w:uiPriority="19" w:qFormat="1"/>
+    <w:lsdException w:name="Intense Emphasis" w:uiPriority="21" w:qFormat="1"/>
+    <w:lsdException w:name="Subtle Reference" w:uiPriority="31" w:qFormat="1"/>
+    <w:lsdException w:name="Intense Reference" w:uiPriority="32" w:qFormat="1"/>
+    <w:lsdException w:name="Book Title" w:uiPriority="33" w:qFormat="1"/>
+    <w:lsdException w:name="Bibliography" w:semiHidden="1" w:uiPriority="37" w:unhideWhenUsed="1"/>
+    <w:lsdException w:name="TOC Heading" w:semiHidden="1" w:uiPriority="39" w:unhideWhenUsed="1" w:qFormat="1"/>
+    <w:lsdException w:name="Plain Table 1" w:uiPriority="41"/>
+    <w:lsdException w:name="Plain Table 2" w:uiPriority="42"/>
+    <w:lsdException w:name="Plain Table 3" w:uiPriority="43"/>
+    <w:lsdException w:name="Plain Table 4" w:uiPriority="44"/>
+    <w:lsdException w:name="Plain Table 5" w:uiPriority="45"/>
+    <w:lsdException w:name="Grid Table Light" w:uiPriority="40"/>
+    <w:lsdException w:name="Grid Table 1 Light" w:uiPriority="46"/>
+    <w:lsdException w:name="Grid Table 2" w:uiPriority="47"/>
+    <w:lsdException w:name="Grid Table 3" w:uiPriority="48"/>
+    <w:lsdException w:name="Grid Table 4" w:uiPriority="49"/>
+    <w:lsdException w:name="Grid Table 5 Dark" w:uiPriority="50"/>
+    <w:lsdException w:name="Grid Table 6 Colorful" w:uiPriority="51"/>
+    <w:lsdException w:name="Grid Table 7 Colorful" w:uiPriority="52"/>
+    <w:lsdException w:name="Grid Table 1 Light Accent 1" w:uiPriority="46"/>
+    <w:lsdException w:name="Grid Table 2 Accent 1" w:uiPriority="47"/>
+    <w:lsdException w:name="Grid Table 3 Accent 1" w:uiPriority="48"/>
+    <w:lsdException w:name="Grid Table 4 Accent 1" w:uiPriority="49"/>
+    <w:lsdException w:name="Grid Table 5 Dark Accent 1" w:uiPriority="50"/>
+    <w:lsdException w:name="Grid Table 6 Colorful Accent 1" w:uiPriority="51"/>
+    <w:lsdException w:name="Grid Table 7 Colorful Accent 1" w:uiPriority="52"/>
+    <w:lsdException w:name="Grid Table 1 Light Accent 2" w:uiPriority="46"/>
+    <w:lsdException w:name="Grid Table 2 Accent 2" w:uiPriority="47"/>
+    <w:lsdException w:name="Grid Table 3 Accent 2" w:uiPriority="48"/>
+    <w:lsdException w:name="Grid Table 4 Accent 2" w:uiPriority="49"/>
+    <w:lsdException w:name="Grid Table 5 Dark Accent 2" w:uiPriority="50"/>
+    <w:lsdException w:name="Grid Table 6 Colorful Accent 2" w:uiPriority="51"/>
+    <w:lsdException w:name="Grid Table 7 Colorful Accent 2" w:uiPriority="52"/>
+    <w:lsdException w:name="Grid Table 1 Light Accent 3" w:uiPriority="46"/>
+    <w:lsdException w:name="Grid Table 2 Accent 3" w:uiPriority="47"/>
+    <w:lsdException w:name="Grid Table 3 Accent 3" w:uiPriority="48"/>
+    <w:lsdException w:name="Grid Table 4 Accent 3" w:uiPriority="49"/>
+    <w:lsdException w:name="Grid Table 5 Dark Accent 3" w:uiPriority="50"/>
+    <w:lsdException w:name="Grid Table 6 Colorful Accent 3" w:uiPriority="51"/>
+    <w:lsdException w:name="Grid Table 7 Colorful Accent 3" w:uiPriority="52"/>
+    <w:lsdException w:name="Grid Table 1 Light Accent 4" w:uiPriority="46"/>
+    <w:lsdException w:name="Grid Table 2 Accent 4" w:uiPriority="47"/>
+    <w:lsdException w:name="Grid Table 3 Accent 4" w:uiPriority="48"/>
+    <w:lsdException w:name="Grid Table 4 Accent 4" w:uiPriority="49"/>
+    <w:lsdException w:name="Grid Table 5 Dark Accent 4" w:uiPriority="50"/>
+    <w:lsdException w:name="Grid Table 6 Colorful Accent 4" w:uiPriority="51"/>
+    <w:lsdException w:name="Grid Table 7 Colorful Accent 4" w:uiPriority="52"/>
+    <w:lsdException w:name="Grid Table 1 Light Accent 5" w:uiPriority="46"/>
+    <w:lsdException w:name="Grid Table 2 Accent 5" w:uiPriority="47"/>
+    <w:lsdException w:name="Grid Table 3 Accent 5" w:uiPriority="48"/>
+    <w:lsdException w:name="Grid Table 4 Accent 5" w:uiPriority="49"/>
+    <w:lsdException w:name="Grid Table 5 Dark Accent 5" w:uiPriority="50"/>
+    <w:lsdException w:name="Grid Table 6 Colorful Accent 5" w:uiPriority="51"/>
+    <w:lsdException w:name="Grid Table 7 Colorful Accent 5" w:uiPriority="52"/>
+    <w:lsdException w:name="Grid Table 1 Light Accent 6" w:uiPriority="46"/>
+    <w:lsdException w:name="Grid Table 2 Accent 6" w:uiPriority="47"/>
+    <w:lsdException w:name="Grid Table 3 Accent 6" w:uiPriority="48"/>
+    <w:lsdException w:name="Grid Table 4 Accent 6" w:uiPriority="49"/>
+    <w:lsdException w:name="Grid Table 5 Dark Accent 6" w:uiPriority="50"/>
+    <w:lsdException w:name="Grid Table 6 Colorful Accent 6" w:uiPriority="51"/>
+    <w:lsdException w:name="Grid Table 7 Colorful Accent 6" w:uiPriority="52"/>
+    <w:lsdException w:name="List Table 1 Light" w:uiPriority="46"/>
+    <w:lsdException w:name="List Table 2" w:uiPriority="47"/>
+    <w:lsdException w:name="List Table 3" w:uiPriority="48"/>
+    <w:lsdException w:name="List Table 4" w:uiPriority="49"/>
+    <w:lsdException w:name="List Table 5 Dark" w:uiPriority="50"/>
+    <w:lsdException w:name="List Table 6 Colorful" w:uiPriority="51"/>
+    <w:lsdException w:name="List Table 7 Colorful" w:uiPriority="52"/>
+    <w:lsdException w:name="List Table 1 Light Accent 1" w:uiPriority="46"/>
+    <w:lsdException w:name="List Table 2 Accent 1" w:uiPriority="47"/>
+    <w:lsdException w:name="List Table 3 Accent 1" w:uiPriority="48"/>
+    <w:lsdException w:name="List Table 4 Accent 1" w:uiPriority="49"/>
+    <w:lsdException w:name="List Table 5 Dark Accent 1" w:uiPriority="50"/>
+    <w:lsdException w:name="List Table 6 Colorful Accent 1" w:uiPriority="51"/>
+    <w:lsdException w:name="List Table 7 Colorful Accent 1" w:uiPriority="52"/>
+    <w:lsdException w:name="List Table 1 Light Accent 2" w:uiPriority="46"/>
+    <w:lsdException w:name="List Table 2 Accent 2" w:uiPriority="47"/>
+    <w:lsdException w:name="List Table 3 Accent 2" w:uiPriority="48"/>
+    <w:lsdException w:name="List Table 4 Accent 2" w:uiPriority="49"/>
+    <w:lsdException w:name="List Table 5 Dark Accent 2" w:uiPriority="50"/>
+    <w:lsdException w:name="List Table 6 Colorful Accent 2" w:uiPriority="51"/>
+    <w:lsdException w:name="List Table 7 Colorful Accent 2" w:uiPriority="52"/>
+    <w:lsdException w:name="List Table 1 Light Accent 3" w:uiPriority="46"/>
+    <w:lsdException w:name="List Table 2 Accent 3" w:uiPriority="47"/>
+    <w:lsdException w:name="List Table 3 Accent 3" w:uiPriority="48"/>
+    <w:lsdException w:name="List Table 4 Accent 3" w:uiPriority="49"/>
+    <w:lsdException w:name="List Table 5 Dark Accent 3" w:uiPriority="50"/>
+    <w:lsdException w:name="List Table 6 Colorful Accent 3" w:uiPriority="51"/>
+    <w:lsdException w:name="List Table 7 Colorful Accent 3" w:uiPriority="52"/>
+    <w:lsdException w:name="List Table 1 Light Accent 4" w:uiPriority="46"/>
+    <w:lsdException w:name="List Table 2 Accent 4" w:uiPriority="47"/>
+    <w:lsdException w:name="List Table 3 Accent 4" w:uiPriority="48"/>
+    <w:lsdException w:name="List Table 4 Accent 4" w:uiPriority="49"/>
+    <w:lsdException w:name="List Table 5 Dark Accent 4" w:uiPriority="50"/>
+    <w:lsdException w:name="List Table 6 Colorful Accent 4" w:uiPriority="51"/>
+    <w:lsdException w:name="List Table 7 Colorful Accent 4" w:uiPriority="52"/>
+    <w:lsdException w:name="List Table 1 Light Accent 5" w:uiPriority="46"/>
+    <w:lsdException w:name="List Table 2 Accent 5" w:uiPriority="47"/>
+    <w:lsdException w:name="List Table 3 Accent 5" w:uiPriority="48"/>
+    <w:lsdException w:name="List Table 4 Accent 5" w:uiPriority="49"/>
+    <w:lsdException w:name="List Table 5 Dark Accent 5" w:uiPriority="50"/>
+    <w:lsdException w:name="List Table 6 Colorful Accent 5" w:uiPriority="51"/>
+    <w:lsdException w:name="List Table 7 Colorful Accent 5" w:uiPriority="52"/>
+    <w:lsdException w:name="List Table 1 Light Accent 6" w:uiPriority="46"/>
+    <w:lsdException w:name="List Table 2 Accent 6" w:uiPriority="47"/>
+    <w:lsdException w:name="List Table 3 Accent 6" w:uiPriority="48"/>
+    <w:lsdException w:name="List Table 4 Accent 6" w:uiPriority="49"/>
+    <w:lsdException w:name="List Table 5 Dark Accent 6" w:uiPriority="50"/>
+    <w:lsdException w:name="List Table 6 Colorful Accent 6" w:uiPriority="51"/>
+    <w:lsdException w:name="List Table 7 Colorful Accent 6" w:uiPriority="52"/>
+    <w:lsdException w:name="Mention" w:semiHidden="1" w:unhideWhenUsed="1"/>
+    <w:lsdException w:name="Smart Hyperlink" w:semiHidden="1" w:unhideWhenUsed="1"/>
+    <w:lsdException w:name="Hashtag" w:semiHidden="1" w:unhideWhenUsed="1"/>
+    <w:lsdException w:name="Unresolved Mention" w:semiHidden="1" w:unhideWhenUsed="1"/>
+    <w:lsdException w:name="Smart Link" w:semiHidden="1" w:unhideWhenUsed="1"/>
   </w:latentStyles>
   <w:style w:type="paragraph" w:default="1" w:styleId="a">
     <w:name w:val="Normal"/>
@@ -4711,7 +4713,6 @@
     <w:uiPriority w:val="59"/>
     <w:rsid w:val="0080377C"/>
     <w:tblPr>
-      <w:tblInd w:w="0" w:type="dxa"/>
       <w:tblBorders>
         <w:top w:val="single" w:sz="4" w:space="0" w:color="auto"/>
         <w:left w:val="single" w:sz="4" w:space="0" w:color="auto"/>
@@ -4720,18 +4721,12 @@
         <w:insideH w:val="single" w:sz="4" w:space="0" w:color="auto"/>
         <w:insideV w:val="single" w:sz="4" w:space="0" w:color="auto"/>
       </w:tblBorders>
-      <w:tblCellMar>
-        <w:top w:w="0" w:type="dxa"/>
-        <w:left w:w="108" w:type="dxa"/>
-        <w:bottom w:w="0" w:type="dxa"/>
-        <w:right w:w="108" w:type="dxa"/>
-      </w:tblCellMar>
     </w:tblPr>
   </w:style>
   <w:style w:type="paragraph" w:styleId="a5">
     <w:name w:val="Balloon Text"/>
     <w:basedOn w:val="a"/>
-    <w:link w:val="Char"/>
+    <w:link w:val="a6"/>
     <w:uiPriority w:val="99"/>
     <w:semiHidden/>
     <w:unhideWhenUsed/>
@@ -4741,257 +4736,8 @@
       <w:szCs w:val="18"/>
     </w:rPr>
   </w:style>
-  <w:style w:type="character" w:customStyle="1" w:styleId="Char">
-    <w:name w:val="批注框文本 Char"/>
-    <w:basedOn w:val="a0"/>
-    <w:link w:val="a5"/>
-    <w:uiPriority w:val="99"/>
-    <w:semiHidden/>
-    <w:rsid w:val="0013706B"/>
-    <w:rPr>
-      <w:sz w:val="18"/>
-      <w:szCs w:val="18"/>
-    </w:rPr>
-  </w:style>
-</w:styles>
-</file>
-
-<file path=word/stylesWithEffects.xml><?xml version="1.0" encoding="utf-8"?>
-<w:styles xmlns:wpc="http://schemas.microsoft.com/office/word/2010/wordprocessingCanvas" xmlns:mc="http://schemas.openxmlformats.org/markup-compatibility/2006" xmlns:o="urn:schemas-microsoft-com:office:office" xmlns:r="http://schemas.openxmlformats.org/officeDocument/2006/relationships" xmlns:m="http://schemas.openxmlformats.org/officeDocument/2006/math" xmlns:v="urn:schemas-microsoft-com:vml" xmlns:wp14="http://schemas.microsoft.com/office/word/2010/wordprocessingDrawing" xmlns:wp="http://schemas.openxmlformats.org/drawingml/2006/wordprocessingDrawing" xmlns:w10="urn:schemas-microsoft-com:office:word" xmlns:w="http://schemas.openxmlformats.org/wordprocessingml/2006/main" xmlns:w14="http://schemas.microsoft.com/office/word/2010/wordml" xmlns:wpg="http://schemas.microsoft.com/office/word/2010/wordprocessingGroup" xmlns:wpi="http://schemas.microsoft.com/office/word/2010/wordprocessingInk" xmlns:wne="http://schemas.microsoft.com/office/word/2006/wordml" xmlns:wps="http://schemas.microsoft.com/office/word/2010/wordprocessingShape" mc:Ignorable="w14 wp14">
-  <w:docDefaults>
-    <w:rPrDefault>
-      <w:rPr>
-        <w:rFonts w:asciiTheme="minorHAnsi" w:eastAsiaTheme="minorEastAsia" w:hAnsiTheme="minorHAnsi" w:cstheme="minorBidi"/>
-        <w:kern w:val="2"/>
-        <w:sz w:val="21"/>
-        <w:szCs w:val="22"/>
-        <w:lang w:val="en-US" w:eastAsia="zh-CN" w:bidi="ar-SA"/>
-      </w:rPr>
-    </w:rPrDefault>
-    <w:pPrDefault/>
-  </w:docDefaults>
-  <w:latentStyles w:defLockedState="0" w:defUIPriority="99" w:defSemiHidden="1" w:defUnhideWhenUsed="1" w:defQFormat="0" w:count="267">
-    <w:lsdException w:name="Normal" w:semiHidden="0" w:uiPriority="0" w:unhideWhenUsed="0" w:qFormat="1"/>
-    <w:lsdException w:name="heading 1" w:semiHidden="0" w:uiPriority="9" w:unhideWhenUsed="0" w:qFormat="1"/>
-    <w:lsdException w:name="heading 2" w:uiPriority="9" w:qFormat="1"/>
-    <w:lsdException w:name="heading 3" w:uiPriority="9" w:qFormat="1"/>
-    <w:lsdException w:name="heading 4" w:uiPriority="9" w:qFormat="1"/>
-    <w:lsdException w:name="heading 5" w:uiPriority="9" w:qFormat="1"/>
-    <w:lsdException w:name="heading 6" w:uiPriority="9" w:qFormat="1"/>
-    <w:lsdException w:name="heading 7" w:uiPriority="9" w:qFormat="1"/>
-    <w:lsdException w:name="heading 8" w:uiPriority="9" w:qFormat="1"/>
-    <w:lsdException w:name="heading 9" w:uiPriority="9" w:qFormat="1"/>
-    <w:lsdException w:name="toc 1" w:uiPriority="39"/>
-    <w:lsdException w:name="toc 2" w:uiPriority="39"/>
-    <w:lsdException w:name="toc 3" w:uiPriority="39"/>
-    <w:lsdException w:name="toc 4" w:uiPriority="39"/>
-    <w:lsdException w:name="toc 5" w:uiPriority="39"/>
-    <w:lsdException w:name="toc 6" w:uiPriority="39"/>
-    <w:lsdException w:name="toc 7" w:uiPriority="39"/>
-    <w:lsdException w:name="toc 8" w:uiPriority="39"/>
-    <w:lsdException w:name="toc 9" w:uiPriority="39"/>
-    <w:lsdException w:name="caption" w:uiPriority="35" w:qFormat="1"/>
-    <w:lsdException w:name="Title" w:semiHidden="0" w:uiPriority="10" w:unhideWhenUsed="0" w:qFormat="1"/>
-    <w:lsdException w:name="Default Paragraph Font" w:uiPriority="1"/>
-    <w:lsdException w:name="Subtitle" w:semiHidden="0" w:uiPriority="11" w:unhideWhenUsed="0" w:qFormat="1"/>
-    <w:lsdException w:name="Strong" w:semiHidden="0" w:uiPriority="22" w:unhideWhenUsed="0" w:qFormat="1"/>
-    <w:lsdException w:name="Emphasis" w:semiHidden="0" w:uiPriority="20" w:unhideWhenUsed="0" w:qFormat="1"/>
-    <w:lsdException w:name="Table Grid" w:semiHidden="0" w:uiPriority="59" w:unhideWhenUsed="0"/>
-    <w:lsdException w:name="Placeholder Text" w:unhideWhenUsed="0"/>
-    <w:lsdException w:name="No Spacing" w:semiHidden="0" w:uiPriority="1" w:unhideWhenUsed="0" w:qFormat="1"/>
-    <w:lsdException w:name="Light Shading" w:semiHidden="0" w:uiPriority="60" w:unhideWhenUsed="0"/>
-    <w:lsdException w:name="Light List" w:semiHidden="0" w:uiPriority="61" w:unhideWhenUsed="0"/>
-    <w:lsdException w:name="Light Grid" w:semiHidden="0" w:uiPriority="62" w:unhideWhenUsed="0"/>
-    <w:lsdException w:name="Medium Shading 1" w:semiHidden="0" w:uiPriority="63" w:unhideWhenUsed="0"/>
-    <w:lsdException w:name="Medium Shading 2" w:semiHidden="0" w:uiPriority="64" w:unhideWhenUsed="0"/>
-    <w:lsdException w:name="Medium List 1" w:semiHidden="0" w:uiPriority="65" w:unhideWhenUsed="0"/>
-    <w:lsdException w:name="Medium List 2" w:semiHidden="0" w:uiPriority="66" w:unhideWhenUsed="0"/>
-    <w:lsdException w:name="Medium Grid 1" w:semiHidden="0" w:uiPriority="67" w:unhideWhenUsed="0"/>
-    <w:lsdException w:name="Medium Grid 2" w:semiHidden="0" w:uiPriority="68" w:unhideWhenUsed="0"/>
-    <w:lsdException w:name="Medium Grid 3" w:semiHidden="0" w:uiPriority="69" w:unhideWhenUsed="0"/>
-    <w:lsdException w:name="Dark List" w:semiHidden="0" w:uiPriority="70" w:unhideWhenUsed="0"/>
-    <w:lsdException w:name="Colorful Shading" w:semiHidden="0" w:uiPriority="71" w:unhideWhenUsed="0"/>
-    <w:lsdException w:name="Colorful List" w:semiHidden="0" w:uiPriority="72" w:unhideWhenUsed="0"/>
-    <w:lsdException w:name="Colorful Grid" w:semiHidden="0" w:uiPriority="73" w:unhideWhenUsed="0"/>
-    <w:lsdException w:name="Light Shading Accent 1" w:semiHidden="0" w:uiPriority="60" w:unhideWhenUsed="0"/>
-    <w:lsdException w:name="Light List Accent 1" w:semiHidden="0" w:uiPriority="61" w:unhideWhenUsed="0"/>
-    <w:lsdException w:name="Light Grid Accent 1" w:semiHidden="0" w:uiPriority="62" w:unhideWhenUsed="0"/>
-    <w:lsdException w:name="Medium Shading 1 Accent 1" w:semiHidden="0" w:uiPriority="63" w:unhideWhenUsed="0"/>
-    <w:lsdException w:name="Medium Shading 2 Accent 1" w:semiHidden="0" w:uiPriority="64" w:unhideWhenUsed="0"/>
-    <w:lsdException w:name="Medium List 1 Accent 1" w:semiHidden="0" w:uiPriority="65" w:unhideWhenUsed="0"/>
-    <w:lsdException w:name="Revision" w:unhideWhenUsed="0"/>
-    <w:lsdException w:name="List Paragraph" w:semiHidden="0" w:uiPriority="34" w:unhideWhenUsed="0" w:qFormat="1"/>
-    <w:lsdException w:name="Quote" w:semiHidden="0" w:uiPriority="29" w:unhideWhenUsed="0" w:qFormat="1"/>
-    <w:lsdException w:name="Intense Quote" w:semiHidden="0" w:uiPriority="30" w:unhideWhenUsed="0" w:qFormat="1"/>
-    <w:lsdException w:name="Medium List 2 Accent 1" w:semiHidden="0" w:uiPriority="66" w:unhideWhenUsed="0"/>
-    <w:lsdException w:name="Medium Grid 1 Accent 1" w:semiHidden="0" w:uiPriority="67" w:unhideWhenUsed="0"/>
-    <w:lsdException w:name="Medium Grid 2 Accent 1" w:semiHidden="0" w:uiPriority="68" w:unhideWhenUsed="0"/>
-    <w:lsdException w:name="Medium Grid 3 Accent 1" w:semiHidden="0" w:uiPriority="69" w:unhideWhenUsed="0"/>
-    <w:lsdException w:name="Dark List Accent 1" w:semiHidden="0" w:uiPriority="70" w:unhideWhenUsed="0"/>
-    <w:lsdException w:name="Colorful Shading Accent 1" w:semiHidden="0" w:uiPriority="71" w:unhideWhenUsed="0"/>
-    <w:lsdException w:name="Colorful List Accent 1" w:semiHidden="0" w:uiPriority="72" w:unhideWhenUsed="0"/>
-    <w:lsdException w:name="Colorful Grid Accent 1" w:semiHidden="0" w:uiPriority="73" w:unhideWhenUsed="0"/>
-    <w:lsdException w:name="Light Shading Accent 2" w:semiHidden="0" w:uiPriority="60" w:unhideWhenUsed="0"/>
-    <w:lsdException w:name="Light List Accent 2" w:semiHidden="0" w:uiPriority="61" w:unhideWhenUsed="0"/>
-    <w:lsdException w:name="Light Grid Accent 2" w:semiHidden="0" w:uiPriority="62" w:unhideWhenUsed="0"/>
-    <w:lsdException w:name="Medium Shading 1 Accent 2" w:semiHidden="0" w:uiPriority="63" w:unhideWhenUsed="0"/>
-    <w:lsdException w:name="Medium Shading 2 Accent 2" w:semiHidden="0" w:uiPriority="64" w:unhideWhenUsed="0"/>
-    <w:lsdException w:name="Medium List 1 Accent 2" w:semiHidden="0" w:uiPriority="65" w:unhideWhenUsed="0"/>
-    <w:lsdException w:name="Medium List 2 Accent 2" w:semiHidden="0" w:uiPriority="66" w:unhideWhenUsed="0"/>
-    <w:lsdException w:name="Medium Grid 1 Accent 2" w:semiHidden="0" w:uiPriority="67" w:unhideWhenUsed="0"/>
-    <w:lsdException w:name="Medium Grid 2 Accent 2" w:semiHidden="0" w:uiPriority="68" w:unhideWhenUsed="0"/>
-    <w:lsdException w:name="Medium Grid 3 Accent 2" w:semiHidden="0" w:uiPriority="69" w:unhideWhenUsed="0"/>
-    <w:lsdException w:name="Dark List Accent 2" w:semiHidden="0" w:uiPriority="70" w:unhideWhenUsed="0"/>
-    <w:lsdException w:name="Colorful Shading Accent 2" w:semiHidden="0" w:uiPriority="71" w:unhideWhenUsed="0"/>
-    <w:lsdException w:name="Colorful List Accent 2" w:semiHidden="0" w:uiPriority="72" w:unhideWhenUsed="0"/>
-    <w:lsdException w:name="Colorful Grid Accent 2" w:semiHidden="0" w:uiPriority="73" w:unhideWhenUsed="0"/>
-    <w:lsdException w:name="Light Shading Accent 3" w:semiHidden="0" w:uiPriority="60" w:unhideWhenUsed="0"/>
-    <w:lsdException w:name="Light List Accent 3" w:semiHidden="0" w:uiPriority="61" w:unhideWhenUsed="0"/>
-    <w:lsdException w:name="Light Grid Accent 3" w:semiHidden="0" w:uiPriority="62" w:unhideWhenUsed="0"/>
-    <w:lsdException w:name="Medium Shading 1 Accent 3" w:semiHidden="0" w:uiPriority="63" w:unhideWhenUsed="0"/>
-    <w:lsdException w:name="Medium Shading 2 Accent 3" w:semiHidden="0" w:uiPriority="64" w:unhideWhenUsed="0"/>
-    <w:lsdException w:name="Medium List 1 Accent 3" w:semiHidden="0" w:uiPriority="65" w:unhideWhenUsed="0"/>
-    <w:lsdException w:name="Medium List 2 Accent 3" w:semiHidden="0" w:uiPriority="66" w:unhideWhenUsed="0"/>
-    <w:lsdException w:name="Medium Grid 1 Accent 3" w:semiHidden="0" w:uiPriority="67" w:unhideWhenUsed="0"/>
-    <w:lsdException w:name="Medium Grid 2 Accent 3" w:semiHidden="0" w:uiPriority="68" w:unhideWhenUsed="0"/>
-    <w:lsdException w:name="Medium Grid 3 Accent 3" w:semiHidden="0" w:uiPriority="69" w:unhideWhenUsed="0"/>
-    <w:lsdException w:name="Dark List Accent 3" w:semiHidden="0" w:uiPriority="70" w:unhideWhenUsed="0"/>
-    <w:lsdException w:name="Colorful Shading Accent 3" w:semiHidden="0" w:uiPriority="71" w:unhideWhenUsed="0"/>
-    <w:lsdException w:name="Colorful List Accent 3" w:semiHidden="0" w:uiPriority="72" w:unhideWhenUsed="0"/>
-    <w:lsdException w:name="Colorful Grid Accent 3" w:semiHidden="0" w:uiPriority="73" w:unhideWhenUsed="0"/>
-    <w:lsdException w:name="Light Shading Accent 4" w:semiHidden="0" w:uiPriority="60" w:unhideWhenUsed="0"/>
-    <w:lsdException w:name="Light List Accent 4" w:semiHidden="0" w:uiPriority="61" w:unhideWhenUsed="0"/>
-    <w:lsdException w:name="Light Grid Accent 4" w:semiHidden="0" w:uiPriority="62" w:unhideWhenUsed="0"/>
-    <w:lsdException w:name="Medium Shading 1 Accent 4" w:semiHidden="0" w:uiPriority="63" w:unhideWhenUsed="0"/>
-    <w:lsdException w:name="Medium Shading 2 Accent 4" w:semiHidden="0" w:uiPriority="64" w:unhideWhenUsed="0"/>
-    <w:lsdException w:name="Medium List 1 Accent 4" w:semiHidden="0" w:uiPriority="65" w:unhideWhenUsed="0"/>
-    <w:lsdException w:name="Medium List 2 Accent 4" w:semiHidden="0" w:uiPriority="66" w:unhideWhenUsed="0"/>
-    <w:lsdException w:name="Medium Grid 1 Accent 4" w:semiHidden="0" w:uiPriority="67" w:unhideWhenUsed="0"/>
-    <w:lsdException w:name="Medium Grid 2 Accent 4" w:semiHidden="0" w:uiPriority="68" w:unhideWhenUsed="0"/>
-    <w:lsdException w:name="Medium Grid 3 Accent 4" w:semiHidden="0" w:uiPriority="69" w:unhideWhenUsed="0"/>
-    <w:lsdException w:name="Dark List Accent 4" w:semiHidden="0" w:uiPriority="70" w:unhideWhenUsed="0"/>
-    <w:lsdException w:name="Colorful Shading Accent 4" w:semiHidden="0" w:uiPriority="71" w:unhideWhenUsed="0"/>
-    <w:lsdException w:name="Colorful List Accent 4" w:semiHidden="0" w:uiPriority="72" w:unhideWhenUsed="0"/>
-    <w:lsdException w:name="Colorful Grid Accent 4" w:semiHidden="0" w:uiPriority="73" w:unhideWhenUsed="0"/>
-    <w:lsdException w:name="Light Shading Accent 5" w:semiHidden="0" w:uiPriority="60" w:unhideWhenUsed="0"/>
-    <w:lsdException w:name="Light List Accent 5" w:semiHidden="0" w:uiPriority="61" w:unhideWhenUsed="0"/>
-    <w:lsdException w:name="Light Grid Accent 5" w:semiHidden="0" w:uiPriority="62" w:unhideWhenUsed="0"/>
-    <w:lsdException w:name="Medium Shading 1 Accent 5" w:semiHidden="0" w:uiPriority="63" w:unhideWhenUsed="0"/>
-    <w:lsdException w:name="Medium Shading 2 Accent 5" w:semiHidden="0" w:uiPriority="64" w:unhideWhenUsed="0"/>
-    <w:lsdException w:name="Medium List 1 Accent 5" w:semiHidden="0" w:uiPriority="65" w:unhideWhenUsed="0"/>
-    <w:lsdException w:name="Medium List 2 Accent 5" w:semiHidden="0" w:uiPriority="66" w:unhideWhenUsed="0"/>
-    <w:lsdException w:name="Medium Grid 1 Accent 5" w:semiHidden="0" w:uiPriority="67" w:unhideWhenUsed="0"/>
-    <w:lsdException w:name="Medium Grid 2 Accent 5" w:semiHidden="0" w:uiPriority="68" w:unhideWhenUsed="0"/>
-    <w:lsdException w:name="Medium Grid 3 Accent 5" w:semiHidden="0" w:uiPriority="69" w:unhideWhenUsed="0"/>
-    <w:lsdException w:name="Dark List Accent 5" w:semiHidden="0" w:uiPriority="70" w:unhideWhenUsed="0"/>
-    <w:lsdException w:name="Colorful Shading Accent 5" w:semiHidden="0" w:uiPriority="71" w:unhideWhenUsed="0"/>
-    <w:lsdException w:name="Colorful List Accent 5" w:semiHidden="0" w:uiPriority="72" w:unhideWhenUsed="0"/>
-    <w:lsdException w:name="Colorful Grid Accent 5" w:semiHidden="0" w:uiPriority="73" w:unhideWhenUsed="0"/>
-    <w:lsdException w:name="Light Shading Accent 6" w:semiHidden="0" w:uiPriority="60" w:unhideWhenUsed="0"/>
-    <w:lsdException w:name="Light List Accent 6" w:semiHidden="0" w:uiPriority="61" w:unhideWhenUsed="0"/>
-    <w:lsdException w:name="Light Grid Accent 6" w:semiHidden="0" w:uiPriority="62" w:unhideWhenUsed="0"/>
-    <w:lsdException w:name="Medium Shading 1 Accent 6" w:semiHidden="0" w:uiPriority="63" w:unhideWhenUsed="0"/>
-    <w:lsdException w:name="Medium Shading 2 Accent 6" w:semiHidden="0" w:uiPriority="64" w:unhideWhenUsed="0"/>
-    <w:lsdException w:name="Medium List 1 Accent 6" w:semiHidden="0" w:uiPriority="65" w:unhideWhenUsed="0"/>
-    <w:lsdException w:name="Medium List 2 Accent 6" w:semiHidden="0" w:uiPriority="66" w:unhideWhenUsed="0"/>
-    <w:lsdException w:name="Medium Grid 1 Accent 6" w:semiHidden="0" w:uiPriority="67" w:unhideWhenUsed="0"/>
-    <w:lsdException w:name="Medium Grid 2 Accent 6" w:semiHidden="0" w:uiPriority="68" w:unhideWhenUsed="0"/>
-    <w:lsdException w:name="Medium Grid 3 Accent 6" w:semiHidden="0" w:uiPriority="69" w:unhideWhenUsed="0"/>
-    <w:lsdException w:name="Dark List Accent 6" w:semiHidden="0" w:uiPriority="70" w:unhideWhenUsed="0"/>
-    <w:lsdException w:name="Colorful Shading Accent 6" w:semiHidden="0" w:uiPriority="71" w:unhideWhenUsed="0"/>
-    <w:lsdException w:name="Colorful List Accent 6" w:semiHidden="0" w:uiPriority="72" w:unhideWhenUsed="0"/>
-    <w:lsdException w:name="Colorful Grid Accent 6" w:semiHidden="0" w:uiPriority="73" w:unhideWhenUsed="0"/>
-    <w:lsdException w:name="Subtle Emphasis" w:semiHidden="0" w:uiPriority="19" w:unhideWhenUsed="0" w:qFormat="1"/>
-    <w:lsdException w:name="Intense Emphasis" w:semiHidden="0" w:uiPriority="21" w:unhideWhenUsed="0" w:qFormat="1"/>
-    <w:lsdException w:name="Subtle Reference" w:semiHidden="0" w:uiPriority="31" w:unhideWhenUsed="0" w:qFormat="1"/>
-    <w:lsdException w:name="Intense Reference" w:semiHidden="0" w:uiPriority="32" w:unhideWhenUsed="0" w:qFormat="1"/>
-    <w:lsdException w:name="Book Title" w:semiHidden="0" w:uiPriority="33" w:unhideWhenUsed="0" w:qFormat="1"/>
-    <w:lsdException w:name="Bibliography" w:uiPriority="37"/>
-    <w:lsdException w:name="TOC Heading" w:uiPriority="39" w:qFormat="1"/>
-  </w:latentStyles>
-  <w:style w:type="paragraph" w:default="1" w:styleId="a">
-    <w:name w:val="Normal"/>
-    <w:qFormat/>
-    <w:pPr>
-      <w:widowControl w:val="0"/>
-      <w:jc w:val="both"/>
-    </w:pPr>
-  </w:style>
-  <w:style w:type="character" w:default="1" w:styleId="a0">
-    <w:name w:val="Default Paragraph Font"/>
-    <w:uiPriority w:val="1"/>
-    <w:semiHidden/>
-    <w:unhideWhenUsed/>
-  </w:style>
-  <w:style w:type="table" w:default="1" w:styleId="a1">
-    <w:name w:val="Normal Table"/>
-    <w:uiPriority w:val="99"/>
-    <w:semiHidden/>
-    <w:unhideWhenUsed/>
-    <w:tblPr>
-      <w:tblInd w:w="0" w:type="dxa"/>
-      <w:tblCellMar>
-        <w:top w:w="0" w:type="dxa"/>
-        <w:left w:w="108" w:type="dxa"/>
-        <w:bottom w:w="0" w:type="dxa"/>
-        <w:right w:w="108" w:type="dxa"/>
-      </w:tblCellMar>
-    </w:tblPr>
-  </w:style>
-  <w:style w:type="numbering" w:default="1" w:styleId="a2">
-    <w:name w:val="No List"/>
-    <w:uiPriority w:val="99"/>
-    <w:semiHidden/>
-    <w:unhideWhenUsed/>
-  </w:style>
-  <w:style w:type="paragraph" w:styleId="a3">
-    <w:name w:val="List Paragraph"/>
-    <w:basedOn w:val="a"/>
-    <w:uiPriority w:val="34"/>
-    <w:qFormat/>
-    <w:rsid w:val="00DC3F09"/>
-    <w:pPr>
-      <w:ind w:firstLineChars="200" w:firstLine="420"/>
-    </w:pPr>
-  </w:style>
-  <w:style w:type="table" w:styleId="a4">
-    <w:name w:val="Table Grid"/>
-    <w:basedOn w:val="a1"/>
-    <w:uiPriority w:val="59"/>
-    <w:rsid w:val="0080377C"/>
-    <w:tblPr>
-      <w:tblInd w:w="0" w:type="dxa"/>
-      <w:tblBorders>
-        <w:top w:val="single" w:sz="4" w:space="0" w:color="auto"/>
-        <w:left w:val="single" w:sz="4" w:space="0" w:color="auto"/>
-        <w:bottom w:val="single" w:sz="4" w:space="0" w:color="auto"/>
-        <w:right w:val="single" w:sz="4" w:space="0" w:color="auto"/>
-        <w:insideH w:val="single" w:sz="4" w:space="0" w:color="auto"/>
-        <w:insideV w:val="single" w:sz="4" w:space="0" w:color="auto"/>
-      </w:tblBorders>
-      <w:tblCellMar>
-        <w:top w:w="0" w:type="dxa"/>
-        <w:left w:w="108" w:type="dxa"/>
-        <w:bottom w:w="0" w:type="dxa"/>
-        <w:right w:w="108" w:type="dxa"/>
-      </w:tblCellMar>
-    </w:tblPr>
-  </w:style>
-  <w:style w:type="paragraph" w:styleId="a5">
-    <w:name w:val="Balloon Text"/>
-    <w:basedOn w:val="a"/>
-    <w:link w:val="Char"/>
-    <w:uiPriority w:val="99"/>
-    <w:semiHidden/>
-    <w:unhideWhenUsed/>
-    <w:rsid w:val="0013706B"/>
-    <w:rPr>
-      <w:sz w:val="18"/>
-      <w:szCs w:val="18"/>
-    </w:rPr>
-  </w:style>
-  <w:style w:type="character" w:customStyle="1" w:styleId="Char">
-    <w:name w:val="批注框文本 Char"/>
+  <w:style w:type="character" w:customStyle="1" w:styleId="a6">
+    <w:name w:val="批注框文本 字符"/>
     <w:basedOn w:val="a0"/>
     <w:link w:val="a5"/>
     <w:uiPriority w:val="99"/>
